--- a/downloads/student/ai-7-week-32.docx
+++ b/downloads/student/ai-7-week-32.docx
@@ -777,6 +777,16 @@
     <w:p>
       <w:r>
         <w:t>Two plants provide limited coverage; grouping correctly does not create more independent evidence.</w:t>
+      </w:r>
+    </w:p>
+    <w:p>
+      <w:r>
+        <w:t>Read the labelled picture: Count photos and underlying plants in the reviewer’s concern. What analysis assumption needs revision, and why does changing only the word photos to plants fail to repair it?</w:t>
+      </w:r>
+    </w:p>
+    <w:p>
+      <w:r>
+        <w:t>Change one thing: The team only changes "photos" to "plants" without revisiting analysis. Predict the result before checking the explanation. What remains the same?</w:t>
       </w:r>
     </w:p>
     <w:p>
@@ -1875,6 +1885,187 @@
         <w:t>Attempt the independent case before hints. Record whether you worked alone, used a hint or followed a model. After feedback, fix the first unsupported step and explain why it changed. A later check uses a changed case, not a copied answer.</w:t>
       </w:r>
     </w:p>
+    <w:p>
+      <w:pPr>
+        <w:pStyle w:val="Heading1"/>
+      </w:pPr>
+      <w:r>
+        <w:t>15. Your lesson route</w:t>
+      </w:r>
+    </w:p>
+    <w:p>
+      <w:r>
+        <w:t>Start with this question: Respond to a reviewer with evidence. A reviewer asks why four photos of one plant were treated as four independent plants.</w:t>
+      </w:r>
+    </w:p>
+    <w:tbl>
+      <w:tblPr>
+        <w:tblStyle w:val="LightShading-Accent1"/>
+        <w:tblW w:type="auto" w:w="0"/>
+        <w:tblLook w:firstColumn="1" w:firstRow="1" w:lastColumn="0" w:lastRow="0" w:noHBand="0" w:noVBand="1" w:val="04A0"/>
+      </w:tblPr>
+      <w:tblGrid>
+        <w:gridCol w:w="5112"/>
+        <w:gridCol w:w="5112"/>
+      </w:tblGrid>
+      <w:tr>
+        <w:trPr>
+          <w:tblHeader/>
+        </w:trPr>
+        <w:tc>
+          <w:tcPr>
+            <w:tcW w:type="dxa" w:w="5112"/>
+          </w:tcPr>
+          <w:p>
+            <w:r>
+              <w:t>By the end, I can</w:t>
+            </w:r>
+          </w:p>
+        </w:tc>
+        <w:tc>
+          <w:tcPr>
+            <w:tcW w:type="dxa" w:w="5112"/>
+          </w:tcPr>
+          <w:p>
+            <w:r>
+              <w:t>How I will show it</w:t>
+            </w:r>
+          </w:p>
+        </w:tc>
+      </w:tr>
+      <w:tr>
+        <w:tc>
+          <w:tcPr>
+            <w:tcW w:type="dxa" w:w="5112"/>
+          </w:tcPr>
+          <w:p>
+            <w:r>
+              <w:t>Explain the mechanism and terminology of peer review and response</w:t>
+            </w:r>
+          </w:p>
+        </w:tc>
+        <w:tc>
+          <w:tcPr>
+            <w:tcW w:type="dxa" w:w="5112"/>
+          </w:tcPr>
+          <w:p>
+            <w:r>
+              <w:t>Explain the deciding step, show a trace or test, and state one limit.</w:t>
+            </w:r>
+          </w:p>
+        </w:tc>
+      </w:tr>
+      <w:tr>
+        <w:tc>
+          <w:tcPr>
+            <w:tcW w:type="dxa" w:w="5112"/>
+          </w:tcPr>
+          <w:p>
+            <w:r>
+              <w:t>Apply the stated procedure to a new case with a traceable result</w:t>
+            </w:r>
+          </w:p>
+        </w:tc>
+        <w:tc>
+          <w:tcPr>
+            <w:tcW w:type="dxa" w:w="5112"/>
+          </w:tcPr>
+          <w:p>
+            <w:r>
+              <w:t>Explain the deciding step, show a trace or test, and state one limit.</w:t>
+            </w:r>
+          </w:p>
+        </w:tc>
+      </w:tr>
+      <w:tr>
+        <w:tc>
+          <w:tcPr>
+            <w:tcW w:type="dxa" w:w="5112"/>
+          </w:tcPr>
+          <w:p>
+            <w:r>
+              <w:t>Identify an assumption or limitation and design a revealing follow-up</w:t>
+            </w:r>
+          </w:p>
+        </w:tc>
+        <w:tc>
+          <w:tcPr>
+            <w:tcW w:type="dxa" w:w="5112"/>
+          </w:tcPr>
+          <w:p>
+            <w:r>
+              <w:t>Explain the deciding step, show a trace or test, and state one limit.</w:t>
+            </w:r>
+          </w:p>
+        </w:tc>
+      </w:tr>
+    </w:tbl>
+    <w:p>
+      <w:r>
+        <w:t>Remember → watch and explain → try with help → investigate → try independently → keep project evidence. Your teacher may spread this lesson across several classes.</w:t>
+      </w:r>
+    </w:p>
+    <w:p>
+      <w:r>
+        <w:t>Keep your first prediction. Compare it with what the evidence shows and explain any change.</w:t>
+      </w:r>
+    </w:p>
+    <w:p>
+      <w:pPr>
+        <w:pStyle w:val="Heading1"/>
+      </w:pPr>
+      <w:r>
+        <w:t>16. Finish and return</w:t>
+      </w:r>
+    </w:p>
+    <w:p>
+      <w:r>
+        <w:t>Close your notes. Explain this goal in your own words: Explain the mechanism and terminology of peer review and response</w:t>
+      </w:r>
+    </w:p>
+    <w:p>
+      <w:pPr>
+        <w:pStyle w:val="Heading3"/>
+      </w:pPr>
+      <w:r>
+        <w:t>My deciding step, evidence and one remaining question</w:t>
+      </w:r>
+    </w:p>
+    <w:p>
+      <w:r>
+        <w:t>________________________________________________________________</w:t>
+      </w:r>
+    </w:p>
+    <w:p>
+      <w:r>
+        <w:t>________________________________________________________________</w:t>
+      </w:r>
+    </w:p>
+    <w:p>
+      <w:r>
+        <w:t>________________________________________________________________</w:t>
+      </w:r>
+    </w:p>
+    <w:p>
+      <w:r>
+        <w:t>________________________________________________________________</w:t>
+      </w:r>
+    </w:p>
+    <w:p>
+      <w:r>
+        <w:t>________________________________________________________________</w:t>
+      </w:r>
+    </w:p>
+    <w:p>
+      <w:r>
+        <w:t>If you are unsure, return to the worked picture and explain one arrow. If you are ready, change an input or assumption and justify your prediction.</w:t>
+      </w:r>
+    </w:p>
+    <w:p>
+      <w:r>
+        <w:t>Save your workbook evidence. At the next review, try a different case before opening your old answer.</w:t>
+      </w:r>
+    </w:p>
     <w:sectPr>
       <w:pgSz w:w="12240" w:h="15840"/>
       <w:pgMar w:top="936" w:right="1008" w:bottom="936" w:left="1008" w:header="720" w:footer="720" w:gutter="0"/>

--- a/downloads/student/ai-7-week-32.docx
+++ b/downloads/student/ai-7-week-32.docx
@@ -2066,6 +2066,202 @@
         <w:t>Save your workbook evidence. At the next review, try a different case before opening your old answer.</w:t>
       </w:r>
     </w:p>
+    <w:p>
+      <w:pPr>
+        <w:pStyle w:val="Heading1"/>
+      </w:pPr>
+      <w:r>
+        <w:t>17. Supported practice, repair and portfolio</w:t>
+      </w:r>
+    </w:p>
+    <w:p>
+      <w:r>
+        <w:t>Use this supported practice once, in the browser or on paper. Keep the reserved independent assessment for a separate first attempt before teacher feedback.</w:t>
+      </w:r>
+    </w:p>
+    <w:p>
+      <w:r>
+        <w:t>Respond to a reviewer with evidence. A reviewer asks why four photos of one plant were treated as four independent plants.</w:t>
+      </w:r>
+    </w:p>
+    <w:p>
+      <w:pPr>
+        <w:pStyle w:val="Heading3"/>
+      </w:pPr>
+      <w:r>
+        <w:t>Practice 1: explain the deciding evidence</w:t>
+      </w:r>
+    </w:p>
+    <w:p>
+      <w:r>
+        <w:t>Which labelled step matches this detail? Correct the description and revise any analysis that assumed independence.</w:t>
+      </w:r>
+    </w:p>
+    <w:p>
+      <w:r>
+        <w:t>1. Revise transparently</w:t>
+      </w:r>
+    </w:p>
+    <w:p>
+      <w:r>
+        <w:t>2. Check the records</w:t>
+      </w:r>
+    </w:p>
+    <w:p>
+      <w:r>
+        <w:t>3. Identify the concern</w:t>
+      </w:r>
+    </w:p>
+    <w:p>
+      <w:pPr>
+        <w:pStyle w:val="Heading3"/>
+      </w:pPr>
+      <w:r>
+        <w:t>My selected conclusion, deciding fact and explanation</w:t>
+      </w:r>
+    </w:p>
+    <w:p>
+      <w:r>
+        <w:t>________________________________________________________________</w:t>
+      </w:r>
+    </w:p>
+    <w:p>
+      <w:r>
+        <w:t>________________________________________________________________</w:t>
+      </w:r>
+    </w:p>
+    <w:p>
+      <w:r>
+        <w:t>________________________________________________________________</w:t>
+      </w:r>
+    </w:p>
+    <w:p>
+      <w:r>
+        <w:t>________________________________________________________________</w:t>
+      </w:r>
+    </w:p>
+    <w:p>
+      <w:r>
+        <w:t>________________________________________________________________</w:t>
+      </w:r>
+    </w:p>
+    <w:p>
+      <w:r>
+        <w:t>Hint if needed: Read the steps in the pictorial case. Match the supplied detail to the stage that performs or records it.</w:t>
+      </w:r>
+    </w:p>
+    <w:p>
+      <w:r>
+        <w:t>After your attempt, compare with the supported explanation: Revise transparently Correct the description and revise any analysis that assumed independence. Peer review should connect a criticism to the actual records and a concrete correction or reasoned response. Polite language alone cannot repair a methodological error.</w:t>
+      </w:r>
+    </w:p>
+    <w:p>
+      <w:pPr>
+        <w:pStyle w:val="Heading3"/>
+      </w:pPr>
+      <w:r>
+        <w:t>Practice 2: explain the deciding evidence</w:t>
+      </w:r>
+    </w:p>
+    <w:p>
+      <w:r>
+        <w:t>Changed-case practice: The team only changes "photos" to "plants" without revisiting analysis. Which conclusion is supported by the supplied facts?</w:t>
+      </w:r>
+    </w:p>
+    <w:p>
+      <w:r>
+        <w:t>1. This one example guarantees correct results for every future input.</w:t>
+      </w:r>
+    </w:p>
+    <w:p>
+      <w:r>
+        <w:t>2. The substantive independence issue remains unresolved.</w:t>
+      </w:r>
+    </w:p>
+    <w:p>
+      <w:r>
+        <w:t>3. We can decide the result without examining the changed input or the procedure.</w:t>
+      </w:r>
+    </w:p>
+    <w:p>
+      <w:pPr>
+        <w:pStyle w:val="Heading3"/>
+      </w:pPr>
+      <w:r>
+        <w:t>My selected conclusion, deciding fact and explanation</w:t>
+      </w:r>
+    </w:p>
+    <w:p>
+      <w:r>
+        <w:t>________________________________________________________________</w:t>
+      </w:r>
+    </w:p>
+    <w:p>
+      <w:r>
+        <w:t>________________________________________________________________</w:t>
+      </w:r>
+    </w:p>
+    <w:p>
+      <w:r>
+        <w:t>________________________________________________________________</w:t>
+      </w:r>
+    </w:p>
+    <w:p>
+      <w:r>
+        <w:t>________________________________________________________________</w:t>
+      </w:r>
+    </w:p>
+    <w:p>
+      <w:r>
+        <w:t>________________________________________________________________</w:t>
+      </w:r>
+    </w:p>
+    <w:p>
+      <w:r>
+        <w:t>Hint if needed: Use the changed condition and the deciding step in the pictorial trace. The answer must say what follows from those facts.</w:t>
+      </w:r>
+    </w:p>
+    <w:p>
+      <w:r>
+        <w:t>After your attempt, compare with the supported explanation: The substantive independence issue remains unresolved. Renaming records does not change their shared source objects.</w:t>
+      </w:r>
+    </w:p>
+    <w:p>
+      <w:pPr>
+        <w:pStyle w:val="Heading3"/>
+      </w:pPr>
+      <w:r>
+        <w:t>Repair a missing building block</w:t>
+      </w:r>
+    </w:p>
+    <w:p>
+      <w:r>
+        <w:t>Review Writing results and limitations (ai-7/31). Goal: Explain the mechanism and terminology of writing results and limitations. Short practice: Compute the supported-answer rates for 9/12 and 10/12. What actual outcome was measured, and why is a claim that every student becomes smarter outside this evidence?. Return to this week and explain what you changed.</w:t>
+      </w:r>
+    </w:p>
+    <w:p>
+      <w:r>
+        <w:t>Review Figures that preserve evidence (ai-7/29). Goal: Explain the mechanism and terminology of figures that preserve evidence. Short practice: Draw count bars for 6/10 and 8/10 using the stated axis. Why must the denominator and fixed task context remain visible, and what distortion arises from an undisclosed axis start at five?. Return to this week and explain what you changed.</w:t>
+      </w:r>
+    </w:p>
+    <w:p>
+      <w:r>
+        <w:t>Review Inspecting failures and anomalies (ai-7/26). Goal: Explain the mechanism and terminology of inspecting failures and anomalies. Short practice: Calculate mean and median for 2,2,2,10. What does the timeout log establish, and why is deleting that inconvenient record incompatible with the stated plan?. Return to this week and explain what you changed.</w:t>
+      </w:r>
+    </w:p>
+    <w:p>
+      <w:pPr>
+        <w:pStyle w:val="Heading3"/>
+      </w:pPr>
+      <w:r>
+        <w:t>Keep your completed work</w:t>
+      </w:r>
+    </w:p>
+    <w:p>
+      <w:r>
+        <w:t>Use Download completed work in the hosted lesson to export your answers, reflections, practice feedback and code-run evidence. Open the HTML copy to read or print it. Drafts stay in this browser when storage is available; clear drafts on a shared device.</w:t>
+      </w:r>
+    </w:p>
     <w:sectPr>
       <w:pgSz w:w="12240" w:h="15840"/>
       <w:pgMar w:top="936" w:right="1008" w:bottom="936" w:left="1008" w:header="720" w:footer="720" w:gutter="0"/>

--- a/downloads/student/ai-7-week-32.docx
+++ b/downloads/student/ai-7-week-32.docx
@@ -42,6 +42,11 @@
       </w:r>
     </w:p>
     <w:p>
+      <w:r>
+        <w:t>Start with the target: Explain the mechanism and terminology of peer review and response. Try the recall before opening notes.</w:t>
+      </w:r>
+    </w:p>
+    <w:p>
       <w:pPr>
         <w:pStyle w:val="Heading3"/>
       </w:pPr>
@@ -50,17 +55,47 @@
       </w:r>
     </w:p>
     <w:p>
-      <w:r>
-        <w:t>I can explain the mechanism and terminology of peer review and response.</w:t>
-      </w:r>
-    </w:p>
-    <w:p>
-      <w:r>
+      <w:pPr>
+        <w:spacing w:line="336" w:lineRule="auto" w:after="180"/>
+      </w:pPr>
+      <w:r>
+        <w:rPr>
+          <w:b w:val="0"/>
+        </w:rPr>
+        <w:t xml:space="preserve">I can explain the </w:t>
+      </w:r>
+      <w:r>
+        <w:rPr>
+          <w:b/>
+        </w:rPr>
+        <w:t>mechanism</w:t>
+      </w:r>
+      <w:r>
+        <w:rPr>
+          <w:b w:val="0"/>
+        </w:rPr>
+        <w:t xml:space="preserve"> and terminology of peer review and response.</w:t>
+      </w:r>
+    </w:p>
+    <w:p>
+      <w:pPr>
+        <w:spacing w:line="336" w:lineRule="auto" w:after="180"/>
+      </w:pPr>
+      <w:r>
+        <w:rPr>
+          <w:b w:val="0"/>
+        </w:rPr>
         <w:t>I can apply the stated procedure to a new case with a traceable result.</w:t>
       </w:r>
     </w:p>
     <w:p>
-      <w:r>
+      <w:pPr>
+        <w:spacing w:line="336" w:lineRule="auto" w:after="180"/>
+      </w:pPr>
+      <w:r>
+        <w:rPr>
+          <w:b w:val="0"/>
+        </w:rPr>
         <w:t>I can identify an assumption or limitation and design a revealing follow-up.</w:t>
       </w:r>
     </w:p>
@@ -73,47 +108,137 @@
       </w:r>
     </w:p>
     <w:p>
-      <w:r>
+      <w:pPr>
+        <w:spacing w:line="336" w:lineRule="auto" w:after="180"/>
+      </w:pPr>
+      <w:r>
+        <w:rPr>
+          <w:b w:val="0"/>
+        </w:rPr>
         <w:t>Close your notes first. A rough first answer helps us choose the right starting point; it is not a score for your ability.</w:t>
       </w:r>
     </w:p>
     <w:p>
-      <w:r>
+      <w:pPr>
+        <w:spacing w:line="336" w:lineRule="auto" w:after="180"/>
+      </w:pPr>
+      <w:r>
+        <w:rPr>
+          <w:b w:val="0"/>
+        </w:rPr>
         <w:t>Without opening the old lesson, explain one key idea from Writing results and limitations. Give an example and a mistake that the idea helps you avoid.</w:t>
       </w:r>
     </w:p>
     <w:p>
-      <w:r>
-        <w:t>Without opening the old lesson, explain one key idea from Figures that preserve evidence. Give an example and a mistake that the idea helps you avoid.</w:t>
-      </w:r>
-    </w:p>
-    <w:p>
-      <w:r>
+      <w:pPr>
+        <w:spacing w:line="336" w:lineRule="auto" w:after="180"/>
+      </w:pPr>
+      <w:r>
+        <w:rPr>
+          <w:b w:val="0"/>
+        </w:rPr>
+        <w:t xml:space="preserve">Without opening the old lesson, explain one key idea from Figures that preserve </w:t>
+      </w:r>
+      <w:r>
+        <w:rPr>
+          <w:b/>
+        </w:rPr>
+        <w:t>evidence</w:t>
+      </w:r>
+      <w:r>
+        <w:rPr>
+          <w:b w:val="0"/>
+        </w:rPr>
+        <w:t>. Give an example and a mistake that the idea helps you avoid.</w:t>
+      </w:r>
+    </w:p>
+    <w:p>
+      <w:pPr>
+        <w:spacing w:line="336" w:lineRule="auto" w:after="180"/>
+      </w:pPr>
+      <w:r>
+        <w:rPr>
+          <w:b w:val="0"/>
+        </w:rPr>
         <w:t>Without opening the old lesson, explain one key idea from Inspecting failures and anomalies. Give an example and a mistake that the idea helps you avoid.</w:t>
       </w:r>
     </w:p>
     <w:p>
-      <w:r>
-        <w:t>After trying, check the relevant lesson or ask your teacher. Change the part of your explanation that the evidence shows was wrong.</w:t>
-      </w:r>
-    </w:p>
-    <w:p>
-      <w:r>
+      <w:pPr>
+        <w:spacing w:line="336" w:lineRule="auto" w:after="180"/>
+      </w:pPr>
+      <w:r>
+        <w:rPr>
+          <w:b w:val="0"/>
+        </w:rPr>
+        <w:t xml:space="preserve">After trying, check the relevant lesson or ask your teacher. Change the part of your explanation that the </w:t>
+      </w:r>
+      <w:r>
+        <w:rPr>
+          <w:b/>
+        </w:rPr>
+        <w:t>evidence</w:t>
+      </w:r>
+      <w:r>
+        <w:rPr>
+          <w:b w:val="0"/>
+        </w:rPr>
+        <w:t xml:space="preserve"> shows was wrong.</w:t>
+      </w:r>
+    </w:p>
+    <w:p>
+      <w:pPr>
+        <w:spacing w:line="336" w:lineRule="auto" w:after="180"/>
+      </w:pPr>
+      <w:r>
+        <w:rPr>
+          <w:b w:val="0"/>
+        </w:rPr>
         <w:t>This week you will practise:</w:t>
       </w:r>
     </w:p>
     <w:p>
-      <w:r>
-        <w:t>Explain the mechanism and terminology of peer review and response</w:t>
-      </w:r>
-    </w:p>
-    <w:p>
-      <w:r>
+      <w:pPr>
+        <w:spacing w:line="336" w:lineRule="auto" w:after="180"/>
+      </w:pPr>
+      <w:r>
+        <w:rPr>
+          <w:b w:val="0"/>
+        </w:rPr>
+        <w:t xml:space="preserve">Explain the </w:t>
+      </w:r>
+      <w:r>
+        <w:rPr>
+          <w:b/>
+        </w:rPr>
+        <w:t>mechanism</w:t>
+      </w:r>
+      <w:r>
+        <w:rPr>
+          <w:b w:val="0"/>
+        </w:rPr>
+        <w:t xml:space="preserve"> and terminology of peer review and response</w:t>
+      </w:r>
+    </w:p>
+    <w:p>
+      <w:pPr>
+        <w:spacing w:line="336" w:lineRule="auto" w:after="180"/>
+      </w:pPr>
+      <w:r>
+        <w:rPr>
+          <w:b w:val="0"/>
+        </w:rPr>
         <w:t>Apply the stated procedure to a new case with a traceable result</w:t>
       </w:r>
     </w:p>
     <w:p>
-      <w:r>
+      <w:pPr>
+        <w:spacing w:line="336" w:lineRule="auto" w:after="180"/>
+      </w:pPr>
+      <w:r>
+        <w:rPr>
+          <w:b w:val="0"/>
+        </w:rPr>
         <w:t>Identify an assumption or limitation and design a revealing follow-up</w:t>
       </w:r>
     </w:p>
@@ -126,8 +251,38 @@
       </w:r>
     </w:p>
     <w:p>
-      <w:r>
-        <w:t>Recall Writing results and limitations. Explain why a recorded result needs its input conditions and evidence source before it can support a claim.</w:t>
+      <w:pPr>
+        <w:spacing w:line="336" w:lineRule="auto" w:after="180"/>
+      </w:pPr>
+      <w:r>
+        <w:rPr>
+          <w:b w:val="0"/>
+        </w:rPr>
+        <w:t xml:space="preserve">Recall Writing results and limitations. Explain why a recorded result needs its </w:t>
+      </w:r>
+      <w:r>
+        <w:rPr>
+          <w:b/>
+        </w:rPr>
+        <w:t>input</w:t>
+      </w:r>
+      <w:r>
+        <w:rPr>
+          <w:b w:val="0"/>
+        </w:rPr>
+        <w:t xml:space="preserve"> conditions and </w:t>
+      </w:r>
+      <w:r>
+        <w:rPr>
+          <w:b/>
+        </w:rPr>
+        <w:t>evidence</w:t>
+      </w:r>
+      <w:r>
+        <w:rPr>
+          <w:b w:val="0"/>
+        </w:rPr>
+        <w:t xml:space="preserve"> source before it can support a claim.</w:t>
       </w:r>
     </w:p>
     <w:p>
@@ -162,7 +317,13 @@
       </w:r>
     </w:p>
     <w:p>
-      <w:r>
+      <w:pPr>
+        <w:spacing w:line="336" w:lineRule="auto" w:after="180"/>
+      </w:pPr>
+      <w:r>
+        <w:rPr>
+          <w:b w:val="0"/>
+        </w:rPr>
         <w:t>Explain peer review and response using the records and boundaries of this fictional investigation.</w:t>
       </w:r>
     </w:p>
@@ -176,12 +337,52 @@
     </w:p>
     <w:p>
       <w:r>
-        <w:t>Peer review challenges evidence, method and clarity. Responses should explain changes with artifacts rather than merely defend the original wording.</w:t>
-      </w:r>
-    </w:p>
-    <w:p>
-      <w:r>
-        <w:t>Begin by writing the question the procedure is intended to answer. Identify the information already supplied, the information it will produce and the information still missing. These are constructed classroom examples; they do not require live accounts, private records or an external service. Do not treat a plausible explanation as a measured outcome.</w:t>
+        <w:t>Investigate the supplied Peer review and response case. Separate observations, given facts and assumptions before choosing an explanation.</w:t>
+      </w:r>
+    </w:p>
+    <w:p>
+      <w:pPr>
+        <w:spacing w:line="336" w:lineRule="auto" w:after="180"/>
+      </w:pPr>
+      <w:r>
+        <w:rPr>
+          <w:b w:val="0"/>
+        </w:rPr>
+        <w:t xml:space="preserve">Peer review challenges </w:t>
+      </w:r>
+      <w:r>
+        <w:rPr>
+          <w:b/>
+        </w:rPr>
+        <w:t>evidence</w:t>
+      </w:r>
+      <w:r>
+        <w:rPr>
+          <w:b w:val="0"/>
+        </w:rPr>
+        <w:t>, method and clarity. Responses should explain changes with artifacts rather than merely defend the original wording.</w:t>
+      </w:r>
+    </w:p>
+    <w:p>
+      <w:pPr>
+        <w:spacing w:line="336" w:lineRule="auto" w:after="180"/>
+      </w:pPr>
+      <w:r>
+        <w:rPr>
+          <w:b w:val="0"/>
+        </w:rPr>
+        <w:t>Begin by writing the question the procedure is intended to answer. Identify the information already supplied, the information it will produce and the information still missing.</w:t>
+      </w:r>
+    </w:p>
+    <w:p>
+      <w:pPr>
+        <w:spacing w:line="336" w:lineRule="auto" w:after="180"/>
+      </w:pPr>
+      <w:r>
+        <w:rPr>
+          <w:b w:val="0"/>
+        </w:rPr>
+        <w:t>These are constructed classroom examples; they do not require live accounts, private records or an external service. Do not treat a plausible explanation as a measured outcome.</w:t>
       </w:r>
     </w:p>
     <w:p>
@@ -217,7 +418,42 @@
     </w:p>
     <w:p>
       <w:r>
-        <w:t>For each comment record concern, response, change location and new evidence if needed. If no new evidence exists, narrow the claim instead of promising an unperformed test.</w:t>
+        <w:t>Follow the mechanism for Peer review and response. Connect each labelled input, deciding step and result.</w:t>
+      </w:r>
+    </w:p>
+    <w:p>
+      <w:pPr>
+        <w:spacing w:line="336" w:lineRule="auto" w:after="180"/>
+      </w:pPr>
+      <w:r>
+        <w:rPr>
+          <w:b w:val="0"/>
+        </w:rPr>
+        <w:t xml:space="preserve">For each comment record concern, response, change location and new </w:t>
+      </w:r>
+      <w:r>
+        <w:rPr>
+          <w:b/>
+        </w:rPr>
+        <w:t>evidence</w:t>
+      </w:r>
+      <w:r>
+        <w:rPr>
+          <w:b w:val="0"/>
+        </w:rPr>
+        <w:t xml:space="preserve"> if needed. If no new </w:t>
+      </w:r>
+      <w:r>
+        <w:rPr>
+          <w:b/>
+        </w:rPr>
+        <w:t>evidence</w:t>
+      </w:r>
+      <w:r>
+        <w:rPr>
+          <w:b w:val="0"/>
+        </w:rPr>
+        <w:t xml:space="preserve"> exists, narrow the claim instead of promising an unperformed test.</w:t>
       </w:r>
     </w:p>
     <w:p>
@@ -313,8 +549,49 @@
       </w:r>
     </w:p>
     <w:p>
-      <w:r>
-        <w:t>Before applying the procedure, write its units, denominator or decision boundary where relevant. A partner should be able to repeat each step using the same inputs. If a required input is absent or violates the stated contract, record that condition explicitly instead of quietly replacing it with a convenient value.</w:t>
+      <w:pPr>
+        <w:spacing w:line="336" w:lineRule="auto" w:after="180"/>
+      </w:pPr>
+      <w:r>
+        <w:rPr>
+          <w:b w:val="0"/>
+        </w:rPr>
+        <w:t xml:space="preserve">Before applying the procedure, write its units, denominator or decision boundary where relevant. A partner should be able to repeat each step using the same </w:t>
+      </w:r>
+      <w:r>
+        <w:rPr>
+          <w:b/>
+        </w:rPr>
+        <w:t>input</w:t>
+      </w:r>
+      <w:r>
+        <w:rPr>
+          <w:b w:val="0"/>
+        </w:rPr>
+        <w:t>s.</w:t>
+      </w:r>
+    </w:p>
+    <w:p>
+      <w:pPr>
+        <w:spacing w:line="336" w:lineRule="auto" w:after="180"/>
+      </w:pPr>
+      <w:r>
+        <w:rPr>
+          <w:b w:val="0"/>
+        </w:rPr>
+        <w:t xml:space="preserve">If a required </w:t>
+      </w:r>
+      <w:r>
+        <w:rPr>
+          <w:b/>
+        </w:rPr>
+        <w:t>input</w:t>
+      </w:r>
+      <w:r>
+        <w:rPr>
+          <w:b w:val="0"/>
+        </w:rPr>
+        <w:t xml:space="preserve"> is absent or violates the stated contract, record that condition explicitly instead of quietly replacing it with a convenient value.</w:t>
       </w:r>
     </w:p>
     <w:p>
@@ -326,8 +603,26 @@
       </w:r>
     </w:p>
     <w:p>
-      <w:r>
-        <w:t>Point to the input, the deciding step and the result in this week’s visual. Explain the same step in ordinary words. A picture helps when you can say what each part represents.</w:t>
+      <w:pPr>
+        <w:spacing w:line="336" w:lineRule="auto" w:after="180"/>
+      </w:pPr>
+      <w:r>
+        <w:rPr>
+          <w:b w:val="0"/>
+        </w:rPr>
+        <w:t xml:space="preserve">Point to the </w:t>
+      </w:r>
+      <w:r>
+        <w:rPr>
+          <w:b/>
+        </w:rPr>
+        <w:t>input</w:t>
+      </w:r>
+      <w:r>
+        <w:rPr>
+          <w:b w:val="0"/>
+        </w:rPr>
+        <w:t>, the deciding step and the result in this week’s visual. Explain the same step in ordinary words. A picture helps when you can say what each part represents.</w:t>
       </w:r>
     </w:p>
     <w:p>
@@ -339,6 +634,11 @@
       </w:r>
     </w:p>
     <w:p>
+      <w:r>
+        <w:t>Compare the supplied cases for Peer review and response. Identify the detail that changes the conclusion.</w:t>
+      </w:r>
+    </w:p>
+    <w:p>
       <w:pPr>
         <w:pStyle w:val="Heading3"/>
       </w:pPr>
@@ -347,7 +647,13 @@
       </w:r>
     </w:p>
     <w:p>
-      <w:r>
+      <w:pPr>
+        <w:spacing w:line="336" w:lineRule="auto" w:after="180"/>
+      </w:pPr>
+      <w:r>
+        <w:rPr>
+          <w:b w:val="0"/>
+        </w:rPr>
         <w:t>Reviewer asks for a fitted-line baseline; author responds that the neural network is advanced, without a comparison. Show the intermediate steps and give the conclusion with its scope.</w:t>
       </w:r>
     </w:p>
@@ -393,17 +699,68 @@
       </w:r>
     </w:p>
     <w:p>
-      <w:r>
+      <w:pPr>
+        <w:pStyle w:val="Heading3"/>
+      </w:pPr>
+      <w:r>
+        <w:t>Change one thing</w:t>
+      </w:r>
+    </w:p>
+    <w:p>
+      <w:pPr>
+        <w:spacing w:line="336" w:lineRule="auto" w:after="180"/>
+        <w:shd w:fill="F5F1FB"/>
+      </w:pPr>
+      <w:r>
+        <w:rPr>
+          <w:b w:val="0"/>
+        </w:rPr>
         <w:t>Change: The team only changes "photos" to "plants" without revisiting analysis.</w:t>
       </w:r>
     </w:p>
     <w:p>
-      <w:r>
-        <w:t>Prediction: The substantive independence issue remains unresolved.</w:t>
-      </w:r>
-    </w:p>
-    <w:p>
-      <w:r>
+      <w:pPr>
+        <w:pStyle w:val="Heading3"/>
+      </w:pPr>
+      <w:r>
+        <w:t>Predicted result</w:t>
+      </w:r>
+    </w:p>
+    <w:p>
+      <w:pPr>
+        <w:spacing w:line="336" w:lineRule="auto" w:after="180"/>
+        <w:shd w:fill="F1F6FC"/>
+      </w:pPr>
+      <w:r>
+        <w:rPr>
+          <w:b/>
+        </w:rPr>
+        <w:t>Prediction</w:t>
+      </w:r>
+      <w:r>
+        <w:rPr>
+          <w:b w:val="0"/>
+        </w:rPr>
+        <w:t>: The substantive independence issue remains unresolved.</w:t>
+      </w:r>
+    </w:p>
+    <w:p>
+      <w:pPr>
+        <w:pStyle w:val="Heading3"/>
+      </w:pPr>
+      <w:r>
+        <w:t>Why the result follows</w:t>
+      </w:r>
+    </w:p>
+    <w:p>
+      <w:pPr>
+        <w:spacing w:line="336" w:lineRule="auto" w:after="180"/>
+        <w:shd w:fill="F1F6FC"/>
+      </w:pPr>
+      <w:r>
+        <w:rPr>
+          <w:b w:val="0"/>
+        </w:rPr>
         <w:t>Reason: Renaming records does not change their shared source objects.</w:t>
       </w:r>
     </w:p>
@@ -413,6 +770,11 @@
       </w:pPr>
       <w:r>
         <w:t>05. Words that unlock the idea</w:t>
+      </w:r>
+    </w:p>
+    <w:p>
+      <w:r>
+        <w:t>Use the vocabulary of Peer review and response to explain a concrete decision, rather than only memorising definitions.</w:t>
       </w:r>
     </w:p>
     <w:tbl>
@@ -550,17 +912,41 @@
     </w:p>
     <w:p>
       <w:r>
+        <w:t>Follow the worked trace for Peer review and response, predict a step, then compare with its explanation.</w:t>
+      </w:r>
+    </w:p>
+    <w:p>
+      <w:pPr>
+        <w:spacing w:line="336" w:lineRule="auto" w:after="180"/>
+      </w:pPr>
+      <w:r>
+        <w:rPr>
+          <w:b w:val="0"/>
+        </w:rPr>
         <w:t>Reviewer asks for a fitted-line baseline; author responds that the neural network is advanced, without a comparison.</w:t>
       </w:r>
     </w:p>
     <w:p>
-      <w:r>
-        <w:t>The response lacks evidence. Add a fair comparison under the plan or narrow the claim to the existing baseline; record any new analysis as such.</w:t>
-      </w:r>
-    </w:p>
-    <w:p>
-      <w:r>
-        <w:t>Compare the intermediate evidence with the final statement. Explain why each number or decision follows from the stated inputs. The conclusion belongs to this scenario and procedure; changing the inputs, evaluation population or authority can change what it establishes. Retain the raw record so a later revision can be compared honestly.</w:t>
+      <w:pPr>
+        <w:spacing w:line="336" w:lineRule="auto" w:after="180"/>
+      </w:pPr>
+      <w:r>
+        <w:rPr>
+          <w:b w:val="0"/>
+        </w:rPr>
+        <w:t xml:space="preserve">The response lacks </w:t>
+      </w:r>
+      <w:r>
+        <w:rPr>
+          <w:b/>
+        </w:rPr>
+        <w:t>evidence</w:t>
+      </w:r>
+      <w:r>
+        <w:rPr>
+          <w:b w:val="0"/>
+        </w:rPr>
+        <w:t>. Add a fair comparison under the plan or narrow the claim to the existing baseline; record any new analysis as such.</w:t>
       </w:r>
     </w:p>
     <w:p>
@@ -568,11 +954,85 @@
         <w:pStyle w:val="Heading3"/>
       </w:pPr>
       <w:r>
+        <w:t>Worked explanation · Peer review and response</w:t>
+      </w:r>
+    </w:p>
+    <w:p>
+      <w:pPr>
+        <w:spacing w:line="336" w:lineRule="auto" w:after="180"/>
+        <w:shd w:fill="F1F6FC"/>
+      </w:pPr>
+      <w:r>
+        <w:rPr>
+          <w:b w:val="0"/>
+        </w:rPr>
+        <w:t xml:space="preserve">Compare the intermediate </w:t>
+      </w:r>
+      <w:r>
+        <w:rPr>
+          <w:b/>
+        </w:rPr>
+        <w:t>evidence</w:t>
+      </w:r>
+      <w:r>
+        <w:rPr>
+          <w:b w:val="0"/>
+        </w:rPr>
+        <w:t xml:space="preserve"> with the final statement. Explain why each number or decision follows from the stated </w:t>
+      </w:r>
+      <w:r>
+        <w:rPr>
+          <w:b/>
+        </w:rPr>
+        <w:t>input</w:t>
+      </w:r>
+      <w:r>
+        <w:rPr>
+          <w:b w:val="0"/>
+        </w:rPr>
+        <w:t>s.</w:t>
+      </w:r>
+    </w:p>
+    <w:p>
+      <w:pPr>
+        <w:spacing w:line="336" w:lineRule="auto" w:after="180"/>
+        <w:shd w:fill="F1F6FC"/>
+      </w:pPr>
+      <w:r>
+        <w:rPr>
+          <w:b w:val="0"/>
+        </w:rPr>
+        <w:t xml:space="preserve">The conclusion belongs to this scenario and procedure; changing the </w:t>
+      </w:r>
+      <w:r>
+        <w:rPr>
+          <w:b/>
+        </w:rPr>
+        <w:t>input</w:t>
+      </w:r>
+      <w:r>
+        <w:rPr>
+          <w:b w:val="0"/>
+        </w:rPr>
+        <w:t>s, evaluation population or authority can change what it establishes. Retain the raw record so a later revision can be compared honestly.</w:t>
+      </w:r>
+    </w:p>
+    <w:p>
+      <w:pPr>
+        <w:pStyle w:val="Heading3"/>
+      </w:pPr>
+      <w:r>
         <w:t>Learn from the worked case</w:t>
       </w:r>
     </w:p>
     <w:p>
-      <w:r>
+      <w:pPr>
+        <w:spacing w:line="336" w:lineRule="auto" w:after="180"/>
+      </w:pPr>
+      <w:r>
+        <w:rPr>
+          <w:b w:val="0"/>
+        </w:rPr>
         <w:t>Cover the result before checking it. Say what is given, choose the procedure, and follow one step at a time. Then uncover the result and explain your first mismatch. Ask why a step is allowed, not only what number it produces.</w:t>
       </w:r>
     </w:p>
@@ -585,8 +1045,26 @@
       </w:r>
     </w:p>
     <w:p>
-      <w:r>
-        <w:t>Respond to a reviewer with evidence. A reviewer asks why four photos of one plant were treated as four independent plants.</w:t>
+      <w:pPr>
+        <w:spacing w:line="336" w:lineRule="auto" w:after="180"/>
+      </w:pPr>
+      <w:r>
+        <w:rPr>
+          <w:b w:val="0"/>
+        </w:rPr>
+        <w:t xml:space="preserve">Respond to a reviewer with </w:t>
+      </w:r>
+      <w:r>
+        <w:rPr>
+          <w:b/>
+        </w:rPr>
+        <w:t>evidence</w:t>
+      </w:r>
+      <w:r>
+        <w:rPr>
+          <w:b w:val="0"/>
+        </w:rPr>
+        <w:t>. A reviewer asks why four photos of one plant were treated as four independent plants.</w:t>
       </w:r>
     </w:p>
     <w:p>
@@ -598,7 +1076,22 @@
       </w:r>
     </w:p>
     <w:p>
-      <w:r>
+      <w:pPr>
+        <w:pStyle w:val="Heading3"/>
+      </w:pPr>
+      <w:r>
+        <w:t>Supplied facts</w:t>
+      </w:r>
+    </w:p>
+    <w:p>
+      <w:pPr>
+        <w:spacing w:line="336" w:lineRule="auto" w:after="180"/>
+        <w:shd w:fill="F1F6FC"/>
+      </w:pPr>
+      <w:r>
+        <w:rPr>
+          <w:b w:val="0"/>
+        </w:rPr>
         <w:t>The original table contains four views of P1 and four views of P2: eight photos from two plants.</w:t>
       </w:r>
     </w:p>
@@ -762,7 +1255,22 @@
       </w:r>
     </w:p>
     <w:p>
-      <w:r>
+      <w:pPr>
+        <w:pStyle w:val="Heading3"/>
+      </w:pPr>
+      <w:r>
+        <w:t>Why the result follows</w:t>
+      </w:r>
+    </w:p>
+    <w:p>
+      <w:pPr>
+        <w:spacing w:line="336" w:lineRule="auto" w:after="180"/>
+        <w:shd w:fill="F1F6FC"/>
+      </w:pPr>
+      <w:r>
+        <w:rPr>
+          <w:b w:val="0"/>
+        </w:rPr>
         <w:t>Peer review should connect a criticism to the actual records and a concrete correction or reasoned response. Polite language alone cannot repair a methodological error.</w:t>
       </w:r>
     </w:p>
@@ -775,17 +1283,74 @@
       </w:r>
     </w:p>
     <w:p>
-      <w:r>
-        <w:t>Two plants provide limited coverage; grouping correctly does not create more independent evidence.</w:t>
-      </w:r>
-    </w:p>
-    <w:p>
-      <w:r>
+      <w:pPr>
+        <w:pStyle w:val="Heading3"/>
+      </w:pPr>
+      <w:r>
+        <w:t>Keep the stated limit</w:t>
+      </w:r>
+    </w:p>
+    <w:p>
+      <w:pPr>
+        <w:spacing w:line="336" w:lineRule="auto" w:after="180"/>
+        <w:shd w:fill="FFF5E6"/>
+      </w:pPr>
+      <w:r>
+        <w:rPr>
+          <w:b w:val="0"/>
+        </w:rPr>
+        <w:t xml:space="preserve">Two plants provide limited coverage; grouping correctly does not create more independent </w:t>
+      </w:r>
+      <w:r>
+        <w:rPr>
+          <w:b/>
+        </w:rPr>
+        <w:t>evidence</w:t>
+      </w:r>
+      <w:r>
+        <w:rPr>
+          <w:b w:val="0"/>
+        </w:rPr>
+        <w:t>.</w:t>
+      </w:r>
+    </w:p>
+    <w:p>
+      <w:pPr>
+        <w:pStyle w:val="Heading3"/>
+      </w:pPr>
+      <w:r>
+        <w:t>Keep the stated limit</w:t>
+      </w:r>
+    </w:p>
+    <w:p>
+      <w:pPr>
+        <w:spacing w:line="336" w:lineRule="auto" w:after="180"/>
+        <w:shd w:fill="FFF5E6"/>
+      </w:pPr>
+      <w:r>
+        <w:rPr>
+          <w:b w:val="0"/>
+        </w:rPr>
         <w:t>Read the labelled picture: Count photos and underlying plants in the reviewer’s concern. What analysis assumption needs revision, and why does changing only the word photos to plants fail to repair it?</w:t>
       </w:r>
     </w:p>
     <w:p>
-      <w:r>
+      <w:pPr>
+        <w:pStyle w:val="Heading3"/>
+      </w:pPr>
+      <w:r>
+        <w:t>Keep the stated limit</w:t>
+      </w:r>
+    </w:p>
+    <w:p>
+      <w:pPr>
+        <w:spacing w:line="336" w:lineRule="auto" w:after="180"/>
+        <w:shd w:fill="FFF5E6"/>
+      </w:pPr>
+      <w:r>
+        <w:rPr>
+          <w:b w:val="0"/>
+        </w:rPr>
         <w:t>Change one thing: The team only changes "photos" to "plants" without revisiting analysis. Predict the result before checking the explanation. What remains the same?</w:t>
       </w:r>
     </w:p>
@@ -799,12 +1364,30 @@
     </w:p>
     <w:p>
       <w:r>
-        <w:t>Agreement with a reviewer is not required, but a disagreement needs explicit reasoning and evidence.</w:t>
-      </w:r>
-    </w:p>
-    <w:p>
-      <w:r>
-        <w:t>A useful check asks what would make the reasoning fail. Distinguish a failure to execute the declared procedure from a weakness in the procedure itself. The first may require a correction; the second requires an explicitly revised method and new evidence. Preserve unsuccessful cases so an improved result cannot hide the original problem.</w:t>
+        <w:t>Find the unsupported step in the Peer review and response claim and explain a repair using the supplied evidence.</w:t>
+      </w:r>
+    </w:p>
+    <w:p>
+      <w:pPr>
+        <w:spacing w:line="336" w:lineRule="auto" w:after="180"/>
+      </w:pPr>
+      <w:r>
+        <w:rPr>
+          <w:b w:val="0"/>
+        </w:rPr>
+        <w:t xml:space="preserve">Agreement with a reviewer is not required, but a disagreement needs explicit reasoning and </w:t>
+      </w:r>
+      <w:r>
+        <w:rPr>
+          <w:b/>
+        </w:rPr>
+        <w:t>evidence</w:t>
+      </w:r>
+      <w:r>
+        <w:rPr>
+          <w:b w:val="0"/>
+        </w:rPr>
+        <w:t>.</w:t>
       </w:r>
     </w:p>
     <w:p>
@@ -812,6 +1395,50 @@
         <w:pStyle w:val="Heading3"/>
       </w:pPr>
       <w:r>
+        <w:t>Check the claim against the facts</w:t>
+      </w:r>
+    </w:p>
+    <w:p>
+      <w:pPr>
+        <w:spacing w:line="336" w:lineRule="auto" w:after="180"/>
+        <w:shd w:fill="FFF5E6"/>
+      </w:pPr>
+      <w:r>
+        <w:rPr>
+          <w:b w:val="0"/>
+        </w:rPr>
+        <w:t>A useful check asks what would make the reasoning fail. Distinguish a failure to execute the declared procedure from a weakness in the procedure itself.</w:t>
+      </w:r>
+    </w:p>
+    <w:p>
+      <w:pPr>
+        <w:spacing w:line="336" w:lineRule="auto" w:after="180"/>
+        <w:shd w:fill="FFF5E6"/>
+      </w:pPr>
+      <w:r>
+        <w:rPr>
+          <w:b w:val="0"/>
+        </w:rPr>
+        <w:t xml:space="preserve">The first may require a correction; the second requires an explicitly revised method and new </w:t>
+      </w:r>
+      <w:r>
+        <w:rPr>
+          <w:b/>
+        </w:rPr>
+        <w:t>evidence</w:t>
+      </w:r>
+      <w:r>
+        <w:rPr>
+          <w:b w:val="0"/>
+        </w:rPr>
+        <w:t>. Preserve unsuccessful cases so an improved result cannot hide the original problem.</w:t>
+      </w:r>
+    </w:p>
+    <w:p>
+      <w:pPr>
+        <w:pStyle w:val="Heading3"/>
+      </w:pPr>
+      <w:r>
         <w:t>Guided: restate the worked result, then name the assumption or limitation that prevents a broader conclusion.</w:t>
       </w:r>
     </w:p>
@@ -849,8 +1476,37 @@
       </w:r>
     </w:p>
     <w:p>
-      <w:r>
-        <w:t>A report omits this qualification: Agreement with a reviewer is not required, but a disagreement needs explicit reasoning and evidence. Explain how omitting it could change a reader's interpretation, and write an accurate replacement.</w:t>
+      <w:pPr>
+        <w:spacing w:line="336" w:lineRule="auto" w:after="180"/>
+      </w:pPr>
+      <w:r>
+        <w:rPr>
+          <w:b w:val="0"/>
+        </w:rPr>
+        <w:t xml:space="preserve">A report omits this qualification: Agreement with a reviewer is not required, but a disagreement needs explicit reasoning and </w:t>
+      </w:r>
+      <w:r>
+        <w:rPr>
+          <w:b/>
+        </w:rPr>
+        <w:t>evidence</w:t>
+      </w:r>
+      <w:r>
+        <w:rPr>
+          <w:b w:val="0"/>
+        </w:rPr>
+        <w:t>.</w:t>
+      </w:r>
+    </w:p>
+    <w:p>
+      <w:pPr>
+        <w:spacing w:line="336" w:lineRule="auto" w:after="180"/>
+      </w:pPr>
+      <w:r>
+        <w:rPr>
+          <w:b w:val="0"/>
+        </w:rPr>
+        <w:t>Explain how omitting it could change a reader's interpretation, and write an accurate replacement.</w:t>
       </w:r>
     </w:p>
     <w:p>
@@ -901,7 +1557,54 @@
     </w:p>
     <w:p>
       <w:r>
-        <w:t>Explain the weekly mechanism in your own words. Use the worked scenario to name its input, decision rule and output.</w:t>
+        <w:t>Practise Peer review and response with support, then explain the deciding step in your own words.</w:t>
+      </w:r>
+    </w:p>
+    <w:p>
+      <w:pPr>
+        <w:spacing w:line="336" w:lineRule="auto" w:after="180"/>
+      </w:pPr>
+      <w:r>
+        <w:rPr>
+          <w:b w:val="0"/>
+        </w:rPr>
+        <w:t xml:space="preserve">Explain the weekly </w:t>
+      </w:r>
+      <w:r>
+        <w:rPr>
+          <w:b/>
+        </w:rPr>
+        <w:t>mechanism</w:t>
+      </w:r>
+      <w:r>
+        <w:rPr>
+          <w:b w:val="0"/>
+        </w:rPr>
+        <w:t xml:space="preserve"> in your own words. Use the worked scenario to name its </w:t>
+      </w:r>
+      <w:r>
+        <w:rPr>
+          <w:b/>
+        </w:rPr>
+        <w:t>input</w:t>
+      </w:r>
+      <w:r>
+        <w:rPr>
+          <w:b w:val="0"/>
+        </w:rPr>
+        <w:t xml:space="preserve">, decision rule and </w:t>
+      </w:r>
+      <w:r>
+        <w:rPr>
+          <w:b/>
+        </w:rPr>
+        <w:t>output</w:t>
+      </w:r>
+      <w:r>
+        <w:rPr>
+          <w:b w:val="0"/>
+        </w:rPr>
+        <w:t>.</w:t>
       </w:r>
     </w:p>
     <w:p>
@@ -974,8 +1677,26 @@
       </w:r>
     </w:p>
     <w:p>
-      <w:r>
-        <w:t>Use workbook W2 for the connected example “Peer review and response”. First fill the input and rule boxes. Try the middle steps before asking for a hint. After a hint, try the next step yourself.</w:t>
+      <w:pPr>
+        <w:spacing w:line="336" w:lineRule="auto" w:after="180"/>
+      </w:pPr>
+      <w:r>
+        <w:rPr>
+          <w:b w:val="0"/>
+        </w:rPr>
+        <w:t xml:space="preserve">Use workbook W2 for the connected example “Peer review and response”. First fill the </w:t>
+      </w:r>
+      <w:r>
+        <w:rPr>
+          <w:b/>
+        </w:rPr>
+        <w:t>input</w:t>
+      </w:r>
+      <w:r>
+        <w:rPr>
+          <w:b w:val="0"/>
+        </w:rPr>
+        <w:t xml:space="preserve"> and rule boxes. Try the middle steps before asking for a hint. After a hint, try the next step yourself.</w:t>
       </w:r>
     </w:p>
     <w:tbl>
@@ -1058,7 +1779,13 @@
       </w:tr>
     </w:tbl>
     <w:p>
-      <w:r>
+      <w:pPr>
+        <w:spacing w:line="336" w:lineRule="auto" w:after="180"/>
+      </w:pPr>
+      <w:r>
+        <w:rPr>
+          <w:b w:val="0"/>
+        </w:rPr>
         <w:t>Explain your trace to a partner. Your partner points to one step to check. Swap roles on the next case. Each person writes their own explanation.</w:t>
       </w:r>
     </w:p>
@@ -1071,12 +1798,35 @@
       </w:r>
     </w:p>
     <w:p>
-      <w:r>
-        <w:t>Use the worked case for Peer review and response. Proposed explanation: “The worked result establishes every future case”. Decide whether this explanation is supported. Point to the step or supplied fact that decides; explain your repair if needed.</w:t>
-      </w:r>
-    </w:p>
-    <w:p>
-      <w:r>
+      <w:pPr>
+        <w:spacing w:line="336" w:lineRule="auto" w:after="180"/>
+      </w:pPr>
+      <w:r>
+        <w:rPr>
+          <w:b w:val="0"/>
+        </w:rPr>
+        <w:t>Use the worked case for Peer review and response. Proposed explanation: “The worked result establishes every future case”. Decide whether this explanation is supported.</w:t>
+      </w:r>
+    </w:p>
+    <w:p>
+      <w:pPr>
+        <w:spacing w:line="336" w:lineRule="auto" w:after="180"/>
+      </w:pPr>
+      <w:r>
+        <w:rPr>
+          <w:b w:val="0"/>
+        </w:rPr>
+        <w:t>Point to the step or supplied fact that decides; explain your repair if needed.</w:t>
+      </w:r>
+    </w:p>
+    <w:p>
+      <w:pPr>
+        <w:spacing w:line="336" w:lineRule="auto" w:after="180"/>
+      </w:pPr>
+      <w:r>
+        <w:rPr>
+          <w:b w:val="0"/>
+        </w:rPr>
         <w:t>Answer on your own before discussion. If you are unsure, say which step you need help with.</w:t>
       </w:r>
     </w:p>
@@ -1089,7 +1839,14 @@
       </w:r>
     </w:p>
     <w:p>
-      <w:r>
+      <w:pPr>
+        <w:spacing w:line="336" w:lineRule="auto" w:after="180"/>
+        <w:shd w:fill="F5F1FB"/>
+      </w:pPr>
+      <w:r>
+        <w:rPr>
+          <w:b w:val="0"/>
+        </w:rPr>
         <w:t>Count photos and underlying plants in the reviewer’s concern. What analysis assumption needs revision, and why does changing only the word photos to plants fail to repair it?</w:t>
       </w:r>
     </w:p>
@@ -1122,7 +1879,13 @@
       </w:r>
     </w:p>
     <w:p>
-      <w:r>
+      <w:pPr>
+        <w:spacing w:line="336" w:lineRule="auto" w:after="180"/>
+      </w:pPr>
+      <w:r>
+        <w:rPr>
+          <w:b w:val="0"/>
+        </w:rPr>
         <w:t>This is supported practice. Keep the separately named independent case for an attempt before feedback.</w:t>
       </w:r>
     </w:p>
@@ -1135,6 +1898,11 @@
       </w:r>
     </w:p>
     <w:p>
+      <w:r>
+        <w:t>Investigate Peer review and response. Record the prediction, actual observation or labelled paper trace, explanation and next test separately.</w:t>
+      </w:r>
+    </w:p>
+    <w:p>
       <w:pPr>
         <w:pStyle w:val="Heading3"/>
       </w:pPr>
@@ -1143,7 +1911,13 @@
       </w:r>
     </w:p>
     <w:p>
-      <w:r>
+      <w:pPr>
+        <w:spacing w:line="336" w:lineRule="auto" w:after="180"/>
+      </w:pPr>
+      <w:r>
+        <w:rPr>
+          <w:b w:val="0"/>
+        </w:rPr>
         <w:t>Reviewer asks for a fitted-line baseline; author responds that the neural network is advanced, without a comparison. Show the intermediate steps and give the conclusion with its scope.</w:t>
       </w:r>
     </w:p>
@@ -1284,7 +2058,13 @@
       </w:tr>
     </w:tbl>
     <w:p>
-      <w:r>
+      <w:pPr>
+        <w:spacing w:line="336" w:lineRule="auto" w:after="180"/>
+      </w:pPr>
+      <w:r>
+        <w:rPr>
+          <w:b w:val="0"/>
+        </w:rPr>
         <w:t>On paper, trace the supplied procedure. If code is provided, predict before running it in a local practice file. Never write an expected answer as though it were an observed run.</w:t>
       </w:r>
     </w:p>
@@ -1297,7 +2077,13 @@
       </w:r>
     </w:p>
     <w:p>
-      <w:r>
+      <w:pPr>
+        <w:spacing w:line="336" w:lineRule="auto" w:after="180"/>
+      </w:pPr>
+      <w:r>
+        <w:rPr>
+          <w:b w:val="0"/>
+        </w:rPr>
         <w:t>Before trying: what do I expect, and why? While trying: which step could first go wrong? Afterwards: what did I actually observe, and what should change? Keep “not run” if you only traced the procedure.</w:t>
       </w:r>
     </w:p>
@@ -1310,6 +2096,11 @@
       </w:r>
     </w:p>
     <w:p>
+      <w:r>
+        <w:t>Move from recall to tracing, diagnosis and transfer in Peer review and response. Explain why each step is justified.</w:t>
+      </w:r>
+    </w:p>
+    <w:p>
       <w:pPr>
         <w:pStyle w:val="Heading3"/>
       </w:pPr>
@@ -1318,18 +2109,106 @@
       </w:r>
     </w:p>
     <w:p>
-      <w:r>
-        <w:t>Explain the weekly mechanism in your own words. Use the worked scenario to name its input, decision rule and output.</w:t>
-      </w:r>
-    </w:p>
-    <w:p>
-      <w:r>
-        <w:t>A report omits this qualification: Agreement with a reviewer is not required, but a disagreement needs explicit reasoning and evidence. Explain how omitting it could change a reader's interpretation, and write an accurate replacement.</w:t>
-      </w:r>
-    </w:p>
-    <w:p>
-      <w:r>
-        <w:t>For the worked scenario, propose one additional case that could reveal a failure, describe its expected outcome before running it, and explain what would need to remain fixed for a fair comparison. Do not reuse W4 as a new final test after receiving feedback.</w:t>
+      <w:pPr>
+        <w:spacing w:line="336" w:lineRule="auto" w:after="180"/>
+      </w:pPr>
+      <w:r>
+        <w:rPr>
+          <w:b w:val="0"/>
+        </w:rPr>
+        <w:t xml:space="preserve">Explain the weekly </w:t>
+      </w:r>
+      <w:r>
+        <w:rPr>
+          <w:b/>
+        </w:rPr>
+        <w:t>mechanism</w:t>
+      </w:r>
+      <w:r>
+        <w:rPr>
+          <w:b w:val="0"/>
+        </w:rPr>
+        <w:t xml:space="preserve"> in your own words. Use the worked scenario to name its </w:t>
+      </w:r>
+      <w:r>
+        <w:rPr>
+          <w:b/>
+        </w:rPr>
+        <w:t>input</w:t>
+      </w:r>
+      <w:r>
+        <w:rPr>
+          <w:b w:val="0"/>
+        </w:rPr>
+        <w:t xml:space="preserve">, decision rule and </w:t>
+      </w:r>
+      <w:r>
+        <w:rPr>
+          <w:b/>
+        </w:rPr>
+        <w:t>output</w:t>
+      </w:r>
+      <w:r>
+        <w:rPr>
+          <w:b w:val="0"/>
+        </w:rPr>
+        <w:t>.</w:t>
+      </w:r>
+    </w:p>
+    <w:p>
+      <w:pPr>
+        <w:spacing w:line="336" w:lineRule="auto" w:after="180"/>
+      </w:pPr>
+      <w:r>
+        <w:rPr>
+          <w:b w:val="0"/>
+        </w:rPr>
+        <w:t xml:space="preserve">A report omits this qualification: Agreement with a reviewer is not required, but a disagreement needs explicit reasoning and </w:t>
+      </w:r>
+      <w:r>
+        <w:rPr>
+          <w:b/>
+        </w:rPr>
+        <w:t>evidence</w:t>
+      </w:r>
+      <w:r>
+        <w:rPr>
+          <w:b w:val="0"/>
+        </w:rPr>
+        <w:t>.</w:t>
+      </w:r>
+    </w:p>
+    <w:p>
+      <w:pPr>
+        <w:spacing w:line="336" w:lineRule="auto" w:after="180"/>
+      </w:pPr>
+      <w:r>
+        <w:rPr>
+          <w:b w:val="0"/>
+        </w:rPr>
+        <w:t>Explain how omitting it could change a reader's interpretation, and write an accurate replacement.</w:t>
+      </w:r>
+    </w:p>
+    <w:p>
+      <w:pPr>
+        <w:spacing w:line="336" w:lineRule="auto" w:after="180"/>
+      </w:pPr>
+      <w:r>
+        <w:rPr>
+          <w:b w:val="0"/>
+        </w:rPr>
+        <w:t>For the worked scenario, propose one additional case that could reveal a failure, describe its expected outcome before running it, and explain what would need to remain fixed for a fair comparison.</w:t>
+      </w:r>
+    </w:p>
+    <w:p>
+      <w:pPr>
+        <w:spacing w:line="336" w:lineRule="auto" w:after="180"/>
+      </w:pPr>
+      <w:r>
+        <w:rPr>
+          <w:b w:val="0"/>
+        </w:rPr>
+        <w:t>Do not reuse W4 as a new final test after receiving feedback.</w:t>
       </w:r>
     </w:p>
     <w:p>
@@ -1375,7 +2254,77 @@
     </w:p>
     <w:p>
       <w:r>
-        <w:t>Add a labelled peer review and response evidence sheet to Reproducible AI Research Study. Show how you can explain the mechanism and terminology of peer review and response. Use the supplied fictional case and keep its inputs, intermediate steps, calculation or prediction, and limitation. Connect this record to last week’s record; a matching answer without a trace is insufficient.</w:t>
+        <w:t>Apply this week’s idea to Reproducible AI Research Study. Keep an annotated decision and the evidence supporting it.</w:t>
+      </w:r>
+    </w:p>
+    <w:p>
+      <w:pPr>
+        <w:spacing w:line="336" w:lineRule="auto" w:after="180"/>
+      </w:pPr>
+      <w:r>
+        <w:rPr>
+          <w:b w:val="0"/>
+        </w:rPr>
+        <w:t xml:space="preserve">Add a labelled peer review and response </w:t>
+      </w:r>
+      <w:r>
+        <w:rPr>
+          <w:b/>
+        </w:rPr>
+        <w:t>evidence</w:t>
+      </w:r>
+      <w:r>
+        <w:rPr>
+          <w:b w:val="0"/>
+        </w:rPr>
+        <w:t xml:space="preserve"> sheet to Reproducible AI Research Study. Show how you can explain the </w:t>
+      </w:r>
+      <w:r>
+        <w:rPr>
+          <w:b/>
+        </w:rPr>
+        <w:t>mechanism</w:t>
+      </w:r>
+      <w:r>
+        <w:rPr>
+          <w:b w:val="0"/>
+        </w:rPr>
+        <w:t xml:space="preserve"> and terminology of peer review and response.</w:t>
+      </w:r>
+    </w:p>
+    <w:p>
+      <w:pPr>
+        <w:spacing w:line="336" w:lineRule="auto" w:after="180"/>
+      </w:pPr>
+      <w:r>
+        <w:rPr>
+          <w:b w:val="0"/>
+        </w:rPr>
+        <w:t xml:space="preserve">Use the supplied fictional case and keep its </w:t>
+      </w:r>
+      <w:r>
+        <w:rPr>
+          <w:b/>
+        </w:rPr>
+        <w:t>input</w:t>
+      </w:r>
+      <w:r>
+        <w:rPr>
+          <w:b w:val="0"/>
+        </w:rPr>
+        <w:t xml:space="preserve">s, intermediate steps, calculation or </w:t>
+      </w:r>
+      <w:r>
+        <w:rPr>
+          <w:b/>
+        </w:rPr>
+        <w:t>prediction</w:t>
+      </w:r>
+      <w:r>
+        <w:rPr>
+          <w:b w:val="0"/>
+        </w:rPr>
+        <w:t>, and limitation. Connect this record to last week’s record; a matching answer without a trace is insufficient.</w:t>
       </w:r>
     </w:p>
     <w:tbl>
@@ -1503,7 +2452,13 @@
       </w:r>
     </w:p>
     <w:p>
-      <w:r>
+      <w:pPr>
+        <w:spacing w:line="336" w:lineRule="auto" w:after="180"/>
+      </w:pPr>
+      <w:r>
+        <w:rPr>
+          <w:b w:val="0"/>
+        </w:rPr>
         <w:t>For the Reproducible AI Research Study, retain an annotated worked trace and the changed-case reasoning. Connect the claim to its records, units and assumptions so another investigator can challenge or reproduce it.</w:t>
       </w:r>
     </w:p>
@@ -1517,7 +2472,29 @@
     </w:p>
     <w:p>
       <w:r>
-        <w:t>Complete the supported workbook tasks before attempting W4 independently. Record any hints or help used. After feedback, use the teacher's fresh retry rather than copying the earlier answer. For a project, select a relevant new case, predict the outcome from the declared rule and preserve the result alongside any revision.</w:t>
+        <w:t>Use a genuinely new case for independent evidence. Previously discussed examples remain practice; use the separately named independent case before feedback.</w:t>
+      </w:r>
+    </w:p>
+    <w:p>
+      <w:pPr>
+        <w:spacing w:line="336" w:lineRule="auto" w:after="180"/>
+      </w:pPr>
+      <w:r>
+        <w:rPr>
+          <w:b w:val="0"/>
+        </w:rPr>
+        <w:t>Complete the supported workbook tasks before attempting W4 independently. Record any hints or help used. After feedback, use the teacher's fresh retry rather than copying the earlier answer.</w:t>
+      </w:r>
+    </w:p>
+    <w:p>
+      <w:pPr>
+        <w:spacing w:line="336" w:lineRule="auto" w:after="180"/>
+      </w:pPr>
+      <w:r>
+        <w:rPr>
+          <w:b w:val="0"/>
+        </w:rPr>
+        <w:t>For a project, select a relevant new case, predict the outcome from the declared rule and preserve the result alongside any revision.</w:t>
       </w:r>
     </w:p>
     <w:p>
@@ -1554,8 +2531,25 @@
       </w:r>
     </w:p>
     <w:p>
-      <w:r>
-        <w:t>For the worked scenario, propose one additional case that could reveal a failure, describe its expected outcome before running it, and explain what would need to remain fixed for a fair comparison. Do not reuse W4 as a new final test after receiving feedback.</w:t>
+      <w:pPr>
+        <w:spacing w:line="336" w:lineRule="auto" w:after="180"/>
+      </w:pPr>
+      <w:r>
+        <w:rPr>
+          <w:b w:val="0"/>
+        </w:rPr>
+        <w:t>For the worked scenario, propose one additional case that could reveal a failure, describe its expected outcome before running it, and explain what would need to remain fixed for a fair comparison.</w:t>
+      </w:r>
+    </w:p>
+    <w:p>
+      <w:pPr>
+        <w:spacing w:line="336" w:lineRule="auto" w:after="180"/>
+      </w:pPr>
+      <w:r>
+        <w:rPr>
+          <w:b w:val="0"/>
+        </w:rPr>
+        <w:t>Do not reuse W4 as a new final test after receiving feedback.</w:t>
       </w:r>
     </w:p>
     <w:p>
@@ -1592,6 +2586,11 @@
       </w:pPr>
       <w:r>
         <w:t>13. Study a complete case</w:t>
+      </w:r>
+    </w:p>
+    <w:p>
+      <w:r>
+        <w:t>Revisit the complete Peer review and response case for supported practice. Repeated examples do not become fresh assessments.</w:t>
       </w:r>
     </w:p>
     <w:p>
@@ -1695,8 +2694,26 @@
       </w:r>
     </w:p>
     <w:p>
-      <w:r>
-        <w:t>Follow the input through the stated procedure to its result. Cover the result first, predict it, then explain every intermediate step. The text/table accompanies the figure so the example can be read without colour.</w:t>
+      <w:pPr>
+        <w:spacing w:line="336" w:lineRule="auto" w:after="180"/>
+      </w:pPr>
+      <w:r>
+        <w:rPr>
+          <w:b w:val="0"/>
+        </w:rPr>
+        <w:t xml:space="preserve">Follow the </w:t>
+      </w:r>
+      <w:r>
+        <w:rPr>
+          <w:b/>
+        </w:rPr>
+        <w:t>input</w:t>
+      </w:r>
+      <w:r>
+        <w:rPr>
+          <w:b w:val="0"/>
+        </w:rPr>
+        <w:t xml:space="preserve"> through the stated procedure to its result. Cover the result first, predict it, then explain every intermediate step. The text/table accompanies the figure so the example can be read without colour.</w:t>
       </w:r>
     </w:p>
     <w:p>
@@ -1746,6 +2763,11 @@
       </w:r>
     </w:p>
     <w:p>
+      <w:r>
+        <w:t>Attempt the reserved new case before feedback. Record support; the earlier examples below remain additional practice.</w:t>
+      </w:r>
+    </w:p>
+    <w:p>
       <w:pPr>
         <w:pStyle w:val="Heading3"/>
       </w:pPr>
@@ -1754,7 +2776,14 @@
       </w:r>
     </w:p>
     <w:p>
-      <w:r>
+      <w:pPr>
+        <w:spacing w:line="336" w:lineRule="auto" w:after="180"/>
+        <w:shd w:fill="F5F1FB"/>
+      </w:pPr>
+      <w:r>
+        <w:rPr>
+          <w:b w:val="0"/>
+        </w:rPr>
         <w:t>Reviewer notes missing failure counts; author deletes the limitation paragraph. What is an adequate response?</w:t>
       </w:r>
     </w:p>
@@ -1802,7 +2831,13 @@
       </w:r>
     </w:p>
     <w:p>
-      <w:r>
+      <w:pPr>
+        <w:spacing w:line="336" w:lineRule="auto" w:after="180"/>
+      </w:pPr>
+      <w:r>
+        <w:rPr>
+          <w:b w:val="0"/>
+        </w:rPr>
         <w:t>Attempt this case before feedback. Record any help. Earlier examples below are further practice; a case already practised with feedback cannot establish fresh transfer.</w:t>
       </w:r>
     </w:p>
@@ -1815,7 +2850,14 @@
       </w:r>
     </w:p>
     <w:p>
-      <w:r>
+      <w:pPr>
+        <w:spacing w:line="336" w:lineRule="auto" w:after="180"/>
+        <w:shd w:fill="F5F1FB"/>
+      </w:pPr>
+      <w:r>
+        <w:rPr>
+          <w:b w:val="0"/>
+        </w:rPr>
         <w:t>Reviewer notes missing failure counts; author deletes the limitation paragraph. What is an adequate response?</w:t>
       </w:r>
     </w:p>
@@ -1868,7 +2910,13 @@
       </w:r>
     </w:p>
     <w:p>
-      <w:r>
+      <w:pPr>
+        <w:spacing w:line="336" w:lineRule="auto" w:after="180"/>
+      </w:pPr>
+      <w:r>
+        <w:rPr>
+          <w:b w:val="0"/>
+        </w:rPr>
         <w:t>Record support used: none, hint or teacher explanation. After feedback, a different case is needed to demonstrate independence.</w:t>
       </w:r>
     </w:p>
@@ -1881,8 +2929,25 @@
       </w:r>
     </w:p>
     <w:p>
-      <w:r>
-        <w:t>Attempt the independent case before hints. Record whether you worked alone, used a hint or followed a model. After feedback, fix the first unsupported step and explain why it changed. A later check uses a changed case, not a copied answer.</w:t>
+      <w:pPr>
+        <w:spacing w:line="336" w:lineRule="auto" w:after="180"/>
+      </w:pPr>
+      <w:r>
+        <w:rPr>
+          <w:b w:val="0"/>
+        </w:rPr>
+        <w:t>Attempt the independent case before hints. Record whether you worked alone, used a hint or followed a model. After feedback, fix the first unsupported step and explain why it changed.</w:t>
+      </w:r>
+    </w:p>
+    <w:p>
+      <w:pPr>
+        <w:spacing w:line="336" w:lineRule="auto" w:after="180"/>
+      </w:pPr>
+      <w:r>
+        <w:rPr>
+          <w:b w:val="0"/>
+        </w:rPr>
+        <w:t>A later check uses a changed case, not a copied answer.</w:t>
       </w:r>
     </w:p>
     <w:p>
@@ -1895,7 +2960,30 @@
     </w:p>
     <w:p>
       <w:r>
-        <w:t>Start with this question: Respond to a reviewer with evidence. A reviewer asks why four photos of one plant were treated as four independent plants.</w:t>
+        <w:t>Use this map to navigate Peer review and response, connect the goals to tasks and keep one evidence record for each attempt.</w:t>
+      </w:r>
+    </w:p>
+    <w:p>
+      <w:pPr>
+        <w:spacing w:line="336" w:lineRule="auto" w:after="180"/>
+      </w:pPr>
+      <w:r>
+        <w:rPr>
+          <w:b w:val="0"/>
+        </w:rPr>
+        <w:t xml:space="preserve">Start with this question: Respond to a reviewer with </w:t>
+      </w:r>
+      <w:r>
+        <w:rPr>
+          <w:b/>
+        </w:rPr>
+        <w:t>evidence</w:t>
+      </w:r>
+      <w:r>
+        <w:rPr>
+          <w:b w:val="0"/>
+        </w:rPr>
+        <w:t>. A reviewer asks why four photos of one plant were treated as four independent plants.</w:t>
       </w:r>
     </w:p>
     <w:tbl>
@@ -2001,13 +3089,61 @@
       </w:tr>
     </w:tbl>
     <w:p>
-      <w:r>
-        <w:t>Remember → watch and explain → try with help → investigate → try independently → keep project evidence. Your teacher may spread this lesson across several classes.</w:t>
-      </w:r>
-    </w:p>
-    <w:p>
-      <w:r>
-        <w:t>Keep your first prediction. Compare it with what the evidence shows and explain any change.</w:t>
+      <w:pPr>
+        <w:spacing w:line="336" w:lineRule="auto" w:after="180"/>
+      </w:pPr>
+      <w:r>
+        <w:rPr>
+          <w:b w:val="0"/>
+        </w:rPr>
+        <w:t xml:space="preserve">Remember → watch and explain → try with help → investigate → try independently → keep project </w:t>
+      </w:r>
+      <w:r>
+        <w:rPr>
+          <w:b/>
+        </w:rPr>
+        <w:t>evidence</w:t>
+      </w:r>
+      <w:r>
+        <w:rPr>
+          <w:b w:val="0"/>
+        </w:rPr>
+        <w:t>. Your teacher may spread this lesson across several classes.</w:t>
+      </w:r>
+    </w:p>
+    <w:p>
+      <w:pPr>
+        <w:spacing w:line="336" w:lineRule="auto" w:after="180"/>
+      </w:pPr>
+      <w:r>
+        <w:rPr>
+          <w:b w:val="0"/>
+        </w:rPr>
+        <w:t xml:space="preserve">Keep your first </w:t>
+      </w:r>
+      <w:r>
+        <w:rPr>
+          <w:b/>
+        </w:rPr>
+        <w:t>prediction</w:t>
+      </w:r>
+      <w:r>
+        <w:rPr>
+          <w:b w:val="0"/>
+        </w:rPr>
+        <w:t xml:space="preserve">. Compare it with what the </w:t>
+      </w:r>
+      <w:r>
+        <w:rPr>
+          <w:b/>
+        </w:rPr>
+        <w:t>evidence</w:t>
+      </w:r>
+      <w:r>
+        <w:rPr>
+          <w:b w:val="0"/>
+        </w:rPr>
+        <w:t xml:space="preserve"> shows and explain any change.</w:t>
       </w:r>
     </w:p>
     <w:p>
@@ -2020,7 +3156,30 @@
     </w:p>
     <w:p>
       <w:r>
-        <w:t>Close your notes. Explain this goal in your own words: Explain the mechanism and terminology of peer review and response</w:t>
+        <w:t>Explain Peer review and response without notes, identify a remaining question and plan a later check with a changed case.</w:t>
+      </w:r>
+    </w:p>
+    <w:p>
+      <w:pPr>
+        <w:spacing w:line="336" w:lineRule="auto" w:after="180"/>
+      </w:pPr>
+      <w:r>
+        <w:rPr>
+          <w:b w:val="0"/>
+        </w:rPr>
+        <w:t xml:space="preserve">Close your notes. Explain this goal in your own words: Explain the </w:t>
+      </w:r>
+      <w:r>
+        <w:rPr>
+          <w:b/>
+        </w:rPr>
+        <w:t>mechanism</w:t>
+      </w:r>
+      <w:r>
+        <w:rPr>
+          <w:b w:val="0"/>
+        </w:rPr>
+        <w:t xml:space="preserve"> and terminology of peer review and response</w:t>
       </w:r>
     </w:p>
     <w:p>
@@ -2057,13 +3216,61 @@
       </w:r>
     </w:p>
     <w:p>
-      <w:r>
-        <w:t>If you are unsure, return to the worked picture and explain one arrow. If you are ready, change an input or assumption and justify your prediction.</w:t>
-      </w:r>
-    </w:p>
-    <w:p>
-      <w:r>
-        <w:t>Save your workbook evidence. At the next review, try a different case before opening your old answer.</w:t>
+      <w:pPr>
+        <w:spacing w:line="336" w:lineRule="auto" w:after="180"/>
+      </w:pPr>
+      <w:r>
+        <w:rPr>
+          <w:b w:val="0"/>
+        </w:rPr>
+        <w:t xml:space="preserve">If you are unsure, return to the worked picture and explain one arrow. If you are ready, change an </w:t>
+      </w:r>
+      <w:r>
+        <w:rPr>
+          <w:b/>
+        </w:rPr>
+        <w:t>input</w:t>
+      </w:r>
+      <w:r>
+        <w:rPr>
+          <w:b w:val="0"/>
+        </w:rPr>
+        <w:t xml:space="preserve"> or assumption and justify your </w:t>
+      </w:r>
+      <w:r>
+        <w:rPr>
+          <w:b/>
+        </w:rPr>
+        <w:t>prediction</w:t>
+      </w:r>
+      <w:r>
+        <w:rPr>
+          <w:b w:val="0"/>
+        </w:rPr>
+        <w:t>.</w:t>
+      </w:r>
+    </w:p>
+    <w:p>
+      <w:pPr>
+        <w:spacing w:line="336" w:lineRule="auto" w:after="180"/>
+      </w:pPr>
+      <w:r>
+        <w:rPr>
+          <w:b w:val="0"/>
+        </w:rPr>
+        <w:t xml:space="preserve">Save your workbook </w:t>
+      </w:r>
+      <w:r>
+        <w:rPr>
+          <w:b/>
+        </w:rPr>
+        <w:t>evidence</w:t>
+      </w:r>
+      <w:r>
+        <w:rPr>
+          <w:b w:val="0"/>
+        </w:rPr>
+        <w:t>. At the next review, try a different case before opening your old answer.</w:t>
       </w:r>
     </w:p>
     <w:p>
@@ -2076,12 +3283,41 @@
     </w:p>
     <w:p>
       <w:r>
+        <w:t>Attempt supported questions before using hints or feedback. Review a missing building block, then keep the completed work.</w:t>
+      </w:r>
+    </w:p>
+    <w:p>
+      <w:pPr>
+        <w:spacing w:line="336" w:lineRule="auto" w:after="180"/>
+      </w:pPr>
+      <w:r>
+        <w:rPr>
+          <w:b w:val="0"/>
+        </w:rPr>
         <w:t>Use this supported practice once, in the browser or on paper. Keep the reserved independent assessment for a separate first attempt before teacher feedback.</w:t>
       </w:r>
     </w:p>
     <w:p>
-      <w:r>
-        <w:t>Respond to a reviewer with evidence. A reviewer asks why four photos of one plant were treated as four independent plants.</w:t>
+      <w:pPr>
+        <w:spacing w:line="336" w:lineRule="auto" w:after="180"/>
+      </w:pPr>
+      <w:r>
+        <w:rPr>
+          <w:b w:val="0"/>
+        </w:rPr>
+        <w:t xml:space="preserve">Respond to a reviewer with </w:t>
+      </w:r>
+      <w:r>
+        <w:rPr>
+          <w:b/>
+        </w:rPr>
+        <w:t>evidence</w:t>
+      </w:r>
+      <w:r>
+        <w:rPr>
+          <w:b w:val="0"/>
+        </w:rPr>
+        <w:t>. A reviewer asks why four photos of one plant were treated as four independent plants.</w:t>
       </w:r>
     </w:p>
     <w:p>
@@ -2093,22 +3329,49 @@
       </w:r>
     </w:p>
     <w:p>
-      <w:r>
+      <w:pPr>
+        <w:spacing w:line="336" w:lineRule="auto" w:after="180"/>
+      </w:pPr>
+      <w:r>
+        <w:rPr>
+          <w:b w:val="0"/>
+        </w:rPr>
         <w:t>Which labelled step matches this detail? Correct the description and revise any analysis that assumed independence.</w:t>
       </w:r>
     </w:p>
     <w:p>
-      <w:r>
+      <w:pPr>
+        <w:spacing w:line="336" w:lineRule="auto" w:after="180"/>
+        <w:shd w:fill="F4F9FC"/>
+      </w:pPr>
+      <w:r>
+        <w:rPr>
+          <w:b w:val="0"/>
+        </w:rPr>
         <w:t>1. Revise transparently</w:t>
       </w:r>
     </w:p>
     <w:p>
-      <w:r>
+      <w:pPr>
+        <w:spacing w:line="336" w:lineRule="auto" w:after="180"/>
+        <w:shd w:fill="F4F9FC"/>
+      </w:pPr>
+      <w:r>
+        <w:rPr>
+          <w:b w:val="0"/>
+        </w:rPr>
         <w:t>2. Check the records</w:t>
       </w:r>
     </w:p>
     <w:p>
-      <w:r>
+      <w:pPr>
+        <w:spacing w:line="336" w:lineRule="auto" w:after="180"/>
+        <w:shd w:fill="F4F9FC"/>
+      </w:pPr>
+      <w:r>
+        <w:rPr>
+          <w:b w:val="0"/>
+        </w:rPr>
         <w:t>3. Identify the concern</w:t>
       </w:r>
     </w:p>
@@ -2146,41 +3409,143 @@
       </w:r>
     </w:p>
     <w:p>
-      <w:r>
+      <w:pPr>
+        <w:pStyle w:val="Heading3"/>
+      </w:pPr>
+      <w:r>
+        <w:t>Hint · try first</w:t>
+      </w:r>
+    </w:p>
+    <w:p>
+      <w:pPr>
+        <w:spacing w:line="336" w:lineRule="auto" w:after="180"/>
+        <w:shd w:fill="F1F6F8"/>
+      </w:pPr>
+      <w:r>
+        <w:rPr>
+          <w:b w:val="0"/>
+        </w:rPr>
         <w:t>Hint if needed: Read the steps in the pictorial case. Match the supplied detail to the stage that performs or records it.</w:t>
       </w:r>
     </w:p>
     <w:p>
-      <w:r>
-        <w:t>After your attempt, compare with the supported explanation: Revise transparently Correct the description and revise any analysis that assumed independence. Peer review should connect a criticism to the actual records and a concrete correction or reasoned response. Polite language alone cannot repair a methodological error.</w:t>
-      </w:r>
-    </w:p>
-    <w:p>
       <w:pPr>
         <w:pStyle w:val="Heading3"/>
       </w:pPr>
       <w:r>
+        <w:t>Feedback · compare after trying</w:t>
+      </w:r>
+    </w:p>
+    <w:p>
+      <w:pPr>
+        <w:spacing w:line="336" w:lineRule="auto" w:after="180"/>
+        <w:shd w:fill="F1F6FC"/>
+      </w:pPr>
+      <w:r>
+        <w:rPr>
+          <w:b w:val="0"/>
+        </w:rPr>
+        <w:t>After your attempt, compare with the supported explanation: Revise transparently Correct the description and revise any analysis that assumed independence.</w:t>
+      </w:r>
+    </w:p>
+    <w:p>
+      <w:pPr>
+        <w:spacing w:line="336" w:lineRule="auto" w:after="180"/>
+        <w:shd w:fill="F1F6FC"/>
+      </w:pPr>
+      <w:r>
+        <w:rPr>
+          <w:b w:val="0"/>
+        </w:rPr>
+        <w:t>Peer review should connect a criticism to the actual records and a concrete correction or reasoned response. Polite language alone cannot repair a methodological error.</w:t>
+      </w:r>
+    </w:p>
+    <w:p>
+      <w:pPr>
+        <w:pStyle w:val="Heading3"/>
+      </w:pPr>
+      <w:r>
         <w:t>Practice 2: explain the deciding evidence</w:t>
       </w:r>
     </w:p>
     <w:p>
-      <w:r>
+      <w:pPr>
+        <w:pStyle w:val="Heading3"/>
+      </w:pPr>
+      <w:r>
+        <w:t>Changed case · predict first</w:t>
+      </w:r>
+    </w:p>
+    <w:p>
+      <w:pPr>
+        <w:spacing w:line="336" w:lineRule="auto" w:after="180"/>
+        <w:shd w:fill="F5F1FB"/>
+      </w:pPr>
+      <w:r>
+        <w:rPr>
+          <w:b w:val="0"/>
+        </w:rPr>
         <w:t>Changed-case practice: The team only changes "photos" to "plants" without revisiting analysis. Which conclusion is supported by the supplied facts?</w:t>
       </w:r>
     </w:p>
     <w:p>
-      <w:r>
-        <w:t>1. This one example guarantees correct results for every future input.</w:t>
-      </w:r>
-    </w:p>
-    <w:p>
-      <w:r>
+      <w:pPr>
+        <w:spacing w:line="336" w:lineRule="auto" w:after="180"/>
+        <w:shd w:fill="F4F9FC"/>
+      </w:pPr>
+      <w:r>
+        <w:rPr>
+          <w:b w:val="0"/>
+        </w:rPr>
+        <w:t xml:space="preserve">1. This one example guarantees correct results for every future </w:t>
+      </w:r>
+      <w:r>
+        <w:rPr>
+          <w:b/>
+        </w:rPr>
+        <w:t>input</w:t>
+      </w:r>
+      <w:r>
+        <w:rPr>
+          <w:b w:val="0"/>
+        </w:rPr>
+        <w:t>.</w:t>
+      </w:r>
+    </w:p>
+    <w:p>
+      <w:pPr>
+        <w:spacing w:line="336" w:lineRule="auto" w:after="180"/>
+        <w:shd w:fill="F4F9FC"/>
+      </w:pPr>
+      <w:r>
+        <w:rPr>
+          <w:b w:val="0"/>
+        </w:rPr>
         <w:t>2. The substantive independence issue remains unresolved.</w:t>
       </w:r>
     </w:p>
     <w:p>
-      <w:r>
-        <w:t>3. We can decide the result without examining the changed input or the procedure.</w:t>
+      <w:pPr>
+        <w:spacing w:line="336" w:lineRule="auto" w:after="180"/>
+        <w:shd w:fill="F4F9FC"/>
+      </w:pPr>
+      <w:r>
+        <w:rPr>
+          <w:b w:val="0"/>
+        </w:rPr>
+        <w:t xml:space="preserve">3. We can decide the result without examining the changed </w:t>
+      </w:r>
+      <w:r>
+        <w:rPr>
+          <w:b/>
+        </w:rPr>
+        <w:t>input</w:t>
+      </w:r>
+      <w:r>
+        <w:rPr>
+          <w:b w:val="0"/>
+        </w:rPr>
+        <w:t xml:space="preserve"> or the procedure.</w:t>
       </w:r>
     </w:p>
     <w:p>
@@ -2217,12 +3582,42 @@
       </w:r>
     </w:p>
     <w:p>
-      <w:r>
+      <w:pPr>
+        <w:pStyle w:val="Heading3"/>
+      </w:pPr>
+      <w:r>
+        <w:t>Hint · try first</w:t>
+      </w:r>
+    </w:p>
+    <w:p>
+      <w:pPr>
+        <w:spacing w:line="336" w:lineRule="auto" w:after="180"/>
+        <w:shd w:fill="F1F6F8"/>
+      </w:pPr>
+      <w:r>
+        <w:rPr>
+          <w:b w:val="0"/>
+        </w:rPr>
         <w:t>Hint if needed: Use the changed condition and the deciding step in the pictorial trace. The answer must say what follows from those facts.</w:t>
       </w:r>
     </w:p>
     <w:p>
-      <w:r>
+      <w:pPr>
+        <w:pStyle w:val="Heading3"/>
+      </w:pPr>
+      <w:r>
+        <w:t>Feedback · compare after trying</w:t>
+      </w:r>
+    </w:p>
+    <w:p>
+      <w:pPr>
+        <w:spacing w:line="336" w:lineRule="auto" w:after="180"/>
+        <w:shd w:fill="F1F6FC"/>
+      </w:pPr>
+      <w:r>
+        <w:rPr>
+          <w:b w:val="0"/>
+        </w:rPr>
         <w:t>After your attempt, compare with the supported explanation: The substantive independence issue remains unresolved. Renaming records does not change their shared source objects.</w:t>
       </w:r>
     </w:p>
@@ -2235,18 +3630,141 @@
       </w:r>
     </w:p>
     <w:p>
-      <w:r>
-        <w:t>Review Writing results and limitations (ai-7/31). Goal: Explain the mechanism and terminology of writing results and limitations. Short practice: Compute the supported-answer rates for 9/12 and 10/12. What actual outcome was measured, and why is a claim that every student becomes smarter outside this evidence?. Return to this week and explain what you changed.</w:t>
-      </w:r>
-    </w:p>
-    <w:p>
-      <w:r>
-        <w:t>Review Figures that preserve evidence (ai-7/29). Goal: Explain the mechanism and terminology of figures that preserve evidence. Short practice: Draw count bars for 6/10 and 8/10 using the stated axis. Why must the denominator and fixed task context remain visible, and what distortion arises from an undisclosed axis start at five?. Return to this week and explain what you changed.</w:t>
-      </w:r>
-    </w:p>
-    <w:p>
-      <w:r>
-        <w:t>Review Inspecting failures and anomalies (ai-7/26). Goal: Explain the mechanism and terminology of inspecting failures and anomalies. Short practice: Calculate mean and median for 2,2,2,10. What does the timeout log establish, and why is deleting that inconvenient record incompatible with the stated plan?. Return to this week and explain what you changed.</w:t>
+      <w:pPr>
+        <w:spacing w:line="336" w:lineRule="auto" w:after="180"/>
+      </w:pPr>
+      <w:r>
+        <w:rPr>
+          <w:b w:val="0"/>
+        </w:rPr>
+        <w:t xml:space="preserve">Review Writing results and limitations (ai-7/31). Goal: Explain the </w:t>
+      </w:r>
+      <w:r>
+        <w:rPr>
+          <w:b/>
+        </w:rPr>
+        <w:t>mechanism</w:t>
+      </w:r>
+      <w:r>
+        <w:rPr>
+          <w:b w:val="0"/>
+        </w:rPr>
+        <w:t xml:space="preserve"> and terminology of writing results and limitations. Short practice: Compute the supported-answer rates for 9/12 and 10/12.</w:t>
+      </w:r>
+    </w:p>
+    <w:p>
+      <w:pPr>
+        <w:spacing w:line="336" w:lineRule="auto" w:after="180"/>
+      </w:pPr>
+      <w:r>
+        <w:rPr>
+          <w:b w:val="0"/>
+        </w:rPr>
+        <w:t xml:space="preserve">What actual outcome was measured, and why is a claim that every student becomes smarter outside this </w:t>
+      </w:r>
+      <w:r>
+        <w:rPr>
+          <w:b/>
+        </w:rPr>
+        <w:t>evidence</w:t>
+      </w:r>
+      <w:r>
+        <w:rPr>
+          <w:b w:val="0"/>
+        </w:rPr>
+        <w:t>?. Return to this week and explain what you changed.</w:t>
+      </w:r>
+    </w:p>
+    <w:p>
+      <w:pPr>
+        <w:spacing w:line="336" w:lineRule="auto" w:after="180"/>
+      </w:pPr>
+      <w:r>
+        <w:rPr>
+          <w:b w:val="0"/>
+        </w:rPr>
+        <w:t xml:space="preserve">Review Figures that preserve </w:t>
+      </w:r>
+      <w:r>
+        <w:rPr>
+          <w:b/>
+        </w:rPr>
+        <w:t>evidence</w:t>
+      </w:r>
+      <w:r>
+        <w:rPr>
+          <w:b w:val="0"/>
+        </w:rPr>
+        <w:t xml:space="preserve"> (ai-7/29). Goal: Explain the </w:t>
+      </w:r>
+      <w:r>
+        <w:rPr>
+          <w:b/>
+        </w:rPr>
+        <w:t>mechanism</w:t>
+      </w:r>
+      <w:r>
+        <w:rPr>
+          <w:b w:val="0"/>
+        </w:rPr>
+        <w:t xml:space="preserve"> and terminology of figures that preserve </w:t>
+      </w:r>
+      <w:r>
+        <w:rPr>
+          <w:b/>
+        </w:rPr>
+        <w:t>evidence</w:t>
+      </w:r>
+      <w:r>
+        <w:rPr>
+          <w:b w:val="0"/>
+        </w:rPr>
+        <w:t>. Short practice: Draw count bars for 6/10 and 8/10 using the stated axis.</w:t>
+      </w:r>
+    </w:p>
+    <w:p>
+      <w:pPr>
+        <w:spacing w:line="336" w:lineRule="auto" w:after="180"/>
+      </w:pPr>
+      <w:r>
+        <w:rPr>
+          <w:b w:val="0"/>
+        </w:rPr>
+        <w:t>Why must the denominator and fixed task context remain visible, and what distortion arises from an undisclosed axis start at five?. Return to this week and explain what you changed.</w:t>
+      </w:r>
+    </w:p>
+    <w:p>
+      <w:pPr>
+        <w:spacing w:line="336" w:lineRule="auto" w:after="180"/>
+      </w:pPr>
+      <w:r>
+        <w:rPr>
+          <w:b w:val="0"/>
+        </w:rPr>
+        <w:t xml:space="preserve">Review Inspecting failures and anomalies (ai-7/26). Goal: Explain the </w:t>
+      </w:r>
+      <w:r>
+        <w:rPr>
+          <w:b/>
+        </w:rPr>
+        <w:t>mechanism</w:t>
+      </w:r>
+      <w:r>
+        <w:rPr>
+          <w:b w:val="0"/>
+        </w:rPr>
+        <w:t xml:space="preserve"> and terminology of inspecting failures and anomalies. Short practice: Calculate mean and median for 2,2,2,10.</w:t>
+      </w:r>
+    </w:p>
+    <w:p>
+      <w:pPr>
+        <w:spacing w:line="336" w:lineRule="auto" w:after="180"/>
+      </w:pPr>
+      <w:r>
+        <w:rPr>
+          <w:b w:val="0"/>
+        </w:rPr>
+        <w:t>What does the timeout log establish, and why is deleting that inconvenient record incompatible with the stated plan?. Return to this week and explain what you changed.</w:t>
       </w:r>
     </w:p>
     <w:p>
@@ -2258,8 +3776,648 @@
       </w:r>
     </w:p>
     <w:p>
-      <w:r>
-        <w:t>Use Download completed work in the hosted lesson to export your answers, reflections, practice feedback and code-run evidence. Open the HTML copy to read or print it. Drafts stay in this browser when storage is available; clear drafts on a shared device.</w:t>
+      <w:pPr>
+        <w:spacing w:line="336" w:lineRule="auto" w:after="180"/>
+      </w:pPr>
+      <w:r>
+        <w:rPr>
+          <w:b w:val="0"/>
+        </w:rPr>
+        <w:t xml:space="preserve">Use Download completed work in the hosted lesson to export your answers, reflections, practice feedback and code-run </w:t>
+      </w:r>
+      <w:r>
+        <w:rPr>
+          <w:b/>
+        </w:rPr>
+        <w:t>evidence</w:t>
+      </w:r>
+      <w:r>
+        <w:rPr>
+          <w:b w:val="0"/>
+        </w:rPr>
+        <w:t>. Open the HTML copy to read or print it.</w:t>
+      </w:r>
+    </w:p>
+    <w:p>
+      <w:pPr>
+        <w:spacing w:line="336" w:lineRule="auto" w:after="180"/>
+      </w:pPr>
+      <w:r>
+        <w:rPr>
+          <w:b w:val="0"/>
+        </w:rPr>
+        <w:t>Drafts stay in this browser when storage is available; clear drafts on a shared device.</w:t>
+      </w:r>
+    </w:p>
+    <w:p>
+      <w:pPr>
+        <w:pStyle w:val="Heading1"/>
+      </w:pPr>
+      <w:r>
+        <w:t>18. Visual concept journey</w:t>
+      </w:r>
+    </w:p>
+    <w:p>
+      <w:r>
+        <w:t>Explain each Peer review and response graphic using its labels, deciding evidence and relevant limitation.</w:t>
+      </w:r>
+    </w:p>
+    <w:p>
+      <w:pPr>
+        <w:pStyle w:val="Heading3"/>
+      </w:pPr>
+      <w:r>
+        <w:t>01. Peer review and response: the case</w:t>
+      </w:r>
+    </w:p>
+    <w:p>
+      <w:r>
+        <w:drawing>
+          <wp:inline xmlns:a="http://schemas.openxmlformats.org/drawingml/2006/main" xmlns:pic="http://schemas.openxmlformats.org/drawingml/2006/picture">
+            <wp:extent cx="5486400" cy="2834640"/>
+            <wp:docPr id="2" name="Picture 2" descr="Respond to a reviewer with evidence. A reviewer asks why four photos of one plant were treated as four independent plants. Supplied facts: The original table contains four views of P1 and four views of P2: eight photos from two plants."/>
+            <wp:cNvGraphicFramePr>
+              <a:graphicFrameLocks noChangeAspect="1"/>
+            </wp:cNvGraphicFramePr>
+            <a:graphic>
+              <a:graphicData uri="http://schemas.openxmlformats.org/drawingml/2006/picture">
+                <pic:pic>
+                  <pic:nvPicPr>
+                    <pic:cNvPr id="0" name="academy-story-ai-7-32-01.png"/>
+                    <pic:cNvPicPr/>
+                  </pic:nvPicPr>
+                  <pic:blipFill>
+                    <a:blip r:embed="rId10"/>
+                    <a:stretch>
+                      <a:fillRect/>
+                    </a:stretch>
+                  </pic:blipFill>
+                  <pic:spPr>
+                    <a:xfrm>
+                      <a:off x="0" y="0"/>
+                      <a:ext cx="5486400" cy="2834640"/>
+                    </a:xfrm>
+                    <a:prstGeom prst="rect"/>
+                  </pic:spPr>
+                </pic:pic>
+              </a:graphicData>
+            </a:graphic>
+          </wp:inline>
+        </w:drawing>
+      </w:r>
+    </w:p>
+    <w:p>
+      <w:pPr>
+        <w:spacing w:line="336" w:lineRule="auto" w:after="180"/>
+      </w:pPr>
+      <w:r>
+        <w:rPr>
+          <w:b w:val="0"/>
+        </w:rPr>
+        <w:t xml:space="preserve">Respond to a reviewer with </w:t>
+      </w:r>
+      <w:r>
+        <w:rPr>
+          <w:b/>
+        </w:rPr>
+        <w:t>evidence</w:t>
+      </w:r>
+      <w:r>
+        <w:rPr>
+          <w:b w:val="0"/>
+        </w:rPr>
+        <w:t>. A reviewer asks why four photos of one plant were treated as four independent plants.</w:t>
+      </w:r>
+    </w:p>
+    <w:p>
+      <w:pPr>
+        <w:spacing w:line="336" w:lineRule="auto" w:after="180"/>
+      </w:pPr>
+      <w:r>
+        <w:rPr>
+          <w:b w:val="0"/>
+        </w:rPr>
+        <w:t>Supplied facts: The original table contains four views of P1 and four views of P2: eight photos from two plants.</w:t>
+      </w:r>
+    </w:p>
+    <w:p>
+      <w:pPr>
+        <w:spacing w:line="336" w:lineRule="auto" w:after="180"/>
+        <w:shd w:fill="F5F1FB"/>
+      </w:pPr>
+      <w:r>
+        <w:rPr>
+          <w:b w:val="0"/>
+        </w:rPr>
+        <w:t>Point to the given fact that matters most. Explain why it matters.</w:t>
+      </w:r>
+    </w:p>
+    <w:p>
+      <w:pPr>
+        <w:pStyle w:val="Heading3"/>
+      </w:pPr>
+      <w:r>
+        <w:t>02. Follow the deciding steps</w:t>
+      </w:r>
+    </w:p>
+    <w:p>
+      <w:r>
+        <w:drawing>
+          <wp:inline xmlns:a="http://schemas.openxmlformats.org/drawingml/2006/main" xmlns:pic="http://schemas.openxmlformats.org/drawingml/2006/picture">
+            <wp:extent cx="5486400" cy="3182112"/>
+            <wp:docPr id="3" name="Picture 3" descr="Identify the concern: The reviewer questions the unit of analysis. → Check the records: Plant identifiers confirm two plants, not eight independent plants. → Revise transparently: Correct the description and revise any analysis that assumed independence."/>
+            <wp:cNvGraphicFramePr>
+              <a:graphicFrameLocks noChangeAspect="1"/>
+            </wp:cNvGraphicFramePr>
+            <a:graphic>
+              <a:graphicData uri="http://schemas.openxmlformats.org/drawingml/2006/picture">
+                <pic:pic>
+                  <pic:nvPicPr>
+                    <pic:cNvPr id="0" name="academy-story-ai-7-32-02.png"/>
+                    <pic:cNvPicPr/>
+                  </pic:nvPicPr>
+                  <pic:blipFill>
+                    <a:blip r:embed="rId11"/>
+                    <a:stretch>
+                      <a:fillRect/>
+                    </a:stretch>
+                  </pic:blipFill>
+                  <pic:spPr>
+                    <a:xfrm>
+                      <a:off x="0" y="0"/>
+                      <a:ext cx="5486400" cy="3182112"/>
+                    </a:xfrm>
+                    <a:prstGeom prst="rect"/>
+                  </pic:spPr>
+                </pic:pic>
+              </a:graphicData>
+            </a:graphic>
+          </wp:inline>
+        </w:drawing>
+      </w:r>
+    </w:p>
+    <w:p>
+      <w:pPr>
+        <w:spacing w:line="336" w:lineRule="auto" w:after="180"/>
+      </w:pPr>
+      <w:r>
+        <w:rPr>
+          <w:b w:val="0"/>
+        </w:rPr>
+        <w:t>Identify the concern: The reviewer questions the unit of analysis. → Check the records: Plant identifiers confirm two plants, not eight independent plants. → Revise transparently: Correct the description and revise any analysis that assumed independence.</w:t>
+      </w:r>
+    </w:p>
+    <w:p>
+      <w:pPr>
+        <w:spacing w:line="336" w:lineRule="auto" w:after="180"/>
+        <w:shd w:fill="F5F1FB"/>
+      </w:pPr>
+      <w:r>
+        <w:rPr>
+          <w:b w:val="0"/>
+        </w:rPr>
+        <w:t xml:space="preserve">Point to each numbered stage and explain which recorded </w:t>
+      </w:r>
+      <w:r>
+        <w:rPr>
+          <w:b/>
+        </w:rPr>
+        <w:t>input</w:t>
+      </w:r>
+      <w:r>
+        <w:rPr>
+          <w:b w:val="0"/>
+        </w:rPr>
+        <w:t xml:space="preserve"> it uses.</w:t>
+      </w:r>
+    </w:p>
+    <w:p>
+      <w:pPr>
+        <w:pStyle w:val="Heading3"/>
+      </w:pPr>
+      <w:r>
+        <w:t>03. Peer review and response — evidence trace</w:t>
+      </w:r>
+    </w:p>
+    <w:p>
+      <w:r>
+        <w:drawing>
+          <wp:inline xmlns:a="http://schemas.openxmlformats.org/drawingml/2006/main" xmlns:pic="http://schemas.openxmlformats.org/drawingml/2006/picture">
+            <wp:extent cx="5486400" cy="2996184"/>
+            <wp:docPr id="4" name="Picture 4" descr="Peer review and response — evidence trace. Reviewer asks for a fitted-line baseline; author responds that the neural network is advanced, without a comparison. | For each comment record concern, response, change location and new evidence if needed. If no new evidence exists, narrow the claim instead of promising an unperformed test. | The response lacks evidence. Add a fair comparison under the plan or narrow the claim to the existing baseline; record any new analysis as such."/>
+            <wp:cNvGraphicFramePr>
+              <a:graphicFrameLocks noChangeAspect="1"/>
+            </wp:cNvGraphicFramePr>
+            <a:graphic>
+              <a:graphicData uri="http://schemas.openxmlformats.org/drawingml/2006/picture">
+                <pic:pic>
+                  <pic:nvPicPr>
+                    <pic:cNvPr id="0" name="academy-story-ai-7-32-03.png"/>
+                    <pic:cNvPicPr/>
+                  </pic:nvPicPr>
+                  <pic:blipFill>
+                    <a:blip r:embed="rId12"/>
+                    <a:stretch>
+                      <a:fillRect/>
+                    </a:stretch>
+                  </pic:blipFill>
+                  <pic:spPr>
+                    <a:xfrm>
+                      <a:off x="0" y="0"/>
+                      <a:ext cx="5486400" cy="2996184"/>
+                    </a:xfrm>
+                    <a:prstGeom prst="rect"/>
+                  </pic:spPr>
+                </pic:pic>
+              </a:graphicData>
+            </a:graphic>
+          </wp:inline>
+        </w:drawing>
+      </w:r>
+    </w:p>
+    <w:p>
+      <w:pPr>
+        <w:spacing w:line="336" w:lineRule="auto" w:after="180"/>
+      </w:pPr>
+      <w:r>
+        <w:rPr>
+          <w:b w:val="0"/>
+        </w:rPr>
+        <w:t xml:space="preserve">Peer review and response — </w:t>
+      </w:r>
+      <w:r>
+        <w:rPr>
+          <w:b/>
+        </w:rPr>
+        <w:t>evidence</w:t>
+      </w:r>
+      <w:r>
+        <w:rPr>
+          <w:b w:val="0"/>
+        </w:rPr>
+        <w:t xml:space="preserve"> trace.</w:t>
+      </w:r>
+    </w:p>
+    <w:p>
+      <w:pPr>
+        <w:spacing w:line="336" w:lineRule="auto" w:after="180"/>
+      </w:pPr>
+      <w:r>
+        <w:rPr>
+          <w:b w:val="0"/>
+        </w:rPr>
+        <w:t xml:space="preserve">Reviewer asks for a fitted-line baseline; author responds that the neural network is advanced, without a comparison. | For each comment record concern, response, change location and new </w:t>
+      </w:r>
+      <w:r>
+        <w:rPr>
+          <w:b/>
+        </w:rPr>
+        <w:t>evidence</w:t>
+      </w:r>
+      <w:r>
+        <w:rPr>
+          <w:b w:val="0"/>
+        </w:rPr>
+        <w:t xml:space="preserve"> if needed.</w:t>
+      </w:r>
+    </w:p>
+    <w:p>
+      <w:pPr>
+        <w:spacing w:line="336" w:lineRule="auto" w:after="180"/>
+      </w:pPr>
+      <w:r>
+        <w:rPr>
+          <w:b w:val="0"/>
+        </w:rPr>
+        <w:t xml:space="preserve">If no new </w:t>
+      </w:r>
+      <w:r>
+        <w:rPr>
+          <w:b/>
+        </w:rPr>
+        <w:t>evidence</w:t>
+      </w:r>
+      <w:r>
+        <w:rPr>
+          <w:b w:val="0"/>
+        </w:rPr>
+        <w:t xml:space="preserve"> exists, narrow the claim instead of promising an unperformed test. | The response lacks </w:t>
+      </w:r>
+      <w:r>
+        <w:rPr>
+          <w:b/>
+        </w:rPr>
+        <w:t>evidence</w:t>
+      </w:r>
+      <w:r>
+        <w:rPr>
+          <w:b w:val="0"/>
+        </w:rPr>
+        <w:t>.</w:t>
+      </w:r>
+    </w:p>
+    <w:p>
+      <w:pPr>
+        <w:spacing w:line="336" w:lineRule="auto" w:after="180"/>
+      </w:pPr>
+      <w:r>
+        <w:rPr>
+          <w:b w:val="0"/>
+        </w:rPr>
+        <w:t>Add a fair comparison under the plan or narrow the claim to the existing baseline; record any new analysis as such.</w:t>
+      </w:r>
+    </w:p>
+    <w:p>
+      <w:pPr>
+        <w:spacing w:line="336" w:lineRule="auto" w:after="180"/>
+        <w:shd w:fill="F5F1FB"/>
+      </w:pPr>
+      <w:r>
+        <w:rPr>
+          <w:b w:val="0"/>
+        </w:rPr>
+        <w:t>Read the labels and values. Explain the relationship the model shows.</w:t>
+      </w:r>
+    </w:p>
+    <w:p>
+      <w:pPr>
+        <w:pStyle w:val="Heading3"/>
+      </w:pPr>
+      <w:r>
+        <w:t>04. Change one thing. Trace what follows.</w:t>
+      </w:r>
+    </w:p>
+    <w:p>
+      <w:r>
+        <w:drawing>
+          <wp:inline xmlns:a="http://schemas.openxmlformats.org/drawingml/2006/main" xmlns:pic="http://schemas.openxmlformats.org/drawingml/2006/picture">
+            <wp:extent cx="5486400" cy="3026664"/>
+            <wp:docPr id="5" name="Picture 5" descr="Original case: Correct the description and revise any analysis that assumed independence. Changed condition: The team only changes &quot;photos&quot; to &quot;plants&quot; without revisiting analysis. Expected result: The substantive independence issue remains unresolved. Reason: Renaming records does not change their shared source objects."/>
+            <wp:cNvGraphicFramePr>
+              <a:graphicFrameLocks noChangeAspect="1"/>
+            </wp:cNvGraphicFramePr>
+            <a:graphic>
+              <a:graphicData uri="http://schemas.openxmlformats.org/drawingml/2006/picture">
+                <pic:pic>
+                  <pic:nvPicPr>
+                    <pic:cNvPr id="0" name="academy-story-ai-7-32-04.png"/>
+                    <pic:cNvPicPr/>
+                  </pic:nvPicPr>
+                  <pic:blipFill>
+                    <a:blip r:embed="rId13"/>
+                    <a:stretch>
+                      <a:fillRect/>
+                    </a:stretch>
+                  </pic:blipFill>
+                  <pic:spPr>
+                    <a:xfrm>
+                      <a:off x="0" y="0"/>
+                      <a:ext cx="5486400" cy="3026664"/>
+                    </a:xfrm>
+                    <a:prstGeom prst="rect"/>
+                  </pic:spPr>
+                </pic:pic>
+              </a:graphicData>
+            </a:graphic>
+          </wp:inline>
+        </w:drawing>
+      </w:r>
+    </w:p>
+    <w:p>
+      <w:pPr>
+        <w:spacing w:line="336" w:lineRule="auto" w:after="180"/>
+      </w:pPr>
+      <w:r>
+        <w:rPr>
+          <w:b w:val="0"/>
+        </w:rPr>
+        <w:t>Original case: Correct the description and revise any analysis that assumed independence. Changed condition: The team only changes "photos" to "plants" without revisiting analysis.</w:t>
+      </w:r>
+    </w:p>
+    <w:p>
+      <w:pPr>
+        <w:spacing w:line="336" w:lineRule="auto" w:after="180"/>
+      </w:pPr>
+      <w:r>
+        <w:rPr>
+          <w:b w:val="0"/>
+        </w:rPr>
+        <w:t>Expected result: The substantive independence issue remains unresolved. Reason: Renaming records does not change their shared source objects.</w:t>
+      </w:r>
+    </w:p>
+    <w:p>
+      <w:pPr>
+        <w:spacing w:line="336" w:lineRule="auto" w:after="180"/>
+        <w:shd w:fill="F5F1FB"/>
+      </w:pPr>
+      <w:r>
+        <w:rPr>
+          <w:b w:val="0"/>
+        </w:rPr>
+        <w:t>Predict before checking the worked changed-case result. Name what changed and what the supplied facts allow you to conclude.</w:t>
+      </w:r>
+    </w:p>
+    <w:p>
+      <w:pPr>
+        <w:pStyle w:val="Heading3"/>
+      </w:pPr>
+      <w:r>
+        <w:t>05. Connect the explanation to its limit</w:t>
+      </w:r>
+    </w:p>
+    <w:p>
+      <w:r>
+        <w:drawing>
+          <wp:inline xmlns:a="http://schemas.openxmlformats.org/drawingml/2006/main" xmlns:pic="http://schemas.openxmlformats.org/drawingml/2006/picture">
+            <wp:extent cx="5486400" cy="2834640"/>
+            <wp:docPr id="6" name="Picture 6" descr="Peer review should connect a criticism to the actual records and a concrete correction or reasoned response. Polite language alone cannot repair a methodological error. Limit: Two plants provide limited coverage; grouping correctly does not create more independent evidence."/>
+            <wp:cNvGraphicFramePr>
+              <a:graphicFrameLocks noChangeAspect="1"/>
+            </wp:cNvGraphicFramePr>
+            <a:graphic>
+              <a:graphicData uri="http://schemas.openxmlformats.org/drawingml/2006/picture">
+                <pic:pic>
+                  <pic:nvPicPr>
+                    <pic:cNvPr id="0" name="academy-story-ai-7-32-05.png"/>
+                    <pic:cNvPicPr/>
+                  </pic:nvPicPr>
+                  <pic:blipFill>
+                    <a:blip r:embed="rId14"/>
+                    <a:stretch>
+                      <a:fillRect/>
+                    </a:stretch>
+                  </pic:blipFill>
+                  <pic:spPr>
+                    <a:xfrm>
+                      <a:off x="0" y="0"/>
+                      <a:ext cx="5486400" cy="2834640"/>
+                    </a:xfrm>
+                    <a:prstGeom prst="rect"/>
+                  </pic:spPr>
+                </pic:pic>
+              </a:graphicData>
+            </a:graphic>
+          </wp:inline>
+        </w:drawing>
+      </w:r>
+    </w:p>
+    <w:p>
+      <w:pPr>
+        <w:spacing w:line="336" w:lineRule="auto" w:after="180"/>
+      </w:pPr>
+      <w:r>
+        <w:rPr>
+          <w:b w:val="0"/>
+        </w:rPr>
+        <w:t>Peer review should connect a criticism to the actual records and a concrete correction or reasoned response. Polite language alone cannot repair a methodological error.</w:t>
+      </w:r>
+    </w:p>
+    <w:p>
+      <w:pPr>
+        <w:spacing w:line="336" w:lineRule="auto" w:after="180"/>
+      </w:pPr>
+      <w:r>
+        <w:rPr>
+          <w:b w:val="0"/>
+        </w:rPr>
+        <w:t xml:space="preserve">Limit: Two plants provide limited coverage; grouping correctly does not create more independent </w:t>
+      </w:r>
+      <w:r>
+        <w:rPr>
+          <w:b/>
+        </w:rPr>
+        <w:t>evidence</w:t>
+      </w:r>
+      <w:r>
+        <w:rPr>
+          <w:b w:val="0"/>
+        </w:rPr>
+        <w:t>.</w:t>
+      </w:r>
+    </w:p>
+    <w:p>
+      <w:pPr>
+        <w:spacing w:line="336" w:lineRule="auto" w:after="180"/>
+        <w:shd w:fill="F5F1FB"/>
+      </w:pPr>
+      <w:r>
+        <w:rPr>
+          <w:b w:val="0"/>
+        </w:rPr>
+        <w:t>Explain the case, then point to a limit on the claim.</w:t>
+      </w:r>
+    </w:p>
+    <w:p>
+      <w:pPr>
+        <w:pStyle w:val="Heading3"/>
+      </w:pPr>
+      <w:r>
+        <w:t>06. Make the idea visible in your project</w:t>
+      </w:r>
+    </w:p>
+    <w:p>
+      <w:r>
+        <w:drawing>
+          <wp:inline xmlns:a="http://schemas.openxmlformats.org/drawingml/2006/main" xmlns:pic="http://schemas.openxmlformats.org/drawingml/2006/picture">
+            <wp:extent cx="5486400" cy="3681984"/>
+            <wp:docPr id="7" name="Picture 7" descr="For the Reproducible AI Research Study, retain an annotated worked trace and the changed-case reasoning. Connect the claim to its records, units and assumptions so another investigator can challenge or reproduce it. Draw your input, deciding step, result and limit. Supported question: Count photos and underlying plants in the reviewer’s concern. What analysis assumption needs revision, and why does changing only the word photos to plants fail to repair it?"/>
+            <wp:cNvGraphicFramePr>
+              <a:graphicFrameLocks noChangeAspect="1"/>
+            </wp:cNvGraphicFramePr>
+            <a:graphic>
+              <a:graphicData uri="http://schemas.openxmlformats.org/drawingml/2006/picture">
+                <pic:pic>
+                  <pic:nvPicPr>
+                    <pic:cNvPr id="0" name="academy-story-ai-7-32-06.png"/>
+                    <pic:cNvPicPr/>
+                  </pic:nvPicPr>
+                  <pic:blipFill>
+                    <a:blip r:embed="rId15"/>
+                    <a:stretch>
+                      <a:fillRect/>
+                    </a:stretch>
+                  </pic:blipFill>
+                  <pic:spPr>
+                    <a:xfrm>
+                      <a:off x="0" y="0"/>
+                      <a:ext cx="5486400" cy="3681984"/>
+                    </a:xfrm>
+                    <a:prstGeom prst="rect"/>
+                  </pic:spPr>
+                </pic:pic>
+              </a:graphicData>
+            </a:graphic>
+          </wp:inline>
+        </w:drawing>
+      </w:r>
+    </w:p>
+    <w:p>
+      <w:pPr>
+        <w:spacing w:line="336" w:lineRule="auto" w:after="180"/>
+      </w:pPr>
+      <w:r>
+        <w:rPr>
+          <w:b w:val="0"/>
+        </w:rPr>
+        <w:t>For the Reproducible AI Research Study, retain an annotated worked trace and the changed-case reasoning. Connect the claim to its records, units and assumptions so another investigator can challenge or reproduce it.</w:t>
+      </w:r>
+    </w:p>
+    <w:p>
+      <w:pPr>
+        <w:spacing w:line="336" w:lineRule="auto" w:after="180"/>
+      </w:pPr>
+      <w:r>
+        <w:rPr>
+          <w:b w:val="0"/>
+        </w:rPr>
+        <w:t xml:space="preserve">Draw your </w:t>
+      </w:r>
+      <w:r>
+        <w:rPr>
+          <w:b/>
+        </w:rPr>
+        <w:t>input</w:t>
+      </w:r>
+      <w:r>
+        <w:rPr>
+          <w:b w:val="0"/>
+        </w:rPr>
+        <w:t>, deciding step, result and limit. Supported question: Count photos and underlying plants in the reviewer’s concern.</w:t>
+      </w:r>
+    </w:p>
+    <w:p>
+      <w:pPr>
+        <w:spacing w:line="336" w:lineRule="auto" w:after="180"/>
+      </w:pPr>
+      <w:r>
+        <w:rPr>
+          <w:b w:val="0"/>
+        </w:rPr>
+        <w:t>What analysis assumption needs revision, and why does changing only the word photos to plants fail to repair it?</w:t>
+      </w:r>
+    </w:p>
+    <w:p>
+      <w:pPr>
+        <w:spacing w:line="336" w:lineRule="auto" w:after="180"/>
+        <w:shd w:fill="F5F1FB"/>
+      </w:pPr>
+      <w:r>
+        <w:rPr>
+          <w:b w:val="0"/>
+        </w:rPr>
+        <w:t xml:space="preserve">Draw your project trace and justify the deciding step using </w:t>
+      </w:r>
+      <w:r>
+        <w:rPr>
+          <w:b/>
+        </w:rPr>
+        <w:t>evidence</w:t>
+      </w:r>
+      <w:r>
+        <w:rPr>
+          <w:b w:val="0"/>
+        </w:rPr>
+        <w:t>.</w:t>
       </w:r>
     </w:p>
     <w:sectPr>

--- a/downloads/student/ai-7-week-32.docx
+++ b/downloads/student/ai-7-week-32.docx
@@ -25,12 +25,17 @@
         <w:pStyle w:val="Heading1"/>
       </w:pPr>
       <w:r>
-        <w:t>Before you start</w:t>
-      </w:r>
-    </w:p>
-    <w:p>
-      <w:r>
-        <w:t>Recall Writing results and limitations. Explain why a recorded result needs its input conditions and evidence source before it can support a claim.</w:t>
+        <w:t>Respond to review with traceable evidence and concrete corrections</w:t>
+      </w:r>
+    </w:p>
+    <w:p>
+      <w:r>
+        <w:t>Address the concern, preserve original records and distinguish proposed analysis from completed evidence.</w:t>
+      </w:r>
+    </w:p>
+    <w:p>
+      <w:r>
+        <w:t>Question and contract → complete main ledger → separate picture → boundary probes → investigation → independent attempt.</w:t>
       </w:r>
     </w:p>
     <w:p>
@@ -38,20 +43,20 @@
         <w:pStyle w:val="Heading1"/>
       </w:pPr>
       <w:r>
-        <w:t>01. Your mission</w:t>
-      </w:r>
-    </w:p>
-    <w:p>
-      <w:r>
-        <w:t>Start with the target: Explain the mechanism and terminology of peer review and response. Try the recall before opening notes.</w:t>
-      </w:r>
-    </w:p>
-    <w:p>
-      <w:pPr>
-        <w:pStyle w:val="Heading3"/>
-      </w:pPr>
-      <w:r>
-        <w:t>Your learning target</w:t>
+        <w:t>01. Respond to review with traceable evidence and concrete corrections</w:t>
+      </w:r>
+    </w:p>
+    <w:p>
+      <w:r>
+        <w:t>Address the concern, preserve original records and distinguish proposed analysis from completed evidence.</w:t>
+      </w:r>
+    </w:p>
+    <w:p>
+      <w:pPr>
+        <w:pStyle w:val="Heading2"/>
+      </w:pPr>
+      <w:r>
+        <w:t>Learning goals</w:t>
       </w:r>
     </w:p>
     <w:p>
@@ -101,10 +106,10 @@
     </w:p>
     <w:p>
       <w:pPr>
-        <w:pStyle w:val="Heading3"/>
-      </w:pPr>
-      <w:r>
-        <w:t>Remember before reading</w:t>
+        <w:pStyle w:val="Heading2"/>
+      </w:pPr>
+      <w:r>
+        <w:t>Retrieve before reading</w:t>
       </w:r>
     </w:p>
     <w:p>
@@ -188,6 +193,88 @@
     </w:p>
     <w:p>
       <w:pPr>
+        <w:pStyle w:val="Heading2"/>
+      </w:pPr>
+      <w:r>
+        <w:t>Starting explanation</w:t>
+      </w:r>
+    </w:p>
+    <w:p>
+      <w:pPr>
+        <w:pStyle w:val="ListBullet"/>
+      </w:pPr>
+      <w:r>
+        <w:t>Recall Writing results and limitations. Explain why a recorded result needs its input conditions and evidence source before it can support a claim.</w:t>
+      </w:r>
+    </w:p>
+    <w:p>
+      <w:pPr>
+        <w:pStyle w:val="Heading3"/>
+      </w:pPr>
+      <w:r>
+        <w:t>My starting explanation</w:t>
+      </w:r>
+    </w:p>
+    <w:p>
+      <w:r>
+        <w:t>________________________________________________________________</w:t>
+      </w:r>
+    </w:p>
+    <w:p>
+      <w:r>
+        <w:t>________________________________________________________________</w:t>
+      </w:r>
+    </w:p>
+    <w:p>
+      <w:r>
+        <w:t>________________________________________________________________</w:t>
+      </w:r>
+    </w:p>
+    <w:p>
+      <w:pPr>
+        <w:pStyle w:val="Heading2"/>
+      </w:pPr>
+      <w:r>
+        <w:t>End goal</w:t>
+      </w:r>
+    </w:p>
+    <w:p>
+      <w:pPr>
+        <w:spacing w:line="336" w:lineRule="auto" w:after="180"/>
+      </w:pPr>
+      <w:r>
+        <w:rPr>
+          <w:b w:val="0"/>
+        </w:rPr>
+        <w:t>Explain peer review and response using the records and boundaries of this fictional investigation.</w:t>
+      </w:r>
+    </w:p>
+    <w:p>
+      <w:pPr>
+        <w:pStyle w:val="Heading2"/>
+      </w:pPr>
+      <w:r>
+        <w:t>Earlier wording, alternatives and picture transcripts · reference / check after trying</w:t>
+      </w:r>
+    </w:p>
+    <w:p>
+      <w:pPr>
+        <w:pStyle w:val="Heading3"/>
+      </w:pPr>
+      <w:r>
+        <w:t>Your learning target</w:t>
+      </w:r>
+    </w:p>
+    <w:p>
+      <w:pPr>
+        <w:pStyle w:val="Heading3"/>
+      </w:pPr>
+      <w:r>
+        <w:t>Remember before reading</w:t>
+      </w:r>
+    </w:p>
+    <w:p>
+      <w:pPr>
         <w:spacing w:line="336" w:lineRule="auto" w:after="180"/>
       </w:pPr>
       <w:r>
@@ -252,13 +339,638 @@
     </w:p>
     <w:p>
       <w:pPr>
+        <w:pStyle w:val="Heading3"/>
+      </w:pPr>
+      <w:r>
+        <w:t>This week’s end goal</w:t>
+      </w:r>
+    </w:p>
+    <w:p>
+      <w:pPr>
+        <w:pStyle w:val="Heading1"/>
+      </w:pPr>
+      <w:r>
+        <w:t>02. Understand the question and evidence contract</w:t>
+      </w:r>
+    </w:p>
+    <w:p>
+      <w:r>
+        <w:t>Address the concern, preserve original records and distinguish proposed analysis from completed evidence.</w:t>
+      </w:r>
+    </w:p>
+    <w:p>
+      <w:pPr>
+        <w:pStyle w:val="Heading2"/>
+      </w:pPr>
+      <w:r>
+        <w:t>Start with the research problem</w:t>
+      </w:r>
+    </w:p>
+    <w:p>
+      <w:pPr>
         <w:spacing w:line="336" w:lineRule="auto" w:after="180"/>
       </w:pPr>
       <w:r>
         <w:rPr>
           <w:b w:val="0"/>
         </w:rPr>
-        <w:t xml:space="preserve">Recall Writing results and limitations. Explain why a recorded result needs its </w:t>
+        <w:t>A reviewer’s concern asks whether the evidence supports the claim. A response should connect that concern to a specific record, correction or justified scope change. Calling a neural network advanced does not answer a request for a baseline comparison. If the needed evidence is absent, either propose a clearly identified new analysis or narrow the existing claim.</w:t>
+      </w:r>
+    </w:p>
+    <w:p>
+      <w:pPr>
+        <w:spacing w:line="336" w:lineRule="auto" w:after="180"/>
+      </w:pPr>
+      <w:r>
+        <w:rPr>
+          <w:b w:val="0"/>
+        </w:rPr>
+        <w:t>Do not write that a test was completed when it has only been suggested.</w:t>
+      </w:r>
+    </w:p>
+    <w:p>
+      <w:pPr>
+        <w:pStyle w:val="Heading2"/>
+      </w:pPr>
+      <w:r>
+        <w:t>Original concept explanation</w:t>
+      </w:r>
+    </w:p>
+    <w:p>
+      <w:pPr>
+        <w:spacing w:line="336" w:lineRule="auto" w:after="180"/>
+      </w:pPr>
+      <w:r>
+        <w:rPr>
+          <w:b w:val="0"/>
+        </w:rPr>
+        <w:t xml:space="preserve">Peer review challenges </w:t>
+      </w:r>
+      <w:r>
+        <w:rPr>
+          <w:b/>
+        </w:rPr>
+        <w:t>evidence</w:t>
+      </w:r>
+      <w:r>
+        <w:rPr>
+          <w:b w:val="0"/>
+        </w:rPr>
+        <w:t>, method and clarity. Responses should explain changes with artifacts rather than merely defend the original wording.</w:t>
+      </w:r>
+    </w:p>
+    <w:p>
+      <w:pPr>
+        <w:pStyle w:val="Heading2"/>
+      </w:pPr>
+      <w:r>
+        <w:t>Complete case inputs, rules and limits</w:t>
+      </w:r>
+    </w:p>
+    <w:tbl>
+      <w:tblPr>
+        <w:tblStyle w:val="LightShading-Accent1"/>
+        <w:tblW w:type="auto" w:w="0"/>
+        <w:tblLook w:firstColumn="1" w:firstRow="1" w:lastColumn="0" w:lastRow="0" w:noHBand="0" w:noVBand="1" w:val="04A0"/>
+      </w:tblPr>
+      <w:tblGrid>
+        <w:gridCol w:w="5112"/>
+        <w:gridCol w:w="5112"/>
+      </w:tblGrid>
+      <w:tr>
+        <w:trPr>
+          <w:tblHeader/>
+        </w:trPr>
+        <w:tc>
+          <w:tcPr>
+            <w:tcW w:type="dxa" w:w="5112"/>
+          </w:tcPr>
+          <w:p>
+            <w:r>
+              <w:t>Review item</w:t>
+            </w:r>
+          </w:p>
+        </w:tc>
+        <w:tc>
+          <w:tcPr>
+            <w:tcW w:type="dxa" w:w="5112"/>
+          </w:tcPr>
+          <w:p>
+            <w:r>
+              <w:t>Complete supplied exercise contract</w:t>
+            </w:r>
+          </w:p>
+        </w:tc>
+      </w:tr>
+      <w:tr>
+        <w:tc>
+          <w:tcPr>
+            <w:tcW w:type="dxa" w:w="5112"/>
+          </w:tcPr>
+          <w:p>
+            <w:r>
+              <w:t>Main concern</w:t>
+            </w:r>
+          </w:p>
+        </w:tc>
+        <w:tc>
+          <w:tcPr>
+            <w:tcW w:type="dxa" w:w="5112"/>
+          </w:tcPr>
+          <w:p>
+            <w:r>
+              <w:t>Fitted-line baseline comparison is missing</w:t>
+            </w:r>
+          </w:p>
+        </w:tc>
+      </w:tr>
+      <w:tr>
+        <w:tc>
+          <w:tcPr>
+            <w:tcW w:type="dxa" w:w="5112"/>
+          </w:tcPr>
+          <w:p>
+            <w:r>
+              <w:t>Main response</w:t>
+            </w:r>
+          </w:p>
+        </w:tc>
+        <w:tc>
+          <w:tcPr>
+            <w:tcW w:type="dxa" w:w="5112"/>
+          </w:tcPr>
+          <w:p>
+            <w:r>
+              <w:t>Neural network is advanced, without comparison results</w:t>
+            </w:r>
+          </w:p>
+        </w:tc>
+      </w:tr>
+      <w:tr>
+        <w:tc>
+          <w:tcPr>
+            <w:tcW w:type="dxa" w:w="5112"/>
+          </w:tcPr>
+          <w:p>
+            <w:r>
+              <w:t>Evidence status</w:t>
+            </w:r>
+          </w:p>
+        </w:tc>
+        <w:tc>
+          <w:tcPr>
+            <w:tcW w:type="dxa" w:w="5112"/>
+          </w:tcPr>
+          <w:p>
+            <w:r>
+              <w:t>No new baseline counts, design or raw outcomes supplied</w:t>
+            </w:r>
+          </w:p>
+        </w:tc>
+      </w:tr>
+      <w:tr>
+        <w:tc>
+          <w:tcPr>
+            <w:tcW w:type="dxa" w:w="5112"/>
+          </w:tcPr>
+          <w:p>
+            <w:r>
+              <w:t>Main repair options</w:t>
+            </w:r>
+          </w:p>
+        </w:tc>
+        <w:tc>
+          <w:tcPr>
+            <w:tcW w:type="dxa" w:w="5112"/>
+          </w:tcPr>
+          <w:p>
+            <w:r>
+              <w:t>Fair comparison under an explicit plan, labelled new analysis; or narrower claim</w:t>
+            </w:r>
+          </w:p>
+        </w:tc>
+      </w:tr>
+      <w:tr>
+        <w:tc>
+          <w:tcPr>
+            <w:tcW w:type="dxa" w:w="5112"/>
+          </w:tcPr>
+          <w:p>
+            <w:r>
+              <w:t>Separate picture</w:t>
+            </w:r>
+          </w:p>
+        </w:tc>
+        <w:tc>
+          <w:tcPr>
+            <w:tcW w:type="dxa" w:w="5112"/>
+          </w:tcPr>
+          <w:p>
+            <w:r>
+              <w:t>Four views of P1 plus four views of P2</w:t>
+            </w:r>
+          </w:p>
+        </w:tc>
+      </w:tr>
+      <w:tr>
+        <w:tc>
+          <w:tcPr>
+            <w:tcW w:type="dxa" w:w="5112"/>
+          </w:tcPr>
+          <w:p>
+            <w:r>
+              <w:t>Underlying source identities</w:t>
+            </w:r>
+          </w:p>
+        </w:tc>
+        <w:tc>
+          <w:tcPr>
+            <w:tcW w:type="dxa" w:w="5112"/>
+          </w:tcPr>
+          <w:p>
+            <w:r>
+              <w:t>Eight photos, two plants; not eight independent plants</w:t>
+            </w:r>
+          </w:p>
+        </w:tc>
+      </w:tr>
+      <w:tr>
+        <w:tc>
+          <w:tcPr>
+            <w:tcW w:type="dxa" w:w="5112"/>
+          </w:tcPr>
+          <w:p>
+            <w:r>
+              <w:t>Review artifact</w:t>
+            </w:r>
+          </w:p>
+        </w:tc>
+        <w:tc>
+          <w:tcPr>
+            <w:tcW w:type="dxa" w:w="5112"/>
+          </w:tcPr>
+          <w:p>
+            <w:r>
+              <w:t>Concern, response, change location, evidence and status</w:t>
+            </w:r>
+          </w:p>
+        </w:tc>
+      </w:tr>
+      <w:tr>
+        <w:tc>
+          <w:tcPr>
+            <w:tcW w:type="dxa" w:w="5112"/>
+          </w:tcPr>
+          <w:p>
+            <w:r>
+              <w:t>Limits</w:t>
+            </w:r>
+          </w:p>
+        </w:tc>
+        <w:tc>
+          <w:tcPr>
+            <w:tcW w:type="dxa" w:w="5112"/>
+          </w:tcPr>
+          <w:p>
+            <w:r>
+              <w:t>No actual reviewer communication, new experiment or source-independence proof</w:t>
+            </w:r>
+          </w:p>
+        </w:tc>
+      </w:tr>
+    </w:tbl>
+    <w:p>
+      <w:pPr>
+        <w:pStyle w:val="Heading2"/>
+      </w:pPr>
+      <w:r>
+        <w:t>Name given and missing evidence</w:t>
+      </w:r>
+    </w:p>
+    <w:p>
+      <w:pPr>
+        <w:pStyle w:val="Heading3"/>
+      </w:pPr>
+      <w:r>
+        <w:t>List the given facts and one fact that is not supplied.</w:t>
+      </w:r>
+    </w:p>
+    <w:p>
+      <w:r>
+        <w:t>________________________________________________________________</w:t>
+      </w:r>
+    </w:p>
+    <w:p>
+      <w:r>
+        <w:t>________________________________________________________________</w:t>
+      </w:r>
+    </w:p>
+    <w:p>
+      <w:r>
+        <w:t>________________________________________________________________</w:t>
+      </w:r>
+    </w:p>
+    <w:p>
+      <w:pPr>
+        <w:pStyle w:val="Heading2"/>
+      </w:pPr>
+      <w:r>
+        <w:t>Earlier wording, alternatives and picture transcripts · reference / check after trying</w:t>
+      </w:r>
+    </w:p>
+    <w:p>
+      <w:pPr>
+        <w:spacing w:line="336" w:lineRule="auto" w:after="180"/>
+      </w:pPr>
+      <w:r>
+        <w:rPr>
+          <w:b w:val="0"/>
+        </w:rPr>
+        <w:t>Begin by writing the question the procedure is intended to answer. Identify the information already supplied, the information it will produce and the information still missing.</w:t>
+      </w:r>
+    </w:p>
+    <w:p>
+      <w:pPr>
+        <w:spacing w:line="336" w:lineRule="auto" w:after="180"/>
+      </w:pPr>
+      <w:r>
+        <w:rPr>
+          <w:b w:val="0"/>
+        </w:rPr>
+        <w:t>These are constructed classroom examples; they do not require live accounts, private records or an external service. Do not treat a plausible explanation as a measured outcome.</w:t>
+      </w:r>
+    </w:p>
+    <w:p>
+      <w:pPr>
+        <w:pStyle w:val="Heading1"/>
+      </w:pPr>
+      <w:r>
+        <w:t>03. Trace the complete main case before interpreting it</w:t>
+      </w:r>
+    </w:p>
+    <w:p>
+      <w:r>
+        <w:t>Follow each evidence-to-conclusion step and retain unknown quantities.</w:t>
+      </w:r>
+    </w:p>
+    <w:p>
+      <w:pPr>
+        <w:pStyle w:val="Heading2"/>
+      </w:pPr>
+      <w:r>
+        <w:t>Original declared procedure</w:t>
+      </w:r>
+    </w:p>
+    <w:p>
+      <w:pPr>
+        <w:spacing w:line="336" w:lineRule="auto" w:after="180"/>
+      </w:pPr>
+      <w:r>
+        <w:rPr>
+          <w:b w:val="0"/>
+        </w:rPr>
+        <w:t xml:space="preserve">For each comment record concern, response, change location and new </w:t>
+      </w:r>
+      <w:r>
+        <w:rPr>
+          <w:b/>
+        </w:rPr>
+        <w:t>evidence</w:t>
+      </w:r>
+      <w:r>
+        <w:rPr>
+          <w:b w:val="0"/>
+        </w:rPr>
+        <w:t xml:space="preserve"> if needed. If no new </w:t>
+      </w:r>
+      <w:r>
+        <w:rPr>
+          <w:b/>
+        </w:rPr>
+        <w:t>evidence</w:t>
+      </w:r>
+      <w:r>
+        <w:rPr>
+          <w:b w:val="0"/>
+        </w:rPr>
+        <w:t xml:space="preserve"> exists, narrow the claim instead of promising an unperformed test.</w:t>
+      </w:r>
+    </w:p>
+    <w:p>
+      <w:pPr>
+        <w:pStyle w:val="Heading2"/>
+      </w:pPr>
+      <w:r>
+        <w:t>Complete main-case evidence ledger</w:t>
+      </w:r>
+    </w:p>
+    <w:tbl>
+      <w:tblPr>
+        <w:tblStyle w:val="LightShading-Accent1"/>
+        <w:tblW w:type="auto" w:w="0"/>
+        <w:tblLook w:firstColumn="1" w:firstRow="1" w:lastColumn="0" w:lastRow="0" w:noHBand="0" w:noVBand="1" w:val="04A0"/>
+      </w:tblPr>
+      <w:tblGrid>
+        <w:gridCol w:w="5112"/>
+        <w:gridCol w:w="5112"/>
+      </w:tblGrid>
+      <w:tr>
+        <w:trPr>
+          <w:tblHeader/>
+        </w:trPr>
+        <w:tc>
+          <w:tcPr>
+            <w:tcW w:type="dxa" w:w="5112"/>
+          </w:tcPr>
+          <w:p>
+            <w:r>
+              <w:t>Main response step</w:t>
+            </w:r>
+          </w:p>
+        </w:tc>
+        <w:tc>
+          <w:tcPr>
+            <w:tcW w:type="dxa" w:w="5112"/>
+          </w:tcPr>
+          <w:p>
+            <w:r>
+              <w:t>Evidence-grounded alternative</w:t>
+            </w:r>
+          </w:p>
+        </w:tc>
+      </w:tr>
+      <w:tr>
+        <w:tc>
+          <w:tcPr>
+            <w:tcW w:type="dxa" w:w="5112"/>
+          </w:tcPr>
+          <w:p>
+            <w:r>
+              <w:t>Identify concern</w:t>
+            </w:r>
+          </w:p>
+        </w:tc>
+        <w:tc>
+          <w:tcPr>
+            <w:tcW w:type="dxa" w:w="5112"/>
+          </w:tcPr>
+          <w:p>
+            <w:r>
+              <w:t>Does performance differ from a fitted-line baseline under aligned conditions?</w:t>
+            </w:r>
+          </w:p>
+        </w:tc>
+      </w:tr>
+      <w:tr>
+        <w:tc>
+          <w:tcPr>
+            <w:tcW w:type="dxa" w:w="5112"/>
+          </w:tcPr>
+          <w:p>
+            <w:r>
+              <w:t>Reject unsupported defense</w:t>
+            </w:r>
+          </w:p>
+        </w:tc>
+        <w:tc>
+          <w:tcPr>
+            <w:tcW w:type="dxa" w:w="5112"/>
+          </w:tcPr>
+          <w:p>
+            <w:r>
+              <w:t>Advanced architecture is not comparative evidence</w:t>
+            </w:r>
+          </w:p>
+        </w:tc>
+      </w:tr>
+      <w:tr>
+        <w:tc>
+          <w:tcPr>
+            <w:tcW w:type="dxa" w:w="5112"/>
+          </w:tcPr>
+          <w:p>
+            <w:r>
+              <w:t>If no comparison exists</w:t>
+            </w:r>
+          </w:p>
+        </w:tc>
+        <w:tc>
+          <w:tcPr>
+            <w:tcW w:type="dxa" w:w="5112"/>
+          </w:tcPr>
+          <w:p>
+            <w:r>
+              <w:t>Narrow the claim to the actual recorded comparison</w:t>
+            </w:r>
+          </w:p>
+        </w:tc>
+      </w:tr>
+      <w:tr>
+        <w:tc>
+          <w:tcPr>
+            <w:tcW w:type="dxa" w:w="5112"/>
+          </w:tcPr>
+          <w:p>
+            <w:r>
+              <w:t>If new comparison is proposed</w:t>
+            </w:r>
+          </w:p>
+        </w:tc>
+        <w:tc>
+          <w:tcPr>
+            <w:tcW w:type="dxa" w:w="5112"/>
+          </w:tcPr>
+          <w:p>
+            <w:r>
+              <w:t>Specify aligned cases/metric/eligibility and label new analysis</w:t>
+            </w:r>
+          </w:p>
+        </w:tc>
+      </w:tr>
+      <w:tr>
+        <w:tc>
+          <w:tcPr>
+            <w:tcW w:type="dxa" w:w="5112"/>
+          </w:tcPr>
+          <w:p>
+            <w:r>
+              <w:t>Change location</w:t>
+            </w:r>
+          </w:p>
+        </w:tc>
+        <w:tc>
+          <w:tcPr>
+            <w:tcW w:type="dxa" w:w="5112"/>
+          </w:tcPr>
+          <w:p>
+            <w:r>
+              <w:t>Identify the actual manuscript section/artifact when revised; do not invent it</w:t>
+            </w:r>
+          </w:p>
+        </w:tc>
+      </w:tr>
+      <w:tr>
+        <w:tc>
+          <w:tcPr>
+            <w:tcW w:type="dxa" w:w="5112"/>
+          </w:tcPr>
+          <w:p>
+            <w:r>
+              <w:t>Status</w:t>
+            </w:r>
+          </w:p>
+        </w:tc>
+        <w:tc>
+          <w:tcPr>
+            <w:tcW w:type="dxa" w:w="5112"/>
+          </w:tcPr>
+          <w:p>
+            <w:r>
+              <w:t>Proposed, completed or blocked, with corresponding evidence</w:t>
+            </w:r>
+          </w:p>
+        </w:tc>
+      </w:tr>
+      <w:tr>
+        <w:tc>
+          <w:tcPr>
+            <w:tcW w:type="dxa" w:w="5112"/>
+          </w:tcPr>
+          <w:p>
+            <w:r>
+              <w:t>Preserve history</w:t>
+            </w:r>
+          </w:p>
+        </w:tc>
+        <w:tc>
+          <w:tcPr>
+            <w:tcW w:type="dxa" w:w="5112"/>
+          </w:tcPr>
+          <w:p>
+            <w:r>
+              <w:t>Original claim, response and later analysis remain distinguishable</w:t>
+            </w:r>
+          </w:p>
+        </w:tc>
+      </w:tr>
+    </w:tbl>
+    <w:p>
+      <w:pPr>
+        <w:pStyle w:val="Heading2"/>
+      </w:pPr>
+      <w:r>
+        <w:t>State the scope and explain the visual</w:t>
+      </w:r>
+    </w:p>
+    <w:p>
+      <w:pPr>
+        <w:spacing w:line="336" w:lineRule="auto" w:after="180"/>
+      </w:pPr>
+      <w:r>
+        <w:rPr>
+          <w:b w:val="0"/>
+        </w:rPr>
+        <w:t xml:space="preserve">Before applying the procedure, write its units, denominator or decision boundary where relevant. A partner should be able to repeat each step using the same </w:t>
       </w:r>
       <w:r>
         <w:rPr>
@@ -270,50 +982,30 @@
         <w:rPr>
           <w:b w:val="0"/>
         </w:rPr>
-        <w:t xml:space="preserve"> conditions and </w:t>
+        <w:t>s.</w:t>
+      </w:r>
+    </w:p>
+    <w:p>
+      <w:pPr>
+        <w:spacing w:line="336" w:lineRule="auto" w:after="180"/>
+      </w:pPr>
+      <w:r>
+        <w:rPr>
+          <w:b w:val="0"/>
+        </w:rPr>
+        <w:t xml:space="preserve">If a required </w:t>
       </w:r>
       <w:r>
         <w:rPr>
           <w:b/>
         </w:rPr>
-        <w:t>evidence</w:t>
+        <w:t>input</w:t>
       </w:r>
       <w:r>
         <w:rPr>
           <w:b w:val="0"/>
         </w:rPr>
-        <w:t xml:space="preserve"> source before it can support a claim.</w:t>
-      </w:r>
-    </w:p>
-    <w:p>
-      <w:pPr>
-        <w:pStyle w:val="Heading3"/>
-      </w:pPr>
-      <w:r>
-        <w:t>My starting explanation</w:t>
-      </w:r>
-    </w:p>
-    <w:p>
-      <w:r>
-        <w:t>________________________________________________________________</w:t>
-      </w:r>
-    </w:p>
-    <w:p>
-      <w:r>
-        <w:t>________________________________________________________________</w:t>
-      </w:r>
-    </w:p>
-    <w:p>
-      <w:r>
-        <w:t>________________________________________________________________</w:t>
-      </w:r>
-    </w:p>
-    <w:p>
-      <w:pPr>
-        <w:pStyle w:val="Heading3"/>
-      </w:pPr>
-      <w:r>
-        <w:t>This week’s end goal</w:t>
+        <w:t xml:space="preserve"> is absent or violates the stated contract, record that condition explicitly instead of quietly replacing it with a convenient value.</w:t>
       </w:r>
     </w:p>
     <w:p>
@@ -324,136 +1016,27 @@
         <w:rPr>
           <w:b w:val="0"/>
         </w:rPr>
-        <w:t>Explain peer review and response using the records and boundaries of this fictional investigation.</w:t>
-      </w:r>
-    </w:p>
-    <w:p>
-      <w:pPr>
-        <w:pStyle w:val="Heading1"/>
-      </w:pPr>
-      <w:r>
-        <w:t>02. Notice the evidence</w:t>
-      </w:r>
-    </w:p>
-    <w:p>
-      <w:r>
-        <w:t>Investigate the supplied Peer review and response case. Separate observations, given facts and assumptions before choosing an explanation.</w:t>
-      </w:r>
-    </w:p>
-    <w:p>
-      <w:pPr>
-        <w:spacing w:line="336" w:lineRule="auto" w:after="180"/>
-      </w:pPr>
+        <w:t xml:space="preserve">Point to the </w:t>
+      </w:r>
+      <w:r>
+        <w:rPr>
+          <w:b/>
+        </w:rPr>
+        <w:t>input</w:t>
+      </w:r>
       <w:r>
         <w:rPr>
           <w:b w:val="0"/>
         </w:rPr>
-        <w:t xml:space="preserve">Peer review challenges </w:t>
-      </w:r>
-      <w:r>
-        <w:rPr>
-          <w:b/>
-        </w:rPr>
-        <w:t>evidence</w:t>
-      </w:r>
-      <w:r>
-        <w:rPr>
-          <w:b w:val="0"/>
-        </w:rPr>
-        <w:t>, method and clarity. Responses should explain changes with artifacts rather than merely defend the original wording.</w:t>
-      </w:r>
-    </w:p>
-    <w:p>
-      <w:pPr>
-        <w:spacing w:line="336" w:lineRule="auto" w:after="180"/>
-      </w:pPr>
-      <w:r>
-        <w:rPr>
-          <w:b w:val="0"/>
-        </w:rPr>
-        <w:t>Begin by writing the question the procedure is intended to answer. Identify the information already supplied, the information it will produce and the information still missing.</w:t>
-      </w:r>
-    </w:p>
-    <w:p>
-      <w:pPr>
-        <w:spacing w:line="336" w:lineRule="auto" w:after="180"/>
-      </w:pPr>
-      <w:r>
-        <w:rPr>
-          <w:b w:val="0"/>
-        </w:rPr>
-        <w:t>These are constructed classroom examples; they do not require live accounts, private records or an external service. Do not treat a plausible explanation as a measured outcome.</w:t>
-      </w:r>
-    </w:p>
-    <w:p>
-      <w:pPr>
-        <w:pStyle w:val="Heading3"/>
-      </w:pPr>
-      <w:r>
-        <w:t>List the given facts and one fact that is not supplied.</w:t>
-      </w:r>
-    </w:p>
-    <w:p>
-      <w:r>
-        <w:t>________________________________________________________________</w:t>
-      </w:r>
-    </w:p>
-    <w:p>
-      <w:r>
-        <w:t>________________________________________________________________</w:t>
-      </w:r>
-    </w:p>
-    <w:p>
-      <w:r>
-        <w:t>________________________________________________________________</w:t>
-      </w:r>
-    </w:p>
-    <w:p>
-      <w:pPr>
-        <w:pStyle w:val="Heading1"/>
-      </w:pPr>
-      <w:r>
-        <w:t>03. See how it works</w:t>
-      </w:r>
-    </w:p>
-    <w:p>
-      <w:r>
-        <w:t>Follow the mechanism for Peer review and response. Connect each labelled input, deciding step and result.</w:t>
-      </w:r>
-    </w:p>
-    <w:p>
-      <w:pPr>
-        <w:spacing w:line="336" w:lineRule="auto" w:after="180"/>
-      </w:pPr>
-      <w:r>
-        <w:rPr>
-          <w:b w:val="0"/>
-        </w:rPr>
-        <w:t xml:space="preserve">For each comment record concern, response, change location and new </w:t>
-      </w:r>
-      <w:r>
-        <w:rPr>
-          <w:b/>
-        </w:rPr>
-        <w:t>evidence</w:t>
-      </w:r>
-      <w:r>
-        <w:rPr>
-          <w:b w:val="0"/>
-        </w:rPr>
-        <w:t xml:space="preserve"> if needed. If no new </w:t>
-      </w:r>
-      <w:r>
-        <w:rPr>
-          <w:b/>
-        </w:rPr>
-        <w:t>evidence</w:t>
-      </w:r>
-      <w:r>
-        <w:rPr>
-          <w:b w:val="0"/>
-        </w:rPr>
-        <w:t xml:space="preserve"> exists, narrow the claim instead of promising an unperformed test.</w:t>
+        <w:t>, the deciding step and the result in this week’s visual. Explain the same step in ordinary words. A picture helps when you can say what each part represents.</w:t>
+      </w:r>
+    </w:p>
+    <w:p>
+      <w:pPr>
+        <w:pStyle w:val="Heading2"/>
+      </w:pPr>
+      <w:r>
+        <w:t>Earlier wording, alternatives and picture transcripts · reference / check after trying</w:t>
       </w:r>
     </w:p>
     <w:p>
@@ -550,13 +1133,226 @@
     </w:p>
     <w:p>
       <w:pPr>
+        <w:pStyle w:val="Heading3"/>
+      </w:pPr>
+      <w:r>
+        <w:t>Connect the picture and the explanation</w:t>
+      </w:r>
+    </w:p>
+    <w:p>
+      <w:pPr>
+        <w:pStyle w:val="Heading1"/>
+      </w:pPr>
+      <w:r>
+        <w:t>04. Predict the changed case before reading the explanation</w:t>
+      </w:r>
+    </w:p>
+    <w:p>
+      <w:r>
+        <w:t>Keep the rule and evidence boundary visible.</w:t>
+      </w:r>
+    </w:p>
+    <w:p>
+      <w:pPr>
+        <w:pStyle w:val="Heading2"/>
+      </w:pPr>
+      <w:r>
+        <w:t>Main task and response</w:t>
+      </w:r>
+    </w:p>
+    <w:p>
+      <w:pPr>
+        <w:pStyle w:val="ListBullet"/>
+      </w:pPr>
+      <w:r>
+        <w:t>Reviewer asks for a fitted-line baseline; author responds that the neural network is advanced, without a comparison. Show the intermediate steps and give the conclusion with its scope.</w:t>
+      </w:r>
+    </w:p>
+    <w:p>
+      <w:pPr>
+        <w:pStyle w:val="Heading3"/>
+      </w:pPr>
+      <w:r>
+        <w:t>Keep the procedure fixed. Explain what changed in the inputs and result.</w:t>
+      </w:r>
+    </w:p>
+    <w:p>
+      <w:r>
+        <w:t>________________________________________________________________</w:t>
+      </w:r>
+    </w:p>
+    <w:p>
+      <w:r>
+        <w:t>________________________________________________________________</w:t>
+      </w:r>
+    </w:p>
+    <w:p>
+      <w:r>
+        <w:t>________________________________________________________________</w:t>
+      </w:r>
+    </w:p>
+    <w:p>
+      <w:r>
+        <w:t>________________________________________________________________</w:t>
+      </w:r>
+    </w:p>
+    <w:p>
+      <w:r>
+        <w:t>________________________________________________________________</w:t>
+      </w:r>
+    </w:p>
+    <w:p>
+      <w:pPr>
+        <w:pStyle w:val="Heading2"/>
+      </w:pPr>
+      <w:r>
+        <w:t>Predict the pictured change</w:t>
+      </w:r>
+    </w:p>
+    <w:p>
+      <w:pPr>
+        <w:pStyle w:val="ListBullet"/>
+      </w:pPr>
+      <w:r>
+        <w:t>Change: The team only changes "photos" to "plants" without revisiting analysis.</w:t>
+      </w:r>
+    </w:p>
+    <w:p>
+      <w:pPr>
+        <w:pStyle w:val="Heading2"/>
+      </w:pPr>
+      <w:r>
+        <w:t>Check after predicting · reference / check after trying</w:t>
+      </w:r>
+    </w:p>
+    <w:p>
+      <w:pPr>
         <w:spacing w:line="336" w:lineRule="auto" w:after="180"/>
       </w:pPr>
+      <w:r>
+        <w:rPr>
+          <w:b/>
+        </w:rPr>
+        <w:t>Prediction</w:t>
+      </w:r>
       <w:r>
         <w:rPr>
           <w:b w:val="0"/>
         </w:rPr>
-        <w:t xml:space="preserve">Before applying the procedure, write its units, denominator or decision boundary where relevant. A partner should be able to repeat each step using the same </w:t>
+        <w:t>: The substantive independence issue remains unresolved.</w:t>
+      </w:r>
+    </w:p>
+    <w:p>
+      <w:pPr>
+        <w:spacing w:line="336" w:lineRule="auto" w:after="180"/>
+      </w:pPr>
+      <w:r>
+        <w:rPr>
+          <w:b w:val="0"/>
+        </w:rPr>
+        <w:t>Reason: Renaming records does not change their shared source objects.</w:t>
+      </w:r>
+    </w:p>
+    <w:p>
+      <w:pPr>
+        <w:pStyle w:val="Heading2"/>
+      </w:pPr>
+      <w:r>
+        <w:t>Earlier wording, alternatives and picture transcripts · reference / check after trying</w:t>
+      </w:r>
+    </w:p>
+    <w:p>
+      <w:pPr>
+        <w:pStyle w:val="Heading3"/>
+      </w:pPr>
+      <w:r>
+        <w:t>Compare a familiar case with a changed case</w:t>
+      </w:r>
+    </w:p>
+    <w:p>
+      <w:pPr>
+        <w:pStyle w:val="Heading3"/>
+      </w:pPr>
+      <w:r>
+        <w:t>Change one thing in the pictured case</w:t>
+      </w:r>
+    </w:p>
+    <w:p>
+      <w:pPr>
+        <w:pStyle w:val="Heading1"/>
+      </w:pPr>
+      <w:r>
+        <w:t>06. Connect the main result with the separate pictured case</w:t>
+      </w:r>
+    </w:p>
+    <w:p>
+      <w:r>
+        <w:t>Keep the two scenarios and their supplied evidence distinct.</w:t>
+      </w:r>
+    </w:p>
+    <w:p>
+      <w:pPr>
+        <w:pStyle w:val="Heading2"/>
+      </w:pPr>
+      <w:r>
+        <w:t>Main case and original checked reasoning</w:t>
+      </w:r>
+    </w:p>
+    <w:p>
+      <w:pPr>
+        <w:spacing w:line="336" w:lineRule="auto" w:after="180"/>
+      </w:pPr>
+      <w:r>
+        <w:rPr>
+          <w:b w:val="0"/>
+        </w:rPr>
+        <w:t>Reviewer asks for a fitted-line baseline; author responds that the neural network is advanced, without a comparison.</w:t>
+      </w:r>
+    </w:p>
+    <w:p>
+      <w:pPr>
+        <w:spacing w:line="336" w:lineRule="auto" w:after="180"/>
+      </w:pPr>
+      <w:r>
+        <w:rPr>
+          <w:b w:val="0"/>
+        </w:rPr>
+        <w:t xml:space="preserve">The response lacks </w:t>
+      </w:r>
+      <w:r>
+        <w:rPr>
+          <w:b/>
+        </w:rPr>
+        <w:t>evidence</w:t>
+      </w:r>
+      <w:r>
+        <w:rPr>
+          <w:b w:val="0"/>
+        </w:rPr>
+        <w:t>. Add a fair comparison under the plan or narrow the claim to the existing baseline; record any new analysis as such.</w:t>
+      </w:r>
+    </w:p>
+    <w:p>
+      <w:pPr>
+        <w:spacing w:line="336" w:lineRule="auto" w:after="180"/>
+      </w:pPr>
+      <w:r>
+        <w:rPr>
+          <w:b w:val="0"/>
+        </w:rPr>
+        <w:t xml:space="preserve">Compare the intermediate </w:t>
+      </w:r>
+      <w:r>
+        <w:rPr>
+          <w:b/>
+        </w:rPr>
+        <w:t>evidence</w:t>
+      </w:r>
+      <w:r>
+        <w:rPr>
+          <w:b w:val="0"/>
+        </w:rPr>
+        <w:t xml:space="preserve"> with the final statement. Explain why each number or decision follows from the stated </w:t>
       </w:r>
       <w:r>
         <w:rPr>
@@ -579,7 +1375,7 @@
         <w:rPr>
           <w:b w:val="0"/>
         </w:rPr>
-        <w:t xml:space="preserve">If a required </w:t>
+        <w:t xml:space="preserve">The conclusion belongs to this scenario and procedure; changing the </w:t>
       </w:r>
       <w:r>
         <w:rPr>
@@ -591,15 +1387,15 @@
         <w:rPr>
           <w:b w:val="0"/>
         </w:rPr>
-        <w:t xml:space="preserve"> is absent or violates the stated contract, record that condition explicitly instead of quietly replacing it with a convenient value.</w:t>
-      </w:r>
-    </w:p>
-    <w:p>
-      <w:pPr>
-        <w:pStyle w:val="Heading3"/>
-      </w:pPr>
-      <w:r>
-        <w:t>Connect the picture and the explanation</w:t>
+        <w:t>s, evaluation population or authority can change what it establishes. Retain the raw record so a later revision can be compared honestly.</w:t>
+      </w:r>
+    </w:p>
+    <w:p>
+      <w:pPr>
+        <w:pStyle w:val="Heading2"/>
+      </w:pPr>
+      <w:r>
+        <w:t>Separate pictured inputs and complete explanation</w:t>
       </w:r>
     </w:p>
     <w:p>
@@ -610,331 +1406,7 @@
         <w:rPr>
           <w:b w:val="0"/>
         </w:rPr>
-        <w:t xml:space="preserve">Point to the </w:t>
-      </w:r>
-      <w:r>
-        <w:rPr>
-          <w:b/>
-        </w:rPr>
-        <w:t>input</w:t>
-      </w:r>
-      <w:r>
-        <w:rPr>
-          <w:b w:val="0"/>
-        </w:rPr>
-        <w:t>, the deciding step and the result in this week’s visual. Explain the same step in ordinary words. A picture helps when you can say what each part represents.</w:t>
-      </w:r>
-    </w:p>
-    <w:p>
-      <w:pPr>
-        <w:pStyle w:val="Heading1"/>
-      </w:pPr>
-      <w:r>
-        <w:t>04. Compare the cases</w:t>
-      </w:r>
-    </w:p>
-    <w:p>
-      <w:r>
-        <w:t>Compare the supplied cases for Peer review and response. Identify the detail that changes the conclusion.</w:t>
-      </w:r>
-    </w:p>
-    <w:p>
-      <w:pPr>
-        <w:pStyle w:val="Heading3"/>
-      </w:pPr>
-      <w:r>
-        <w:t>Compare a familiar case with a changed case</w:t>
-      </w:r>
-    </w:p>
-    <w:p>
-      <w:pPr>
-        <w:spacing w:line="336" w:lineRule="auto" w:after="180"/>
-      </w:pPr>
-      <w:r>
-        <w:rPr>
-          <w:b w:val="0"/>
-        </w:rPr>
-        <w:t>Reviewer asks for a fitted-line baseline; author responds that the neural network is advanced, without a comparison. Show the intermediate steps and give the conclusion with its scope.</w:t>
-      </w:r>
-    </w:p>
-    <w:p>
-      <w:pPr>
-        <w:pStyle w:val="Heading3"/>
-      </w:pPr>
-      <w:r>
-        <w:t>Keep the procedure fixed. Explain what changed in the inputs and result.</w:t>
-      </w:r>
-    </w:p>
-    <w:p>
-      <w:r>
-        <w:t>________________________________________________________________</w:t>
-      </w:r>
-    </w:p>
-    <w:p>
-      <w:r>
-        <w:t>________________________________________________________________</w:t>
-      </w:r>
-    </w:p>
-    <w:p>
-      <w:r>
-        <w:t>________________________________________________________________</w:t>
-      </w:r>
-    </w:p>
-    <w:p>
-      <w:r>
-        <w:t>________________________________________________________________</w:t>
-      </w:r>
-    </w:p>
-    <w:p>
-      <w:r>
-        <w:t>________________________________________________________________</w:t>
-      </w:r>
-    </w:p>
-    <w:p>
-      <w:pPr>
-        <w:pStyle w:val="Heading3"/>
-      </w:pPr>
-      <w:r>
-        <w:t>Change one thing in the pictured case</w:t>
-      </w:r>
-    </w:p>
-    <w:p>
-      <w:pPr>
-        <w:pStyle w:val="Heading3"/>
-      </w:pPr>
-      <w:r>
-        <w:t>Change one thing</w:t>
-      </w:r>
-    </w:p>
-    <w:p>
-      <w:pPr>
-        <w:spacing w:line="336" w:lineRule="auto" w:after="180"/>
-        <w:shd w:fill="F5F1FB"/>
-      </w:pPr>
-      <w:r>
-        <w:rPr>
-          <w:b w:val="0"/>
-        </w:rPr>
-        <w:t>Change: The team only changes "photos" to "plants" without revisiting analysis.</w:t>
-      </w:r>
-    </w:p>
-    <w:p>
-      <w:pPr>
-        <w:pStyle w:val="Heading3"/>
-      </w:pPr>
-      <w:r>
-        <w:t>Predicted result</w:t>
-      </w:r>
-    </w:p>
-    <w:p>
-      <w:pPr>
-        <w:spacing w:line="336" w:lineRule="auto" w:after="180"/>
-        <w:shd w:fill="F1F6FC"/>
-      </w:pPr>
-      <w:r>
-        <w:rPr>
-          <w:b/>
-        </w:rPr>
-        <w:t>Prediction</w:t>
-      </w:r>
-      <w:r>
-        <w:rPr>
-          <w:b w:val="0"/>
-        </w:rPr>
-        <w:t>: The substantive independence issue remains unresolved.</w:t>
-      </w:r>
-    </w:p>
-    <w:p>
-      <w:pPr>
-        <w:pStyle w:val="Heading3"/>
-      </w:pPr>
-      <w:r>
-        <w:t>Why the result follows</w:t>
-      </w:r>
-    </w:p>
-    <w:p>
-      <w:pPr>
-        <w:spacing w:line="336" w:lineRule="auto" w:after="180"/>
-        <w:shd w:fill="F1F6FC"/>
-      </w:pPr>
-      <w:r>
-        <w:rPr>
-          <w:b w:val="0"/>
-        </w:rPr>
-        <w:t>Reason: Renaming records does not change their shared source objects.</w:t>
-      </w:r>
-    </w:p>
-    <w:p>
-      <w:pPr>
-        <w:pStyle w:val="Heading1"/>
-      </w:pPr>
-      <w:r>
-        <w:t>05. Words that unlock the idea</w:t>
-      </w:r>
-    </w:p>
-    <w:p>
-      <w:r>
-        <w:t>Use the vocabulary of Peer review and response to explain a concrete decision, rather than only memorising definitions.</w:t>
-      </w:r>
-    </w:p>
-    <w:tbl>
-      <w:tblPr>
-        <w:tblStyle w:val="LightShading-Accent1"/>
-        <w:tblW w:type="auto" w:w="0"/>
-        <w:tblLook w:firstColumn="1" w:firstRow="1" w:lastColumn="0" w:lastRow="0" w:noHBand="0" w:noVBand="1" w:val="04A0"/>
-      </w:tblPr>
-      <w:tblGrid>
-        <w:gridCol w:w="5112"/>
-        <w:gridCol w:w="5112"/>
-      </w:tblGrid>
-      <w:tr>
-        <w:trPr>
-          <w:tblHeader/>
-        </w:trPr>
-        <w:tc>
-          <w:tcPr>
-            <w:tcW w:type="dxa" w:w="5112"/>
-          </w:tcPr>
-          <w:p>
-            <w:r>
-              <w:t>Word</w:t>
-            </w:r>
-          </w:p>
-        </w:tc>
-        <w:tc>
-          <w:tcPr>
-            <w:tcW w:type="dxa" w:w="5112"/>
-          </w:tcPr>
-          <w:p>
-            <w:r>
-              <w:t>Meaning</w:t>
-            </w:r>
-          </w:p>
-        </w:tc>
-      </w:tr>
-      <w:tr>
-        <w:tc>
-          <w:tcPr>
-            <w:tcW w:type="dxa" w:w="5112"/>
-          </w:tcPr>
-          <w:p>
-            <w:r>
-              <w:t>Review comment</w:t>
-            </w:r>
-          </w:p>
-        </w:tc>
-        <w:tc>
-          <w:tcPr>
-            <w:tcW w:type="dxa" w:w="5112"/>
-          </w:tcPr>
-          <w:p>
-            <w:r>
-              <w:t>A concern about evidence, method or presentation</w:t>
-            </w:r>
-          </w:p>
-        </w:tc>
-      </w:tr>
-      <w:tr>
-        <w:tc>
-          <w:tcPr>
-            <w:tcW w:type="dxa" w:w="5112"/>
-          </w:tcPr>
-          <w:p>
-            <w:r>
-              <w:t>Response record</w:t>
-            </w:r>
-          </w:p>
-        </w:tc>
-        <w:tc>
-          <w:tcPr>
-            <w:tcW w:type="dxa" w:w="5112"/>
-          </w:tcPr>
-          <w:p>
-            <w:r>
-              <w:t>A mapping from comment to change or justified disagreement</w:t>
-            </w:r>
-          </w:p>
-        </w:tc>
-      </w:tr>
-      <w:tr>
-        <w:tc>
-          <w:tcPr>
-            <w:tcW w:type="dxa" w:w="5112"/>
-          </w:tcPr>
-          <w:p>
-            <w:r>
-              <w:t>Claim narrowing</w:t>
-            </w:r>
-          </w:p>
-        </w:tc>
-        <w:tc>
-          <w:tcPr>
-            <w:tcW w:type="dxa" w:w="5112"/>
-          </w:tcPr>
-          <w:p>
-            <w:r>
-              <w:t>Reducing a statement to the evidence actually available</w:t>
-            </w:r>
-          </w:p>
-        </w:tc>
-      </w:tr>
-    </w:tbl>
-    <w:p>
-      <w:pPr>
-        <w:pStyle w:val="Heading3"/>
-      </w:pPr>
-      <w:r>
-        <w:t>Use two terms to explain a step in this week’s example.</w:t>
-      </w:r>
-    </w:p>
-    <w:p>
-      <w:r>
-        <w:t>________________________________________________________________</w:t>
-      </w:r>
-    </w:p>
-    <w:p>
-      <w:r>
-        <w:t>________________________________________________________________</w:t>
-      </w:r>
-    </w:p>
-    <w:p>
-      <w:r>
-        <w:t>________________________________________________________________</w:t>
-      </w:r>
-    </w:p>
-    <w:p>
-      <w:pPr>
-        <w:pStyle w:val="Heading1"/>
-      </w:pPr>
-      <w:r>
-        <w:t>06. Follow a worked example</w:t>
-      </w:r>
-    </w:p>
-    <w:p>
-      <w:r>
-        <w:t>Follow the worked trace for Peer review and response, predict a step, then compare with its explanation.</w:t>
-      </w:r>
-    </w:p>
-    <w:p>
-      <w:pPr>
-        <w:spacing w:line="336" w:lineRule="auto" w:after="180"/>
-      </w:pPr>
-      <w:r>
-        <w:rPr>
-          <w:b w:val="0"/>
-        </w:rPr>
-        <w:t>Reviewer asks for a fitted-line baseline; author responds that the neural network is advanced, without a comparison.</w:t>
-      </w:r>
-    </w:p>
-    <w:p>
-      <w:pPr>
-        <w:spacing w:line="336" w:lineRule="auto" w:after="180"/>
-      </w:pPr>
-      <w:r>
-        <w:rPr>
-          <w:b w:val="0"/>
-        </w:rPr>
-        <w:t xml:space="preserve">The response lacks </w:t>
+        <w:t xml:space="preserve">Respond to a reviewer with </w:t>
       </w:r>
       <w:r>
         <w:rPr>
@@ -946,147 +1418,12 @@
         <w:rPr>
           <w:b w:val="0"/>
         </w:rPr>
-        <w:t>. Add a fair comparison under the plan or narrow the claim to the existing baseline; record any new analysis as such.</w:t>
-      </w:r>
-    </w:p>
-    <w:p>
-      <w:pPr>
-        <w:pStyle w:val="Heading3"/>
-      </w:pPr>
-      <w:r>
-        <w:t>Worked explanation · Peer review and response</w:t>
+        <w:t>. A reviewer asks why four photos of one plant were treated as four independent plants.</w:t>
       </w:r>
     </w:p>
     <w:p>
       <w:pPr>
         <w:spacing w:line="336" w:lineRule="auto" w:after="180"/>
-        <w:shd w:fill="F1F6FC"/>
-      </w:pPr>
-      <w:r>
-        <w:rPr>
-          <w:b w:val="0"/>
-        </w:rPr>
-        <w:t xml:space="preserve">Compare the intermediate </w:t>
-      </w:r>
-      <w:r>
-        <w:rPr>
-          <w:b/>
-        </w:rPr>
-        <w:t>evidence</w:t>
-      </w:r>
-      <w:r>
-        <w:rPr>
-          <w:b w:val="0"/>
-        </w:rPr>
-        <w:t xml:space="preserve"> with the final statement. Explain why each number or decision follows from the stated </w:t>
-      </w:r>
-      <w:r>
-        <w:rPr>
-          <w:b/>
-        </w:rPr>
-        <w:t>input</w:t>
-      </w:r>
-      <w:r>
-        <w:rPr>
-          <w:b w:val="0"/>
-        </w:rPr>
-        <w:t>s.</w:t>
-      </w:r>
-    </w:p>
-    <w:p>
-      <w:pPr>
-        <w:spacing w:line="336" w:lineRule="auto" w:after="180"/>
-        <w:shd w:fill="F1F6FC"/>
-      </w:pPr>
-      <w:r>
-        <w:rPr>
-          <w:b w:val="0"/>
-        </w:rPr>
-        <w:t xml:space="preserve">The conclusion belongs to this scenario and procedure; changing the </w:t>
-      </w:r>
-      <w:r>
-        <w:rPr>
-          <w:b/>
-        </w:rPr>
-        <w:t>input</w:t>
-      </w:r>
-      <w:r>
-        <w:rPr>
-          <w:b w:val="0"/>
-        </w:rPr>
-        <w:t>s, evaluation population or authority can change what it establishes. Retain the raw record so a later revision can be compared honestly.</w:t>
-      </w:r>
-    </w:p>
-    <w:p>
-      <w:pPr>
-        <w:pStyle w:val="Heading3"/>
-      </w:pPr>
-      <w:r>
-        <w:t>Learn from the worked case</w:t>
-      </w:r>
-    </w:p>
-    <w:p>
-      <w:pPr>
-        <w:spacing w:line="336" w:lineRule="auto" w:after="180"/>
-      </w:pPr>
-      <w:r>
-        <w:rPr>
-          <w:b w:val="0"/>
-        </w:rPr>
-        <w:t>Cover the result before checking it. Say what is given, choose the procedure, and follow one step at a time. Then uncover the result and explain your first mismatch. Ask why a step is allowed, not only what number it produces.</w:t>
-      </w:r>
-    </w:p>
-    <w:p>
-      <w:pPr>
-        <w:pStyle w:val="Heading3"/>
-      </w:pPr>
-      <w:r>
-        <w:t>A pictorial worked case: Peer review and response</w:t>
-      </w:r>
-    </w:p>
-    <w:p>
-      <w:pPr>
-        <w:spacing w:line="336" w:lineRule="auto" w:after="180"/>
-      </w:pPr>
-      <w:r>
-        <w:rPr>
-          <w:b w:val="0"/>
-        </w:rPr>
-        <w:t xml:space="preserve">Respond to a reviewer with </w:t>
-      </w:r>
-      <w:r>
-        <w:rPr>
-          <w:b/>
-        </w:rPr>
-        <w:t>evidence</w:t>
-      </w:r>
-      <w:r>
-        <w:rPr>
-          <w:b w:val="0"/>
-        </w:rPr>
-        <w:t>. A reviewer asks why four photos of one plant were treated as four independent plants.</w:t>
-      </w:r>
-    </w:p>
-    <w:p>
-      <w:pPr>
-        <w:pStyle w:val="Heading3"/>
-      </w:pPr>
-      <w:r>
-        <w:t>The facts we will use</w:t>
-      </w:r>
-    </w:p>
-    <w:p>
-      <w:pPr>
-        <w:pStyle w:val="Heading3"/>
-      </w:pPr>
-      <w:r>
-        <w:t>Supplied facts</w:t>
-      </w:r>
-    </w:p>
-    <w:p>
-      <w:pPr>
-        <w:spacing w:line="336" w:lineRule="auto" w:after="180"/>
-        <w:shd w:fill="F1F6FC"/>
       </w:pPr>
       <w:r>
         <w:rPr>
@@ -1096,11 +1433,41 @@
       </w:r>
     </w:p>
     <w:p>
+      <w:pPr>
+        <w:spacing w:line="336" w:lineRule="auto" w:after="180"/>
+      </w:pPr>
+      <w:r>
+        <w:rPr>
+          <w:b w:val="0"/>
+        </w:rPr>
+        <w:t>The separate picture has four views of plant P1 and four of P2, so eight photos represent two distinct plant IDs. A claim of eight independent plants is unsupported. Changing the word photos to plants does not change the source structure. Revisit the sampling/inference unit, group allocation across data roles and any uncertainty calculation that assumed eight independent plant observations.</w:t>
+      </w:r>
+    </w:p>
+    <w:p>
+      <w:pPr>
+        <w:spacing w:line="336" w:lineRule="auto" w:after="180"/>
+      </w:pPr>
+      <w:r>
+        <w:rPr>
+          <w:b w:val="0"/>
+        </w:rPr>
+        <w:t>The picture supplies no correctness labels or split assignment, so neither a revised accuracy nor actual leakage can be inferred. Correct grouping does not create more plants, and two different IDs do not prove independent sampling.</w:t>
+      </w:r>
+    </w:p>
+    <w:p>
+      <w:pPr>
+        <w:pStyle w:val="Heading2"/>
+      </w:pPr>
+      <w:r>
+        <w:t>Read the labelled representation</w:t>
+      </w:r>
+    </w:p>
+    <w:p>
       <w:r>
         <w:drawing>
           <wp:inline xmlns:a="http://schemas.openxmlformats.org/drawingml/2006/main" xmlns:pic="http://schemas.openxmlformats.org/drawingml/2006/picture">
-            <wp:extent cx="5486400" cy="5225143"/>
-            <wp:docPr id="1" name="Picture 1" descr="Peer review and response. Identify the concern: The reviewer questions the unit of analysis.. Check the records: Plant identifiers confirm two plants, not eight independent plants.. Revise transparently: Correct the description and revise any analysis that assumed independence."/>
+            <wp:extent cx="5486400" cy="3029913"/>
+            <wp:docPr id="1" name="Picture 1" descr="Plant P1 has four photo views, and plant P2 has four. Eight photos represent two distinct plant identities, not eight independent plants. Review grouping, data roles and uncertainty assumptions; changing wording alone does not repair the analysis. No outcome labels or split assignments are supplied."/>
             <wp:cNvGraphicFramePr>
               <a:graphicFrameLocks noChangeAspect="1"/>
             </wp:cNvGraphicFramePr>
@@ -1108,7 +1475,7 @@
               <a:graphicData uri="http://schemas.openxmlformats.org/drawingml/2006/picture">
                 <pic:pic>
                   <pic:nvPicPr>
-                    <pic:cNvPr id="0" name="academy-visual-ai-7-32.png"/>
+                    <pic:cNvPr id="0" name="ai-7-32-review-units.png"/>
                     <pic:cNvPicPr/>
                   </pic:nvPicPr>
                   <pic:blipFill>
@@ -1120,7 +1487,43 @@
                   <pic:spPr>
                     <a:xfrm>
                       <a:off x="0" y="0"/>
-                      <a:ext cx="5486400" cy="5225143"/>
+                      <a:ext cx="5486400" cy="3029913"/>
+                    </a:xfrm>
+                    <a:prstGeom prst="rect"/>
+                  </pic:spPr>
+                </pic:pic>
+              </a:graphicData>
+            </a:graphic>
+          </wp:inline>
+        </w:drawing>
+      </w:r>
+    </w:p>
+    <w:p>
+      <w:r>
+        <w:drawing>
+          <wp:inline xmlns:a="http://schemas.openxmlformats.org/drawingml/2006/main" xmlns:pic="http://schemas.openxmlformats.org/drawingml/2006/picture">
+            <wp:extent cx="5486400" cy="3182112"/>
+            <wp:docPr id="2" name="Picture 2" descr="Identify the concern: The reviewer questions the unit of analysis. → Check the records: Plant identifiers confirm two plants, not eight independent plants. → Revise transparently: Correct the description and revise any analysis that assumed independence."/>
+            <wp:cNvGraphicFramePr>
+              <a:graphicFrameLocks noChangeAspect="1"/>
+            </wp:cNvGraphicFramePr>
+            <a:graphic>
+              <a:graphicData uri="http://schemas.openxmlformats.org/drawingml/2006/picture">
+                <pic:pic>
+                  <pic:nvPicPr>
+                    <pic:cNvPr id="0" name="academy-story-ai-7-32-02.png"/>
+                    <pic:cNvPicPr/>
+                  </pic:nvPicPr>
+                  <pic:blipFill>
+                    <a:blip r:embed="rId10"/>
+                    <a:stretch>
+                      <a:fillRect/>
+                    </a:stretch>
+                  </pic:blipFill>
+                  <pic:spPr>
+                    <a:xfrm>
+                      <a:off x="0" y="0"/>
+                      <a:ext cx="5486400" cy="3182112"/>
                     </a:xfrm>
                     <a:prstGeom prst="rect"/>
                   </pic:spPr>
@@ -1248,24 +1651,7 @@
     </w:p>
     <w:p>
       <w:pPr>
-        <w:pStyle w:val="Heading3"/>
-      </w:pPr>
-      <w:r>
-        <w:t>Why this result follows</w:t>
-      </w:r>
-    </w:p>
-    <w:p>
-      <w:pPr>
-        <w:pStyle w:val="Heading3"/>
-      </w:pPr>
-      <w:r>
-        <w:t>Why the result follows</w:t>
-      </w:r>
-    </w:p>
-    <w:p>
-      <w:pPr>
         <w:spacing w:line="336" w:lineRule="auto" w:after="180"/>
-        <w:shd w:fill="F1F6FC"/>
       </w:pPr>
       <w:r>
         <w:rPr>
@@ -1276,30 +1662,460 @@
     </w:p>
     <w:p>
       <w:pPr>
+        <w:pStyle w:val="Heading2"/>
+      </w:pPr>
+      <w:r>
+        <w:t>Complete picture evidence and limits</w:t>
+      </w:r>
+    </w:p>
+    <w:tbl>
+      <w:tblPr>
+        <w:tblStyle w:val="LightShading-Accent1"/>
+        <w:tblW w:type="auto" w:w="0"/>
+        <w:tblLook w:firstColumn="1" w:firstRow="1" w:lastColumn="0" w:lastRow="0" w:noHBand="0" w:noVBand="1" w:val="04A0"/>
+      </w:tblPr>
+      <w:tblGrid>
+        <w:gridCol w:w="3408"/>
+        <w:gridCol w:w="3408"/>
+        <w:gridCol w:w="3408"/>
+      </w:tblGrid>
+      <w:tr>
+        <w:trPr>
+          <w:tblHeader/>
+        </w:trPr>
+        <w:tc>
+          <w:tcPr>
+            <w:tcW w:type="dxa" w:w="3408"/>
+          </w:tcPr>
+          <w:p>
+            <w:r>
+              <w:t>Source grouping</w:t>
+            </w:r>
+          </w:p>
+        </w:tc>
+        <w:tc>
+          <w:tcPr>
+            <w:tcW w:type="dxa" w:w="3408"/>
+          </w:tcPr>
+          <w:p>
+            <w:r>
+              <w:t>Photo views</w:t>
+            </w:r>
+          </w:p>
+        </w:tc>
+        <w:tc>
+          <w:tcPr>
+            <w:tcW w:type="dxa" w:w="3408"/>
+          </w:tcPr>
+          <w:p>
+            <w:r>
+              <w:t>Plant identities</w:t>
+            </w:r>
+          </w:p>
+        </w:tc>
+      </w:tr>
+      <w:tr>
+        <w:tc>
+          <w:tcPr>
+            <w:tcW w:type="dxa" w:w="3408"/>
+          </w:tcPr>
+          <w:p>
+            <w:r>
+              <w:t>P1</w:t>
+            </w:r>
+          </w:p>
+        </w:tc>
+        <w:tc>
+          <w:tcPr>
+            <w:tcW w:type="dxa" w:w="3408"/>
+          </w:tcPr>
+          <w:p>
+            <w:r>
+              <w:t>V1, V2, V3, V4</w:t>
+            </w:r>
+          </w:p>
+        </w:tc>
+        <w:tc>
+          <w:tcPr>
+            <w:tcW w:type="dxa" w:w="3408"/>
+          </w:tcPr>
+          <w:p>
+            <w:r>
+              <w:t>One</w:t>
+            </w:r>
+          </w:p>
+        </w:tc>
+      </w:tr>
+      <w:tr>
+        <w:tc>
+          <w:tcPr>
+            <w:tcW w:type="dxa" w:w="3408"/>
+          </w:tcPr>
+          <w:p>
+            <w:r>
+              <w:t>P2</w:t>
+            </w:r>
+          </w:p>
+        </w:tc>
+        <w:tc>
+          <w:tcPr>
+            <w:tcW w:type="dxa" w:w="3408"/>
+          </w:tcPr>
+          <w:p>
+            <w:r>
+              <w:t>V1, V2, V3, V4</w:t>
+            </w:r>
+          </w:p>
+        </w:tc>
+        <w:tc>
+          <w:tcPr>
+            <w:tcW w:type="dxa" w:w="3408"/>
+          </w:tcPr>
+          <w:p>
+            <w:r>
+              <w:t>One</w:t>
+            </w:r>
+          </w:p>
+        </w:tc>
+      </w:tr>
+      <w:tr>
+        <w:tc>
+          <w:tcPr>
+            <w:tcW w:type="dxa" w:w="3408"/>
+          </w:tcPr>
+          <w:p>
+            <w:r>
+              <w:t>Total</w:t>
+            </w:r>
+          </w:p>
+        </w:tc>
+        <w:tc>
+          <w:tcPr>
+            <w:tcW w:type="dxa" w:w="3408"/>
+          </w:tcPr>
+          <w:p>
+            <w:r>
+              <w:t>Eight photos</w:t>
+            </w:r>
+          </w:p>
+        </w:tc>
+        <w:tc>
+          <w:tcPr>
+            <w:tcW w:type="dxa" w:w="3408"/>
+          </w:tcPr>
+          <w:p>
+            <w:r>
+              <w:t>Two distinct plant IDs</w:t>
+            </w:r>
+          </w:p>
+        </w:tc>
+      </w:tr>
+      <w:tr>
+        <w:tc>
+          <w:tcPr>
+            <w:tcW w:type="dxa" w:w="3408"/>
+          </w:tcPr>
+          <w:p>
+            <w:r>
+              <w:t>Unsupported analysis premise</w:t>
+            </w:r>
+          </w:p>
+        </w:tc>
+        <w:tc>
+          <w:tcPr>
+            <w:tcW w:type="dxa" w:w="3408"/>
+          </w:tcPr>
+          <w:p>
+            <w:r>
+              <w:t>Eight independent plants</w:t>
+            </w:r>
+          </w:p>
+        </w:tc>
+        <w:tc>
+          <w:tcPr>
+            <w:tcW w:type="dxa" w:w="3408"/>
+          </w:tcPr>
+          <w:p>
+            <w:r>
+              <w:t>Source structure contradicts this count</w:t>
+            </w:r>
+          </w:p>
+        </w:tc>
+      </w:tr>
+      <w:tr>
+        <w:tc>
+          <w:tcPr>
+            <w:tcW w:type="dxa" w:w="3408"/>
+          </w:tcPr>
+          <w:p>
+            <w:r>
+              <w:t>Required reconsideration</w:t>
+            </w:r>
+          </w:p>
+        </w:tc>
+        <w:tc>
+          <w:tcPr>
+            <w:tcW w:type="dxa" w:w="3408"/>
+          </w:tcPr>
+          <w:p>
+            <w:r>
+              <w:t>Grouping, split roles and uncertainty assumptions</w:t>
+            </w:r>
+          </w:p>
+        </w:tc>
+        <w:tc>
+          <w:tcPr>
+            <w:tcW w:type="dxa" w:w="3408"/>
+          </w:tcPr>
+          <w:p>
+            <w:r>
+              <w:t>Not just a word replacement</w:t>
+            </w:r>
+          </w:p>
+        </w:tc>
+      </w:tr>
+      <w:tr>
+        <w:tc>
+          <w:tcPr>
+            <w:tcW w:type="dxa" w:w="3408"/>
+          </w:tcPr>
+          <w:p>
+            <w:r>
+              <w:t>Outcome/split evidence</w:t>
+            </w:r>
+          </w:p>
+        </w:tc>
+        <w:tc>
+          <w:tcPr>
+            <w:tcW w:type="dxa" w:w="3408"/>
+          </w:tcPr>
+          <w:p>
+            <w:r>
+              <w:t>Not supplied</w:t>
+            </w:r>
+          </w:p>
+        </w:tc>
+        <w:tc>
+          <w:tcPr>
+            <w:tcW w:type="dxa" w:w="3408"/>
+          </w:tcPr>
+          <w:p>
+            <w:r>
+              <w:t>No invented revised score or known leakage</w:t>
+            </w:r>
+          </w:p>
+        </w:tc>
+      </w:tr>
+    </w:tbl>
+    <w:p>
+      <w:pPr>
+        <w:pStyle w:val="Heading2"/>
+      </w:pPr>
+      <w:r>
+        <w:t>Predict the changed condition</w:t>
+      </w:r>
+    </w:p>
+    <w:p>
+      <w:pPr>
+        <w:pStyle w:val="ListBullet"/>
+      </w:pPr>
+      <w:r>
+        <w:t>Change one thing: The team only changes "photos" to "plants" without revisiting analysis. Predict the result before checking the explanation. What remains the same?</w:t>
+      </w:r>
+    </w:p>
+    <w:p>
+      <w:pPr>
+        <w:pStyle w:val="Heading2"/>
+      </w:pPr>
+      <w:r>
+        <w:t>Check after predicting · reference / check after trying</w:t>
+      </w:r>
+    </w:p>
+    <w:p>
+      <w:r>
+        <w:drawing>
+          <wp:inline xmlns:a="http://schemas.openxmlformats.org/drawingml/2006/main" xmlns:pic="http://schemas.openxmlformats.org/drawingml/2006/picture">
+            <wp:extent cx="5486400" cy="3026664"/>
+            <wp:docPr id="3" name="Picture 3" descr="Original case: Correct the description and revise any analysis that assumed independence. Changed condition: The team only changes &quot;photos&quot; to &quot;plants&quot; without revisiting analysis. Expected result: The substantive independence issue remains unresolved. Reason: Renaming records does not change their shared source objects."/>
+            <wp:cNvGraphicFramePr>
+              <a:graphicFrameLocks noChangeAspect="1"/>
+            </wp:cNvGraphicFramePr>
+            <a:graphic>
+              <a:graphicData uri="http://schemas.openxmlformats.org/drawingml/2006/picture">
+                <pic:pic>
+                  <pic:nvPicPr>
+                    <pic:cNvPr id="0" name="academy-story-ai-7-32-04.png"/>
+                    <pic:cNvPicPr/>
+                  </pic:nvPicPr>
+                  <pic:blipFill>
+                    <a:blip r:embed="rId11"/>
+                    <a:stretch>
+                      <a:fillRect/>
+                    </a:stretch>
+                  </pic:blipFill>
+                  <pic:spPr>
+                    <a:xfrm>
+                      <a:off x="0" y="0"/>
+                      <a:ext cx="5486400" cy="3026664"/>
+                    </a:xfrm>
+                    <a:prstGeom prst="rect"/>
+                  </pic:spPr>
+                </pic:pic>
+              </a:graphicData>
+            </a:graphic>
+          </wp:inline>
+        </w:drawing>
+      </w:r>
+    </w:p>
+    <w:p>
+      <w:pPr>
+        <w:pStyle w:val="Heading2"/>
+      </w:pPr>
+      <w:r>
+        <w:t>Explain what remains unknown</w:t>
+      </w:r>
+    </w:p>
+    <w:p>
+      <w:pPr>
+        <w:pStyle w:val="ListBullet"/>
+      </w:pPr>
+      <w:r>
+        <w:t>Two plants provide limited coverage; grouping correctly does not create more independent evidence.</w:t>
+      </w:r>
+    </w:p>
+    <w:p>
+      <w:pPr>
+        <w:pStyle w:val="ListBullet"/>
+      </w:pPr>
+      <w:r>
+        <w:t>Read the labelled picture: Count photos and underlying plants in the reviewer’s concern. What analysis assumption needs revision, and why does changing only the word photos to plants fail to repair it?</w:t>
+      </w:r>
+    </w:p>
+    <w:p>
+      <w:pPr>
+        <w:pStyle w:val="Heading2"/>
+      </w:pPr>
+      <w:r>
+        <w:t>Earlier wording, alternatives and picture transcripts · reference / check after trying</w:t>
+      </w:r>
+    </w:p>
+    <w:p>
+      <w:pPr>
         <w:pStyle w:val="Heading3"/>
       </w:pPr>
       <w:r>
-        <w:t>What this example does not establish</w:t>
-      </w:r>
-    </w:p>
-    <w:p>
-      <w:pPr>
-        <w:pStyle w:val="Heading3"/>
-      </w:pPr>
-      <w:r>
-        <w:t>Keep the stated limit</w:t>
+        <w:t>Learn from the worked case</w:t>
       </w:r>
     </w:p>
     <w:p>
       <w:pPr>
         <w:spacing w:line="336" w:lineRule="auto" w:after="180"/>
-        <w:shd w:fill="FFF5E6"/>
       </w:pPr>
       <w:r>
         <w:rPr>
           <w:b w:val="0"/>
         </w:rPr>
-        <w:t xml:space="preserve">Two plants provide limited coverage; grouping correctly does not create more independent </w:t>
+        <w:t>Cover the result before checking it. Say what is given, choose the procedure, and follow one step at a time. Then uncover the result and explain your first mismatch. Ask why a step is allowed, not only what number it produces.</w:t>
+      </w:r>
+    </w:p>
+    <w:p>
+      <w:pPr>
+        <w:pStyle w:val="Heading3"/>
+      </w:pPr>
+      <w:r>
+        <w:t>A pictorial worked case: Peer review and response</w:t>
+      </w:r>
+    </w:p>
+    <w:p>
+      <w:pPr>
+        <w:pStyle w:val="Heading3"/>
+      </w:pPr>
+      <w:r>
+        <w:t>The facts we will use</w:t>
+      </w:r>
+    </w:p>
+    <w:p>
+      <w:r>
+        <w:drawing>
+          <wp:inline xmlns:a="http://schemas.openxmlformats.org/drawingml/2006/main" xmlns:pic="http://schemas.openxmlformats.org/drawingml/2006/picture">
+            <wp:extent cx="5486400" cy="5225143"/>
+            <wp:docPr id="4" name="Picture 4" descr="Peer review and response. Identify the concern: The reviewer questions the unit of analysis.. Check the records: Plant identifiers confirm two plants, not eight independent plants.. Revise transparently: Correct the description and revise any analysis that assumed independence."/>
+            <wp:cNvGraphicFramePr>
+              <a:graphicFrameLocks noChangeAspect="1"/>
+            </wp:cNvGraphicFramePr>
+            <a:graphic>
+              <a:graphicData uri="http://schemas.openxmlformats.org/drawingml/2006/picture">
+                <pic:pic>
+                  <pic:nvPicPr>
+                    <pic:cNvPr id="0" name="academy-visual-ai-7-32.png"/>
+                    <pic:cNvPicPr/>
+                  </pic:nvPicPr>
+                  <pic:blipFill>
+                    <a:blip r:embed="rId12"/>
+                    <a:stretch>
+                      <a:fillRect/>
+                    </a:stretch>
+                  </pic:blipFill>
+                  <pic:spPr>
+                    <a:xfrm>
+                      <a:off x="0" y="0"/>
+                      <a:ext cx="5486400" cy="5225143"/>
+                    </a:xfrm>
+                    <a:prstGeom prst="rect"/>
+                  </pic:spPr>
+                </pic:pic>
+              </a:graphicData>
+            </a:graphic>
+          </wp:inline>
+        </w:drawing>
+      </w:r>
+    </w:p>
+    <w:p>
+      <w:pPr>
+        <w:pStyle w:val="Heading3"/>
+      </w:pPr>
+      <w:r>
+        <w:t>Why this result follows</w:t>
+      </w:r>
+    </w:p>
+    <w:p>
+      <w:pPr>
+        <w:pStyle w:val="Heading3"/>
+      </w:pPr>
+      <w:r>
+        <w:t>What this example does not establish</w:t>
+      </w:r>
+    </w:p>
+    <w:p>
+      <w:pPr>
+        <w:pStyle w:val="Heading1"/>
+      </w:pPr>
+      <w:r>
+        <w:t>07. Find the first unsupported inference and repair it</w:t>
+      </w:r>
+    </w:p>
+    <w:p>
+      <w:r>
+        <w:t>Use the supplied conditions rather than inventing missing evidence.</w:t>
+      </w:r>
+    </w:p>
+    <w:p>
+      <w:pPr>
+        <w:pStyle w:val="Heading2"/>
+      </w:pPr>
+      <w:r>
+        <w:t>Original qualification and repair setup</w:t>
+      </w:r>
+    </w:p>
+    <w:p>
+      <w:pPr>
+        <w:spacing w:line="336" w:lineRule="auto" w:after="180"/>
+      </w:pPr>
+      <w:r>
+        <w:rPr>
+          <w:b w:val="0"/>
+        </w:rPr>
+        <w:t xml:space="preserve">Agreement with a reviewer is not required, but a disagreement needs explicit reasoning and </w:t>
       </w:r>
       <w:r>
         <w:rPr>
@@ -1316,66 +2132,24 @@
     </w:p>
     <w:p>
       <w:pPr>
-        <w:pStyle w:val="Heading3"/>
-      </w:pPr>
-      <w:r>
-        <w:t>Keep the stated limit</w:t>
-      </w:r>
-    </w:p>
-    <w:p>
-      <w:pPr>
         <w:spacing w:line="336" w:lineRule="auto" w:after="180"/>
-        <w:shd w:fill="FFF5E6"/>
       </w:pPr>
       <w:r>
         <w:rPr>
           <w:b w:val="0"/>
         </w:rPr>
-        <w:t>Read the labelled picture: Count photos and underlying plants in the reviewer’s concern. What analysis assumption needs revision, and why does changing only the word photos to plants fail to repair it?</w:t>
-      </w:r>
-    </w:p>
-    <w:p>
-      <w:pPr>
-        <w:pStyle w:val="Heading3"/>
-      </w:pPr>
-      <w:r>
-        <w:t>Keep the stated limit</w:t>
+        <w:t>A useful check asks what would make the reasoning fail. Distinguish a failure to execute the declared procedure from a weakness in the procedure itself.</w:t>
       </w:r>
     </w:p>
     <w:p>
       <w:pPr>
         <w:spacing w:line="336" w:lineRule="auto" w:after="180"/>
-        <w:shd w:fill="FFF5E6"/>
       </w:pPr>
       <w:r>
         <w:rPr>
           <w:b w:val="0"/>
         </w:rPr>
-        <w:t>Change one thing: The team only changes "photos" to "plants" without revisiting analysis. Predict the result before checking the explanation. What remains the same?</w:t>
-      </w:r>
-    </w:p>
-    <w:p>
-      <w:pPr>
-        <w:pStyle w:val="Heading1"/>
-      </w:pPr>
-      <w:r>
-        <w:t>07. Find and repair a mistake</w:t>
-      </w:r>
-    </w:p>
-    <w:p>
-      <w:r>
-        <w:t>Find the unsupported step in the Peer review and response claim and explain a repair using the supplied evidence.</w:t>
-      </w:r>
-    </w:p>
-    <w:p>
-      <w:pPr>
-        <w:spacing w:line="336" w:lineRule="auto" w:after="180"/>
-      </w:pPr>
-      <w:r>
-        <w:rPr>
-          <w:b w:val="0"/>
-        </w:rPr>
-        <w:t xml:space="preserve">Agreement with a reviewer is not required, but a disagreement needs explicit reasoning and </w:t>
+        <w:t xml:space="preserve">The first may require a correction; the second requires an explicitly revised method and new </w:t>
       </w:r>
       <w:r>
         <w:rPr>
@@ -1387,7 +2161,235 @@
         <w:rPr>
           <w:b w:val="0"/>
         </w:rPr>
-        <w:t>.</w:t>
+        <w:t>. Preserve unsuccessful cases so an improved result cannot hide the original problem.</w:t>
+      </w:r>
+    </w:p>
+    <w:p>
+      <w:pPr>
+        <w:pStyle w:val="Heading2"/>
+      </w:pPr>
+      <w:r>
+        <w:t>Complete boundary and misconception probes</w:t>
+      </w:r>
+    </w:p>
+    <w:tbl>
+      <w:tblPr>
+        <w:tblStyle w:val="LightShading-Accent1"/>
+        <w:tblW w:type="auto" w:w="0"/>
+        <w:tblLook w:firstColumn="1" w:firstRow="1" w:lastColumn="0" w:lastRow="0" w:noHBand="0" w:noVBand="1" w:val="04A0"/>
+      </w:tblPr>
+      <w:tblGrid>
+        <w:gridCol w:w="5112"/>
+        <w:gridCol w:w="5112"/>
+      </w:tblGrid>
+      <w:tr>
+        <w:trPr>
+          <w:tblHeader/>
+        </w:trPr>
+        <w:tc>
+          <w:tcPr>
+            <w:tcW w:type="dxa" w:w="5112"/>
+          </w:tcPr>
+          <w:p>
+            <w:r>
+              <w:t>Review-response audit</w:t>
+            </w:r>
+          </w:p>
+        </w:tc>
+        <w:tc>
+          <w:tcPr>
+            <w:tcW w:type="dxa" w:w="5112"/>
+          </w:tcPr>
+          <w:p>
+            <w:r>
+              <w:t>Checked interpretation</w:t>
+            </w:r>
+          </w:p>
+        </w:tc>
+      </w:tr>
+      <w:tr>
+        <w:tc>
+          <w:tcPr>
+            <w:tcW w:type="dxa" w:w="5112"/>
+          </w:tcPr>
+          <w:p>
+            <w:r>
+              <w:t>Reviewer asks for baseline</w:t>
+            </w:r>
+          </w:p>
+        </w:tc>
+        <w:tc>
+          <w:tcPr>
+            <w:tcW w:type="dxa" w:w="5112"/>
+          </w:tcPr>
+          <w:p>
+            <w:r>
+              <w:t>Answer with a comparison or a narrower claim</w:t>
+            </w:r>
+          </w:p>
+        </w:tc>
+      </w:tr>
+      <w:tr>
+        <w:tc>
+          <w:tcPr>
+            <w:tcW w:type="dxa" w:w="5112"/>
+          </w:tcPr>
+          <w:p>
+            <w:r>
+              <w:t>Author says advanced</w:t>
+            </w:r>
+          </w:p>
+        </w:tc>
+        <w:tc>
+          <w:tcPr>
+            <w:tcW w:type="dxa" w:w="5112"/>
+          </w:tcPr>
+          <w:p>
+            <w:r>
+              <w:t>Architecture praise is not evidence</w:t>
+            </w:r>
+          </w:p>
+        </w:tc>
+      </w:tr>
+      <w:tr>
+        <w:tc>
+          <w:tcPr>
+            <w:tcW w:type="dxa" w:w="5112"/>
+          </w:tcPr>
+          <w:p>
+            <w:r>
+              <w:t>New analysis planned</w:t>
+            </w:r>
+          </w:p>
+        </w:tc>
+        <w:tc>
+          <w:tcPr>
+            <w:tcW w:type="dxa" w:w="5112"/>
+          </w:tcPr>
+          <w:p>
+            <w:r>
+              <w:t>Keep status proposed until artifacts/results exist</w:t>
+            </w:r>
+          </w:p>
+        </w:tc>
+      </w:tr>
+      <w:tr>
+        <w:tc>
+          <w:tcPr>
+            <w:tcW w:type="dxa" w:w="5112"/>
+          </w:tcPr>
+          <w:p>
+            <w:r>
+              <w:t>Eight photos from two plants</w:t>
+            </w:r>
+          </w:p>
+        </w:tc>
+        <w:tc>
+          <w:tcPr>
+            <w:tcW w:type="dxa" w:w="5112"/>
+          </w:tcPr>
+          <w:p>
+            <w:r>
+              <w:t>Do not count eight independent plants</w:t>
+            </w:r>
+          </w:p>
+        </w:tc>
+      </w:tr>
+      <w:tr>
+        <w:tc>
+          <w:tcPr>
+            <w:tcW w:type="dxa" w:w="5112"/>
+          </w:tcPr>
+          <w:p>
+            <w:r>
+              <w:t>Correct the word only</w:t>
+            </w:r>
+          </w:p>
+        </w:tc>
+        <w:tc>
+          <w:tcPr>
+            <w:tcW w:type="dxa" w:w="5112"/>
+          </w:tcPr>
+          <w:p>
+            <w:r>
+              <w:t>Does not repair downstream unit assumptions</w:t>
+            </w:r>
+          </w:p>
+        </w:tc>
+      </w:tr>
+      <w:tr>
+        <w:tc>
+          <w:tcPr>
+            <w:tcW w:type="dxa" w:w="5112"/>
+          </w:tcPr>
+          <w:p>
+            <w:r>
+              <w:t>Two plant IDs</w:t>
+            </w:r>
+          </w:p>
+        </w:tc>
+        <w:tc>
+          <w:tcPr>
+            <w:tcW w:type="dxa" w:w="5112"/>
+          </w:tcPr>
+          <w:p>
+            <w:r>
+              <w:t>Not proof of independent sampling</w:t>
+            </w:r>
+          </w:p>
+        </w:tc>
+      </w:tr>
+      <w:tr>
+        <w:tc>
+          <w:tcPr>
+            <w:tcW w:type="dxa" w:w="5112"/>
+          </w:tcPr>
+          <w:p>
+            <w:r>
+              <w:t>Missing failure counts</w:t>
+            </w:r>
+          </w:p>
+        </w:tc>
+        <w:tc>
+          <w:tcPr>
+            <w:tcW w:type="dxa" w:w="5112"/>
+          </w:tcPr>
+          <w:p>
+            <w:r>
+              <w:t>Provide actual counts/denominators or disclose absence</w:t>
+            </w:r>
+          </w:p>
+        </w:tc>
+      </w:tr>
+      <w:tr>
+        <w:tc>
+          <w:tcPr>
+            <w:tcW w:type="dxa" w:w="5112"/>
+          </w:tcPr>
+          <w:p>
+            <w:r>
+              <w:t>Delete limitation paragraph</w:t>
+            </w:r>
+          </w:p>
+        </w:tc>
+        <w:tc>
+          <w:tcPr>
+            <w:tcW w:type="dxa" w:w="5112"/>
+          </w:tcPr>
+          <w:p>
+            <w:r>
+              <w:t>Hides concern rather than resolving it</w:t>
+            </w:r>
+          </w:p>
+        </w:tc>
+      </w:tr>
+    </w:tbl>
+    <w:p>
+      <w:pPr>
+        <w:pStyle w:val="Heading2"/>
+      </w:pPr>
+      <w:r>
+        <w:t>Write and justify the repair</w:t>
       </w:r>
     </w:p>
     <w:p>
@@ -1395,43 +2397,40 @@
         <w:pStyle w:val="Heading3"/>
       </w:pPr>
       <w:r>
-        <w:t>Check the claim against the facts</w:t>
-      </w:r>
-    </w:p>
-    <w:p>
-      <w:pPr>
-        <w:spacing w:line="336" w:lineRule="auto" w:after="180"/>
-        <w:shd w:fill="FFF5E6"/>
-      </w:pPr>
-      <w:r>
-        <w:rPr>
-          <w:b w:val="0"/>
-        </w:rPr>
-        <w:t>A useful check asks what would make the reasoning fail. Distinguish a failure to execute the declared procedure from a weakness in the procedure itself.</w:t>
-      </w:r>
-    </w:p>
-    <w:p>
-      <w:pPr>
-        <w:spacing w:line="336" w:lineRule="auto" w:after="180"/>
-        <w:shd w:fill="FFF5E6"/>
-      </w:pPr>
-      <w:r>
-        <w:rPr>
-          <w:b w:val="0"/>
-        </w:rPr>
-        <w:t xml:space="preserve">The first may require a correction; the second requires an explicitly revised method and new </w:t>
-      </w:r>
-      <w:r>
-        <w:rPr>
-          <w:b/>
-        </w:rPr>
-        <w:t>evidence</w:t>
-      </w:r>
-      <w:r>
-        <w:rPr>
-          <w:b w:val="0"/>
-        </w:rPr>
-        <w:t>. Preserve unsuccessful cases so an improved result cannot hide the original problem.</w:t>
+        <w:t>Guided: restate the worked result, then name the assumption or limitation that prevents a broader conclusion.</w:t>
+      </w:r>
+    </w:p>
+    <w:p>
+      <w:r>
+        <w:t>________________________________________________________________</w:t>
+      </w:r>
+    </w:p>
+    <w:p>
+      <w:r>
+        <w:t>________________________________________________________________</w:t>
+      </w:r>
+    </w:p>
+    <w:p>
+      <w:r>
+        <w:t>________________________________________________________________</w:t>
+      </w:r>
+    </w:p>
+    <w:p>
+      <w:r>
+        <w:t>________________________________________________________________</w:t>
+      </w:r>
+    </w:p>
+    <w:p>
+      <w:r>
+        <w:t>________________________________________________________________</w:t>
+      </w:r>
+    </w:p>
+    <w:p>
+      <w:pPr>
+        <w:pStyle w:val="ListBullet"/>
+      </w:pPr>
+      <w:r>
+        <w:t>A report omits this qualification: Agreement with a reviewer is not required, but a disagreement needs explicit reasoning and evidence. Explain how omitting it could change a reader's interpretation, and write an accurate replacement.</w:t>
       </w:r>
     </w:p>
     <w:p>
@@ -1439,6 +2438,89 @@
         <w:pStyle w:val="Heading3"/>
       </w:pPr>
       <w:r>
+        <w:t>State one repair and the checks you would rerun.</w:t>
+      </w:r>
+    </w:p>
+    <w:p>
+      <w:r>
+        <w:t>________________________________________________________________</w:t>
+      </w:r>
+    </w:p>
+    <w:p>
+      <w:r>
+        <w:t>________________________________________________________________</w:t>
+      </w:r>
+    </w:p>
+    <w:p>
+      <w:r>
+        <w:t>________________________________________________________________</w:t>
+      </w:r>
+    </w:p>
+    <w:p>
+      <w:r>
+        <w:t>________________________________________________________________</w:t>
+      </w:r>
+    </w:p>
+    <w:p>
+      <w:r>
+        <w:t>________________________________________________________________</w:t>
+      </w:r>
+    </w:p>
+    <w:p>
+      <w:r>
+        <w:t>________________________________________________________________</w:t>
+      </w:r>
+    </w:p>
+    <w:p>
+      <w:pPr>
+        <w:pStyle w:val="Heading2"/>
+      </w:pPr>
+      <w:r>
+        <w:t>Earlier wording, alternatives and picture transcripts · reference / check after trying</w:t>
+      </w:r>
+    </w:p>
+    <w:p>
+      <w:pPr>
+        <w:pStyle w:val="Heading3"/>
+      </w:pPr>
+      <w:r>
+        <w:t>Locate the earliest unsupported step</w:t>
+      </w:r>
+    </w:p>
+    <w:p>
+      <w:pPr>
+        <w:pStyle w:val="Heading1"/>
+      </w:pPr>
+      <w:r>
+        <w:t>08. Practise the mechanism with progressively less help</w:t>
+      </w:r>
+    </w:p>
+    <w:p>
+      <w:r>
+        <w:t>Keep the selected independent case for a first attempt.</w:t>
+      </w:r>
+    </w:p>
+    <w:p>
+      <w:pPr>
+        <w:pStyle w:val="Heading2"/>
+      </w:pPr>
+      <w:r>
+        <w:t>Shared explanation</w:t>
+      </w:r>
+    </w:p>
+    <w:p>
+      <w:pPr>
+        <w:pStyle w:val="ListBullet"/>
+      </w:pPr>
+      <w:r>
+        <w:t>Explain the weekly mechanism in your own words. Use the worked scenario to name its input, decision rule and output.</w:t>
+      </w:r>
+    </w:p>
+    <w:p>
+      <w:pPr>
+        <w:pStyle w:val="Heading3"/>
+      </w:pPr>
+      <w:r>
         <w:t>Guided: restate the worked result, then name the assumption or limitation that prevents a broader conclusion.</w:t>
       </w:r>
     </w:p>
@@ -1472,49 +2554,7 @@
         <w:pStyle w:val="Heading3"/>
       </w:pPr>
       <w:r>
-        <w:t>Locate the earliest unsupported step</w:t>
-      </w:r>
-    </w:p>
-    <w:p>
-      <w:pPr>
-        <w:spacing w:line="336" w:lineRule="auto" w:after="180"/>
-      </w:pPr>
-      <w:r>
-        <w:rPr>
-          <w:b w:val="0"/>
-        </w:rPr>
-        <w:t xml:space="preserve">A report omits this qualification: Agreement with a reviewer is not required, but a disagreement needs explicit reasoning and </w:t>
-      </w:r>
-      <w:r>
-        <w:rPr>
-          <w:b/>
-        </w:rPr>
-        <w:t>evidence</w:t>
-      </w:r>
-      <w:r>
-        <w:rPr>
-          <w:b w:val="0"/>
-        </w:rPr>
-        <w:t>.</w:t>
-      </w:r>
-    </w:p>
-    <w:p>
-      <w:pPr>
-        <w:spacing w:line="336" w:lineRule="auto" w:after="180"/>
-      </w:pPr>
-      <w:r>
-        <w:rPr>
-          <w:b w:val="0"/>
-        </w:rPr>
-        <w:t>Explain how omitting it could change a reader's interpretation, and write an accurate replacement.</w:t>
-      </w:r>
-    </w:p>
-    <w:p>
-      <w:pPr>
-        <w:pStyle w:val="Heading3"/>
-      </w:pPr>
-      <w:r>
-        <w:t>State one repair and the checks you would rerun.</w:t>
+        <w:t>Explain your prediction to a partner before comparing results.</w:t>
       </w:r>
     </w:p>
     <w:p>
@@ -1538,142 +2578,11 @@
       </w:r>
     </w:p>
     <w:p>
-      <w:r>
-        <w:t>________________________________________________________________</w:t>
-      </w:r>
-    </w:p>
-    <w:p>
-      <w:r>
-        <w:t>________________________________________________________________</w:t>
-      </w:r>
-    </w:p>
-    <w:p>
-      <w:pPr>
-        <w:pStyle w:val="Heading1"/>
-      </w:pPr>
-      <w:r>
-        <w:t>08. Practise together</w:t>
-      </w:r>
-    </w:p>
-    <w:p>
-      <w:r>
-        <w:t>Practise Peer review and response with support, then explain the deciding step in your own words.</w:t>
-      </w:r>
-    </w:p>
-    <w:p>
-      <w:pPr>
-        <w:spacing w:line="336" w:lineRule="auto" w:after="180"/>
-      </w:pPr>
-      <w:r>
-        <w:rPr>
-          <w:b w:val="0"/>
-        </w:rPr>
-        <w:t xml:space="preserve">Explain the weekly </w:t>
-      </w:r>
-      <w:r>
-        <w:rPr>
-          <w:b/>
-        </w:rPr>
-        <w:t>mechanism</w:t>
-      </w:r>
-      <w:r>
-        <w:rPr>
-          <w:b w:val="0"/>
-        </w:rPr>
-        <w:t xml:space="preserve"> in your own words. Use the worked scenario to name its </w:t>
-      </w:r>
-      <w:r>
-        <w:rPr>
-          <w:b/>
-        </w:rPr>
-        <w:t>input</w:t>
-      </w:r>
-      <w:r>
-        <w:rPr>
-          <w:b w:val="0"/>
-        </w:rPr>
-        <w:t xml:space="preserve">, decision rule and </w:t>
-      </w:r>
-      <w:r>
-        <w:rPr>
-          <w:b/>
-        </w:rPr>
-        <w:t>output</w:t>
-      </w:r>
-      <w:r>
-        <w:rPr>
-          <w:b w:val="0"/>
-        </w:rPr>
-        <w:t>.</w:t>
-      </w:r>
-    </w:p>
-    <w:p>
-      <w:pPr>
-        <w:pStyle w:val="Heading3"/>
-      </w:pPr>
-      <w:r>
-        <w:t>Guided: restate the worked result, then name the assumption or limitation that prevents a broader conclusion.</w:t>
-      </w:r>
-    </w:p>
-    <w:p>
-      <w:r>
-        <w:t>________________________________________________________________</w:t>
-      </w:r>
-    </w:p>
-    <w:p>
-      <w:r>
-        <w:t>________________________________________________________________</w:t>
-      </w:r>
-    </w:p>
-    <w:p>
-      <w:r>
-        <w:t>________________________________________________________________</w:t>
-      </w:r>
-    </w:p>
-    <w:p>
-      <w:r>
-        <w:t>________________________________________________________________</w:t>
-      </w:r>
-    </w:p>
-    <w:p>
-      <w:r>
-        <w:t>________________________________________________________________</w:t>
-      </w:r>
-    </w:p>
-    <w:p>
-      <w:pPr>
-        <w:pStyle w:val="Heading3"/>
-      </w:pPr>
-      <w:r>
-        <w:t>Explain your prediction to a partner before comparing results.</w:t>
-      </w:r>
-    </w:p>
-    <w:p>
-      <w:r>
-        <w:t>________________________________________________________________</w:t>
-      </w:r>
-    </w:p>
-    <w:p>
-      <w:r>
-        <w:t>________________________________________________________________</w:t>
-      </w:r>
-    </w:p>
-    <w:p>
-      <w:r>
-        <w:t>________________________________________________________________</w:t>
-      </w:r>
-    </w:p>
-    <w:p>
-      <w:r>
-        <w:t>________________________________________________________________</w:t>
-      </w:r>
-    </w:p>
-    <w:p>
-      <w:pPr>
-        <w:pStyle w:val="Heading3"/>
-      </w:pPr>
-      <w:r>
-        <w:t>Practise with less help: Trace the worked case</w:t>
+      <w:pPr>
+        <w:pStyle w:val="Heading2"/>
+      </w:pPr>
+      <w:r>
+        <w:t>Supported workbook trace</w:t>
       </w:r>
     </w:p>
     <w:p>
@@ -1791,70 +2700,49 @@
     </w:p>
     <w:p>
       <w:pPr>
+        <w:pStyle w:val="Heading2"/>
+      </w:pPr>
+      <w:r>
+        <w:t>Individual scope check</w:t>
+      </w:r>
+    </w:p>
+    <w:p>
+      <w:pPr>
+        <w:pStyle w:val="ListBullet"/>
+      </w:pPr>
+      <w:r>
+        <w:t>Use the worked case for Peer review and response. Proposed explanation: “The worked result establishes every future case”. Decide whether this explanation is supported. Point to the step or supplied fact that decides; explain your repair if needed.</w:t>
+      </w:r>
+    </w:p>
+    <w:p>
+      <w:pPr>
+        <w:pStyle w:val="ListBullet"/>
+      </w:pPr>
+      <w:r>
+        <w:t>Answer on your own before discussion. If you are unsure, say which step you need help with.</w:t>
+      </w:r>
+    </w:p>
+    <w:p>
+      <w:pPr>
+        <w:pStyle w:val="Heading2"/>
+      </w:pPr>
+      <w:r>
+        <w:t>Picture response</w:t>
+      </w:r>
+    </w:p>
+    <w:p>
+      <w:pPr>
+        <w:pStyle w:val="ListBullet"/>
+      </w:pPr>
+      <w:r>
+        <w:t>Count photos and underlying plants in the reviewer’s concern. What analysis assumption needs revision, and why does changing only the word photos to plants fail to repair it?</w:t>
+      </w:r>
+    </w:p>
+    <w:p>
+      <w:pPr>
         <w:pStyle w:val="Heading3"/>
       </w:pPr>
       <w:r>
-        <w:t>Check your reasoning</w:t>
-      </w:r>
-    </w:p>
-    <w:p>
-      <w:pPr>
-        <w:spacing w:line="336" w:lineRule="auto" w:after="180"/>
-      </w:pPr>
-      <w:r>
-        <w:rPr>
-          <w:b w:val="0"/>
-        </w:rPr>
-        <w:t>Use the worked case for Peer review and response. Proposed explanation: “The worked result establishes every future case”. Decide whether this explanation is supported.</w:t>
-      </w:r>
-    </w:p>
-    <w:p>
-      <w:pPr>
-        <w:spacing w:line="336" w:lineRule="auto" w:after="180"/>
-      </w:pPr>
-      <w:r>
-        <w:rPr>
-          <w:b w:val="0"/>
-        </w:rPr>
-        <w:t>Point to the step or supplied fact that decides; explain your repair if needed.</w:t>
-      </w:r>
-    </w:p>
-    <w:p>
-      <w:pPr>
-        <w:spacing w:line="336" w:lineRule="auto" w:after="180"/>
-      </w:pPr>
-      <w:r>
-        <w:rPr>
-          <w:b w:val="0"/>
-        </w:rPr>
-        <w:t>Answer on your own before discussion. If you are unsure, say which step you need help with.</w:t>
-      </w:r>
-    </w:p>
-    <w:p>
-      <w:pPr>
-        <w:pStyle w:val="Heading3"/>
-      </w:pPr>
-      <w:r>
-        <w:t>Explain the picture</w:t>
-      </w:r>
-    </w:p>
-    <w:p>
-      <w:pPr>
-        <w:spacing w:line="336" w:lineRule="auto" w:after="180"/>
-        <w:shd w:fill="F5F1FB"/>
-      </w:pPr>
-      <w:r>
-        <w:rPr>
-          <w:b w:val="0"/>
-        </w:rPr>
-        <w:t>Count photos and underlying plants in the reviewer’s concern. What analysis assumption needs revision, and why does changing only the word photos to plants fail to repair it?</w:t>
-      </w:r>
-    </w:p>
-    <w:p>
-      <w:pPr>
-        <w:pStyle w:val="Heading3"/>
-      </w:pPr>
-      <w:r>
         <w:t>My explanation using a pictured step and the given facts</w:t>
       </w:r>
     </w:p>
@@ -1876,6 +2764,14 @@
     <w:p>
       <w:r>
         <w:t>________________________________________________________________</w:t>
+      </w:r>
+    </w:p>
+    <w:p>
+      <w:pPr>
+        <w:pStyle w:val="Heading2"/>
+      </w:pPr>
+      <w:r>
+        <w:t>Reserve the independent task</w:t>
       </w:r>
     </w:p>
     <w:p>
@@ -1891,23 +2787,55 @@
     </w:p>
     <w:p>
       <w:pPr>
+        <w:pStyle w:val="Heading2"/>
+      </w:pPr>
+      <w:r>
+        <w:t>Earlier wording, alternatives and picture transcripts · reference / check after trying</w:t>
+      </w:r>
+    </w:p>
+    <w:p>
+      <w:pPr>
+        <w:pStyle w:val="Heading3"/>
+      </w:pPr>
+      <w:r>
+        <w:t>Practise with less help: Trace the worked case</w:t>
+      </w:r>
+    </w:p>
+    <w:p>
+      <w:pPr>
+        <w:pStyle w:val="Heading3"/>
+      </w:pPr>
+      <w:r>
+        <w:t>Check your reasoning</w:t>
+      </w:r>
+    </w:p>
+    <w:p>
+      <w:pPr>
+        <w:pStyle w:val="Heading3"/>
+      </w:pPr>
+      <w:r>
+        <w:t>Explain the picture</w:t>
+      </w:r>
+    </w:p>
+    <w:p>
+      <w:pPr>
         <w:pStyle w:val="Heading1"/>
       </w:pPr>
       <w:r>
-        <w:t>09. Run the investigation</w:t>
-      </w:r>
-    </w:p>
-    <w:p>
-      <w:r>
-        <w:t>Investigate Peer review and response. Record the prediction, actual observation or labelled paper trace, explanation and next test separately.</w:t>
-      </w:r>
-    </w:p>
-    <w:p>
-      <w:pPr>
-        <w:pStyle w:val="Heading3"/>
-      </w:pPr>
-      <w:r>
-        <w:t>Predict, investigate and preserve the evidence</w:t>
+        <w:t>09. Investigate, record the evidence and check the limits</w:t>
+      </w:r>
+    </w:p>
+    <w:p>
+      <w:r>
+        <w:t>Distinguish a prediction, a paper trace and an actual local execution.</w:t>
+      </w:r>
+    </w:p>
+    <w:p>
+      <w:pPr>
+        <w:pStyle w:val="Heading2"/>
+      </w:pPr>
+      <w:r>
+        <w:t>Current investigation</w:t>
       </w:r>
     </w:p>
     <w:p>
@@ -1919,6 +2847,30 @@
           <w:b w:val="0"/>
         </w:rPr>
         <w:t>Reviewer asks for a fitted-line baseline; author responds that the neural network is advanced, without a comparison. Show the intermediate steps and give the conclusion with its scope.</w:t>
+      </w:r>
+    </w:p>
+    <w:p>
+      <w:pPr>
+        <w:pStyle w:val="Heading2"/>
+      </w:pPr>
+      <w:r>
+        <w:t>Complete investigation instructions</w:t>
+      </w:r>
+    </w:p>
+    <w:p>
+      <w:pPr>
+        <w:pStyle w:val="ListNumber"/>
+      </w:pPr>
+      <w:r>
+        <w:t>Create a paper response record for the missing baseline: concern, supplied evidence, proposed response, proposed change location and status. State that no new baseline experiment is supplied. Then count picture photos and plants and list the analysis assumptions needing review, without inventing outcomes or split leakage. Any manuscript location is a proposed destination until an actual edit exists. Preserve original and revised reasoning. This exercise sends no message and performs no model run. Reserve the independent missing-failure-count response for its first attempt.</w:t>
+      </w:r>
+    </w:p>
+    <w:p>
+      <w:pPr>
+        <w:pStyle w:val="Heading2"/>
+      </w:pPr>
+      <w:r>
+        <w:t>Evidence record and reflection</w:t>
       </w:r>
     </w:p>
     <w:tbl>
@@ -2070,14 +3022,6 @@
     </w:p>
     <w:p>
       <w:pPr>
-        <w:pStyle w:val="Heading3"/>
-      </w:pPr>
-      <w:r>
-        <w:t>Plan → try → check</w:t>
-      </w:r>
-    </w:p>
-    <w:p>
-      <w:pPr>
         <w:spacing w:line="336" w:lineRule="auto" w:after="180"/>
       </w:pPr>
       <w:r>
@@ -2089,23 +3033,47 @@
     </w:p>
     <w:p>
       <w:pPr>
+        <w:pStyle w:val="Heading2"/>
+      </w:pPr>
+      <w:r>
+        <w:t>Earlier wording, alternatives and picture transcripts · reference / check after trying</w:t>
+      </w:r>
+    </w:p>
+    <w:p>
+      <w:pPr>
+        <w:pStyle w:val="Heading3"/>
+      </w:pPr>
+      <w:r>
+        <w:t>Predict, investigate and preserve the evidence</w:t>
+      </w:r>
+    </w:p>
+    <w:p>
+      <w:pPr>
+        <w:pStyle w:val="Heading3"/>
+      </w:pPr>
+      <w:r>
+        <w:t>Plan → try → check</w:t>
+      </w:r>
+    </w:p>
+    <w:p>
+      <w:pPr>
         <w:pStyle w:val="Heading1"/>
       </w:pPr>
       <w:r>
-        <w:t>10. Build your understanding</w:t>
-      </w:r>
-    </w:p>
-    <w:p>
-      <w:r>
-        <w:t>Move from recall to tracing, diagnosis and transfer in Peer review and response. Explain why each step is justified.</w:t>
-      </w:r>
-    </w:p>
-    <w:p>
-      <w:pPr>
-        <w:pStyle w:val="Heading3"/>
-      </w:pPr>
-      <w:r>
-        <w:t>Explain → apply → challenge</w:t>
+        <w:t>14. Try the selected new case independently</w:t>
+      </w:r>
+    </w:p>
+    <w:p>
+      <w:r>
+        <w:t>Explain how an evidence-backed response should handle missing failure counts while retaining limitations.</w:t>
+      </w:r>
+    </w:p>
+    <w:p>
+      <w:pPr>
+        <w:pStyle w:val="Heading2"/>
+      </w:pPr>
+      <w:r>
+        <w:t>Complete independent task</w:t>
       </w:r>
     </w:p>
     <w:p>
@@ -2116,43 +3084,123 @@
         <w:rPr>
           <w:b w:val="0"/>
         </w:rPr>
-        <w:t xml:space="preserve">Explain the weekly </w:t>
-      </w:r>
-      <w:r>
-        <w:rPr>
-          <w:b/>
-        </w:rPr>
-        <w:t>mechanism</w:t>
-      </w:r>
+        <w:t>Reviewer notes missing failure counts; author deletes the limitation paragraph. What is an adequate response?</w:t>
+      </w:r>
+    </w:p>
+    <w:p>
+      <w:pPr>
+        <w:pStyle w:val="Heading2"/>
+      </w:pPr>
+      <w:r>
+        <w:t>First attempt and support record</w:t>
+      </w:r>
+    </w:p>
+    <w:p>
+      <w:pPr>
+        <w:pStyle w:val="Heading3"/>
+      </w:pPr>
+      <w:r>
+        <w:t>My independent explanation, trace and limits</w:t>
+      </w:r>
+    </w:p>
+    <w:p>
+      <w:r>
+        <w:t>________________________________________________________________</w:t>
+      </w:r>
+    </w:p>
+    <w:p>
+      <w:r>
+        <w:t>________________________________________________________________</w:t>
+      </w:r>
+    </w:p>
+    <w:p>
+      <w:r>
+        <w:t>________________________________________________________________</w:t>
+      </w:r>
+    </w:p>
+    <w:p>
+      <w:r>
+        <w:t>________________________________________________________________</w:t>
+      </w:r>
+    </w:p>
+    <w:p>
+      <w:r>
+        <w:t>________________________________________________________________</w:t>
+      </w:r>
+    </w:p>
+    <w:p>
+      <w:r>
+        <w:t>________________________________________________________________</w:t>
+      </w:r>
+    </w:p>
+    <w:p>
+      <w:r>
+        <w:t>________________________________________________________________</w:t>
+      </w:r>
+    </w:p>
+    <w:p>
+      <w:pPr>
+        <w:spacing w:line="336" w:lineRule="auto" w:after="180"/>
+      </w:pPr>
       <w:r>
         <w:rPr>
           <w:b w:val="0"/>
         </w:rPr>
-        <w:t xml:space="preserve"> in your own words. Use the worked scenario to name its </w:t>
-      </w:r>
-      <w:r>
-        <w:rPr>
-          <w:b/>
-        </w:rPr>
-        <w:t>input</w:t>
-      </w:r>
+        <w:t>Attempt this case before feedback. Record any help. Earlier examples below are further practice; a case already practised with feedback cannot establish fresh transfer.</w:t>
+      </w:r>
+    </w:p>
+    <w:p>
+      <w:pPr>
+        <w:pStyle w:val="Heading2"/>
+      </w:pPr>
+      <w:r>
+        <w:t>Feedback after trying</w:t>
+      </w:r>
+    </w:p>
+    <w:p>
+      <w:pPr>
+        <w:spacing w:line="336" w:lineRule="auto" w:after="180"/>
+      </w:pPr>
       <w:r>
         <w:rPr>
           <w:b w:val="0"/>
         </w:rPr>
-        <w:t xml:space="preserve">, decision rule and </w:t>
-      </w:r>
-      <w:r>
-        <w:rPr>
-          <w:b/>
-        </w:rPr>
-        <w:t>output</w:t>
-      </w:r>
+        <w:t>Attempt the independent case before hints. Record whether you worked alone, used a hint or followed a model. After feedback, fix the first unsupported step and explain why it changed.</w:t>
+      </w:r>
+    </w:p>
+    <w:p>
+      <w:pPr>
+        <w:spacing w:line="336" w:lineRule="auto" w:after="180"/>
+      </w:pPr>
       <w:r>
         <w:rPr>
           <w:b w:val="0"/>
         </w:rPr>
-        <w:t>.</w:t>
+        <w:t>A later check uses a changed case, not a copied answer.</w:t>
+      </w:r>
+    </w:p>
+    <w:p>
+      <w:pPr>
+        <w:pStyle w:val="Heading2"/>
+      </w:pPr>
+      <w:r>
+        <w:t>Earlier wording, alternatives and picture transcripts · reference / check after trying</w:t>
+      </w:r>
+    </w:p>
+    <w:p>
+      <w:pPr>
+        <w:pStyle w:val="Heading3"/>
+      </w:pPr>
+      <w:r>
+        <w:t>Independent case: Apply a new case independently</w:t>
+      </w:r>
+    </w:p>
+    <w:p>
+      <w:pPr>
+        <w:pStyle w:val="Heading3"/>
+      </w:pPr>
+      <w:r>
+        <w:t>Attempt this without hints</w:t>
       </w:r>
     </w:p>
     <w:p>
@@ -2163,52 +3211,66 @@
         <w:rPr>
           <w:b w:val="0"/>
         </w:rPr>
-        <w:t xml:space="preserve">A report omits this qualification: Agreement with a reviewer is not required, but a disagreement needs explicit reasoning and </w:t>
-      </w:r>
-      <w:r>
-        <w:rPr>
-          <w:b/>
-        </w:rPr>
-        <w:t>evidence</w:t>
-      </w:r>
+        <w:t>Reviewer notes missing failure counts; author deletes the limitation paragraph. What is an adequate response?</w:t>
+      </w:r>
+    </w:p>
+    <w:p>
+      <w:pPr>
+        <w:pStyle w:val="Heading3"/>
+      </w:pPr>
+      <w:r>
+        <w:t>My independent procedure, result and limitation</w:t>
+      </w:r>
+    </w:p>
+    <w:p>
+      <w:r>
+        <w:t>________________________________________________________________</w:t>
+      </w:r>
+    </w:p>
+    <w:p>
+      <w:r>
+        <w:t>________________________________________________________________</w:t>
+      </w:r>
+    </w:p>
+    <w:p>
+      <w:r>
+        <w:t>________________________________________________________________</w:t>
+      </w:r>
+    </w:p>
+    <w:p>
+      <w:r>
+        <w:t>________________________________________________________________</w:t>
+      </w:r>
+    </w:p>
+    <w:p>
+      <w:r>
+        <w:t>________________________________________________________________</w:t>
+      </w:r>
+    </w:p>
+    <w:p>
+      <w:r>
+        <w:t>________________________________________________________________</w:t>
+      </w:r>
+    </w:p>
+    <w:p>
+      <w:r>
+        <w:t>________________________________________________________________</w:t>
+      </w:r>
+    </w:p>
+    <w:p>
+      <w:r>
+        <w:t>________________________________________________________________</w:t>
+      </w:r>
+    </w:p>
+    <w:p>
+      <w:pPr>
+        <w:spacing w:line="336" w:lineRule="auto" w:after="180"/>
+      </w:pPr>
       <w:r>
         <w:rPr>
           <w:b w:val="0"/>
         </w:rPr>
-        <w:t>.</w:t>
-      </w:r>
-    </w:p>
-    <w:p>
-      <w:pPr>
-        <w:spacing w:line="336" w:lineRule="auto" w:after="180"/>
-      </w:pPr>
-      <w:r>
-        <w:rPr>
-          <w:b w:val="0"/>
-        </w:rPr>
-        <w:t>Explain how omitting it could change a reader's interpretation, and write an accurate replacement.</w:t>
-      </w:r>
-    </w:p>
-    <w:p>
-      <w:pPr>
-        <w:spacing w:line="336" w:lineRule="auto" w:after="180"/>
-      </w:pPr>
-      <w:r>
-        <w:rPr>
-          <w:b w:val="0"/>
-        </w:rPr>
-        <w:t>For the worked scenario, propose one additional case that could reveal a failure, describe its expected outcome before running it, and explain what would need to remain fixed for a fair comparison.</w:t>
-      </w:r>
-    </w:p>
-    <w:p>
-      <w:pPr>
-        <w:spacing w:line="336" w:lineRule="auto" w:after="180"/>
-      </w:pPr>
-      <w:r>
-        <w:rPr>
-          <w:b w:val="0"/>
-        </w:rPr>
-        <w:t>Do not reuse W4 as a new final test after receiving feedback.</w:t>
+        <w:t>Record support used: none, hint or teacher explanation. After feedback, a different case is needed to demonstrate independence.</w:t>
       </w:r>
     </w:p>
     <w:p>
@@ -2216,32 +3278,7 @@
         <w:pStyle w:val="Heading3"/>
       </w:pPr>
       <w:r>
-        <w:t>Explain which evidence supports your conclusion and which claim remains unproved.</w:t>
-      </w:r>
-    </w:p>
-    <w:p>
-      <w:r>
-        <w:t>________________________________________________________________</w:t>
-      </w:r>
-    </w:p>
-    <w:p>
-      <w:r>
-        <w:t>________________________________________________________________</w:t>
-      </w:r>
-    </w:p>
-    <w:p>
-      <w:r>
-        <w:t>________________________________________________________________</w:t>
-      </w:r>
-    </w:p>
-    <w:p>
-      <w:r>
-        <w:t>________________________________________________________________</w:t>
-      </w:r>
-    </w:p>
-    <w:p>
-      <w:r>
-        <w:t>________________________________________________________________</w:t>
+        <w:t>Use feedback to improve</w:t>
       </w:r>
     </w:p>
     <w:p>
@@ -2249,12 +3286,20 @@
         <w:pStyle w:val="Heading1"/>
       </w:pPr>
       <w:r>
-        <w:t>11. Connect your project</w:t>
-      </w:r>
-    </w:p>
-    <w:p>
-      <w:r>
-        <w:t>Apply this week’s idea to Reproducible AI Research Study. Keep an annotated decision and the evidence supporting it.</w:t>
+        <w:t>11. Save the research artifact and unresolved conditions</w:t>
+      </w:r>
+    </w:p>
+    <w:p>
+      <w:r>
+        <w:t>Keep supplied evidence, proposed revisions and actual work distinct.</w:t>
+      </w:r>
+    </w:p>
+    <w:p>
+      <w:pPr>
+        <w:pStyle w:val="Heading2"/>
+      </w:pPr>
+      <w:r>
+        <w:t>Project task and artifact</w:t>
       </w:r>
     </w:p>
     <w:p>
@@ -2445,10 +3490,10 @@
     </w:tbl>
     <w:p>
       <w:pPr>
-        <w:pStyle w:val="Heading3"/>
-      </w:pPr>
-      <w:r>
-        <w:t>Evidence for your project</w:t>
+        <w:pStyle w:val="Heading2"/>
+      </w:pPr>
+      <w:r>
+        <w:t>Evidence and limitations</w:t>
       </w:r>
     </w:p>
     <w:p>
@@ -2464,15 +3509,88 @@
     </w:p>
     <w:p>
       <w:pPr>
+        <w:pStyle w:val="Heading2"/>
+      </w:pPr>
+      <w:r>
+        <w:t>Earlier wording, alternatives and picture transcripts · reference / check after trying</w:t>
+      </w:r>
+    </w:p>
+    <w:p>
+      <w:pPr>
+        <w:pStyle w:val="Heading3"/>
+      </w:pPr>
+      <w:r>
+        <w:t>Evidence for your project</w:t>
+      </w:r>
+    </w:p>
+    <w:p>
+      <w:pPr>
         <w:pStyle w:val="Heading1"/>
       </w:pPr>
       <w:r>
-        <w:t>12. Show what you know</w:t>
-      </w:r>
-    </w:p>
-    <w:p>
-      <w:r>
-        <w:t>Use a genuinely new case for independent evidence. Previously discussed examples remain practice; use the separately named independent case before feedback.</w:t>
+        <w:t>16. Retrieve the mechanism and state the evidence boundary</w:t>
+      </w:r>
+    </w:p>
+    <w:p>
+      <w:r>
+        <w:t>Explain what follows and what would require new evidence.</w:t>
+      </w:r>
+    </w:p>
+    <w:p>
+      <w:pPr>
+        <w:pStyle w:val="Heading2"/>
+      </w:pPr>
+      <w:r>
+        <w:t>Retrieve and explain</w:t>
+      </w:r>
+    </w:p>
+    <w:p>
+      <w:pPr>
+        <w:pStyle w:val="ListBullet"/>
+      </w:pPr>
+      <w:r>
+        <w:t>Close your notes. Explain this goal in your own words: Explain the mechanism and terminology of peer review and response</w:t>
+      </w:r>
+    </w:p>
+    <w:p>
+      <w:pPr>
+        <w:pStyle w:val="Heading3"/>
+      </w:pPr>
+      <w:r>
+        <w:t>My deciding step, evidence and one remaining question</w:t>
+      </w:r>
+    </w:p>
+    <w:p>
+      <w:r>
+        <w:t>________________________________________________________________</w:t>
+      </w:r>
+    </w:p>
+    <w:p>
+      <w:r>
+        <w:t>________________________________________________________________</w:t>
+      </w:r>
+    </w:p>
+    <w:p>
+      <w:r>
+        <w:t>________________________________________________________________</w:t>
+      </w:r>
+    </w:p>
+    <w:p>
+      <w:r>
+        <w:t>________________________________________________________________</w:t>
+      </w:r>
+    </w:p>
+    <w:p>
+      <w:r>
+        <w:t>________________________________________________________________</w:t>
+      </w:r>
+    </w:p>
+    <w:p>
+      <w:pPr>
+        <w:pStyle w:val="Heading2"/>
+      </w:pPr>
+      <w:r>
+        <w:t>Plan a changed-case return</w:t>
       </w:r>
     </w:p>
     <w:p>
@@ -2483,62 +3601,31 @@
         <w:rPr>
           <w:b w:val="0"/>
         </w:rPr>
-        <w:t>Complete the supported workbook tasks before attempting W4 independently. Record any hints or help used. After feedback, use the teacher's fresh retry rather than copying the earlier answer.</w:t>
-      </w:r>
-    </w:p>
-    <w:p>
-      <w:pPr>
-        <w:spacing w:line="336" w:lineRule="auto" w:after="180"/>
-      </w:pPr>
+        <w:t xml:space="preserve">If you are unsure, return to the worked picture and explain one arrow. If you are ready, change an </w:t>
+      </w:r>
+      <w:r>
+        <w:rPr>
+          <w:b/>
+        </w:rPr>
+        <w:t>input</w:t>
+      </w:r>
       <w:r>
         <w:rPr>
           <w:b w:val="0"/>
         </w:rPr>
-        <w:t>For a project, select a relevant new case, predict the outcome from the declared rule and preserve the result alongside any revision.</w:t>
-      </w:r>
-    </w:p>
-    <w:p>
-      <w:pPr>
-        <w:pStyle w:val="Heading3"/>
-      </w:pPr>
-      <w:r>
-        <w:t>Exit: propose one revealing change to the worked scenario. State the expected outcome and the evidence that would make you revise your explanation.</w:t>
-      </w:r>
-    </w:p>
-    <w:p>
-      <w:r>
-        <w:t>________________________________________________________________</w:t>
-      </w:r>
-    </w:p>
-    <w:p>
-      <w:r>
-        <w:t>________________________________________________________________</w:t>
-      </w:r>
-    </w:p>
-    <w:p>
-      <w:r>
-        <w:t>________________________________________________________________</w:t>
-      </w:r>
-    </w:p>
-    <w:p>
-      <w:r>
-        <w:t>________________________________________________________________</w:t>
-      </w:r>
-    </w:p>
-    <w:p>
-      <w:r>
-        <w:t>________________________________________________________________</w:t>
-      </w:r>
-    </w:p>
-    <w:p>
-      <w:pPr>
-        <w:spacing w:line="336" w:lineRule="auto" w:after="180"/>
-      </w:pPr>
+        <w:t xml:space="preserve"> or assumption and justify your </w:t>
+      </w:r>
+      <w:r>
+        <w:rPr>
+          <w:b/>
+        </w:rPr>
+        <w:t>prediction</w:t>
+      </w:r>
       <w:r>
         <w:rPr>
           <w:b w:val="0"/>
         </w:rPr>
-        <w:t>For the worked scenario, propose one additional case that could reveal a failure, describe its expected outcome before running it, and explain what would need to remain fixed for a fair comparison.</w:t>
+        <w:t>.</w:t>
       </w:r>
     </w:p>
     <w:p>
@@ -2549,14 +3636,336 @@
         <w:rPr>
           <w:b w:val="0"/>
         </w:rPr>
-        <w:t>Do not reuse W4 as a new final test after receiving feedback.</w:t>
-      </w:r>
-    </w:p>
+        <w:t xml:space="preserve">Save your workbook </w:t>
+      </w:r>
+      <w:r>
+        <w:rPr>
+          <w:b/>
+        </w:rPr>
+        <w:t>evidence</w:t>
+      </w:r>
+      <w:r>
+        <w:rPr>
+          <w:b w:val="0"/>
+        </w:rPr>
+        <w:t>. At the next review, try a different case before opening your old answer.</w:t>
+      </w:r>
+    </w:p>
+    <w:p>
+      <w:pPr>
+        <w:pStyle w:val="Heading1"/>
+      </w:pPr>
+      <w:r>
+        <w:t>Reference bank and extra practice</w:t>
+      </w:r>
+    </w:p>
+    <w:p>
+      <w:pPr>
+        <w:pStyle w:val="Heading1"/>
+      </w:pPr>
+      <w:r>
+        <w:t>05. Reference · Use research vocabulary precisely</w:t>
+      </w:r>
+    </w:p>
+    <w:p>
+      <w:r>
+        <w:t>Connect each term to the question, comparison, measurement or evidence.</w:t>
+      </w:r>
+    </w:p>
+    <w:p>
+      <w:pPr>
+        <w:pStyle w:val="Heading2"/>
+      </w:pPr>
+      <w:r>
+        <w:t>Vocabulary and your explanation</w:t>
+      </w:r>
+    </w:p>
+    <w:tbl>
+      <w:tblPr>
+        <w:tblStyle w:val="LightShading-Accent1"/>
+        <w:tblW w:type="auto" w:w="0"/>
+        <w:tblLook w:firstColumn="1" w:firstRow="1" w:lastColumn="0" w:lastRow="0" w:noHBand="0" w:noVBand="1" w:val="04A0"/>
+      </w:tblPr>
+      <w:tblGrid>
+        <w:gridCol w:w="5112"/>
+        <w:gridCol w:w="5112"/>
+      </w:tblGrid>
+      <w:tr>
+        <w:trPr>
+          <w:tblHeader/>
+        </w:trPr>
+        <w:tc>
+          <w:tcPr>
+            <w:tcW w:type="dxa" w:w="5112"/>
+          </w:tcPr>
+          <w:p>
+            <w:r>
+              <w:t>Word</w:t>
+            </w:r>
+          </w:p>
+        </w:tc>
+        <w:tc>
+          <w:tcPr>
+            <w:tcW w:type="dxa" w:w="5112"/>
+          </w:tcPr>
+          <w:p>
+            <w:r>
+              <w:t>Meaning</w:t>
+            </w:r>
+          </w:p>
+        </w:tc>
+      </w:tr>
+      <w:tr>
+        <w:tc>
+          <w:tcPr>
+            <w:tcW w:type="dxa" w:w="5112"/>
+          </w:tcPr>
+          <w:p>
+            <w:r>
+              <w:t>Review comment</w:t>
+            </w:r>
+          </w:p>
+        </w:tc>
+        <w:tc>
+          <w:tcPr>
+            <w:tcW w:type="dxa" w:w="5112"/>
+          </w:tcPr>
+          <w:p>
+            <w:r>
+              <w:t>A concern about evidence, method or presentation</w:t>
+            </w:r>
+          </w:p>
+        </w:tc>
+      </w:tr>
+      <w:tr>
+        <w:tc>
+          <w:tcPr>
+            <w:tcW w:type="dxa" w:w="5112"/>
+          </w:tcPr>
+          <w:p>
+            <w:r>
+              <w:t>Response record</w:t>
+            </w:r>
+          </w:p>
+        </w:tc>
+        <w:tc>
+          <w:tcPr>
+            <w:tcW w:type="dxa" w:w="5112"/>
+          </w:tcPr>
+          <w:p>
+            <w:r>
+              <w:t>A mapping from comment to change or justified disagreement</w:t>
+            </w:r>
+          </w:p>
+        </w:tc>
+      </w:tr>
+      <w:tr>
+        <w:tc>
+          <w:tcPr>
+            <w:tcW w:type="dxa" w:w="5112"/>
+          </w:tcPr>
+          <w:p>
+            <w:r>
+              <w:t>Claim narrowing</w:t>
+            </w:r>
+          </w:p>
+        </w:tc>
+        <w:tc>
+          <w:tcPr>
+            <w:tcW w:type="dxa" w:w="5112"/>
+          </w:tcPr>
+          <w:p>
+            <w:r>
+              <w:t>Reducing a statement to the evidence actually available</w:t>
+            </w:r>
+          </w:p>
+        </w:tc>
+      </w:tr>
+    </w:tbl>
     <w:p>
       <w:pPr>
         <w:pStyle w:val="Heading3"/>
       </w:pPr>
       <w:r>
+        <w:t>Use two terms to explain a step in this week’s example.</w:t>
+      </w:r>
+    </w:p>
+    <w:p>
+      <w:r>
+        <w:t>________________________________________________________________</w:t>
+      </w:r>
+    </w:p>
+    <w:p>
+      <w:r>
+        <w:t>________________________________________________________________</w:t>
+      </w:r>
+    </w:p>
+    <w:p>
+      <w:r>
+        <w:t>________________________________________________________________</w:t>
+      </w:r>
+    </w:p>
+    <w:p>
+      <w:pPr>
+        <w:pStyle w:val="Heading1"/>
+      </w:pPr>
+      <w:r>
+        <w:t>10. Extra challenge · Explain a stronger case</w:t>
+      </w:r>
+    </w:p>
+    <w:p>
+      <w:r>
+        <w:t>Choose the next challenge after the main route.</w:t>
+      </w:r>
+    </w:p>
+    <w:p>
+      <w:pPr>
+        <w:pStyle w:val="Heading2"/>
+      </w:pPr>
+      <w:r>
+        <w:t>Explain,repair and extend</w:t>
+      </w:r>
+    </w:p>
+    <w:p>
+      <w:pPr>
+        <w:pStyle w:val="Heading3"/>
+      </w:pPr>
+      <w:r>
+        <w:t>Explain → apply → challenge</w:t>
+      </w:r>
+    </w:p>
+    <w:p>
+      <w:pPr>
+        <w:pStyle w:val="ListBullet"/>
+      </w:pPr>
+      <w:r>
+        <w:t>Explain the weekly mechanism in your own words. Use the worked scenario to name its input, decision rule and output.</w:t>
+      </w:r>
+    </w:p>
+    <w:p>
+      <w:pPr>
+        <w:pStyle w:val="ListBullet"/>
+      </w:pPr>
+      <w:r>
+        <w:t>A report omits this qualification: Agreement with a reviewer is not required, but a disagreement needs explicit reasoning and evidence. Explain how omitting it could change a reader's interpretation, and write an accurate replacement.</w:t>
+      </w:r>
+    </w:p>
+    <w:p>
+      <w:pPr>
+        <w:pStyle w:val="ListBullet"/>
+      </w:pPr>
+      <w:r>
+        <w:t>For the worked scenario, propose one additional case that could reveal a failure, describe its expected outcome before running it, and explain what would need to remain fixed for a fair comparison. Do not reuse W4 as a new final test after receiving feedback.</w:t>
+      </w:r>
+    </w:p>
+    <w:p>
+      <w:pPr>
+        <w:pStyle w:val="Heading3"/>
+      </w:pPr>
+      <w:r>
+        <w:t>Explain which evidence supports your conclusion and which claim remains unproved.</w:t>
+      </w:r>
+    </w:p>
+    <w:p>
+      <w:r>
+        <w:t>________________________________________________________________</w:t>
+      </w:r>
+    </w:p>
+    <w:p>
+      <w:r>
+        <w:t>________________________________________________________________</w:t>
+      </w:r>
+    </w:p>
+    <w:p>
+      <w:r>
+        <w:t>________________________________________________________________</w:t>
+      </w:r>
+    </w:p>
+    <w:p>
+      <w:r>
+        <w:t>________________________________________________________________</w:t>
+      </w:r>
+    </w:p>
+    <w:p>
+      <w:r>
+        <w:t>________________________________________________________________</w:t>
+      </w:r>
+    </w:p>
+    <w:p>
+      <w:pPr>
+        <w:pStyle w:val="Heading1"/>
+      </w:pPr>
+      <w:r>
+        <w:t>12. Reference · Check the research reasoning and its limits</w:t>
+      </w:r>
+    </w:p>
+    <w:p>
+      <w:r>
+        <w:t>Use after practice; reserve the selected independent case for its first attempt.</w:t>
+      </w:r>
+    </w:p>
+    <w:p>
+      <w:pPr>
+        <w:pStyle w:val="Heading2"/>
+      </w:pPr>
+      <w:r>
+        <w:t>Current explanation and response</w:t>
+      </w:r>
+    </w:p>
+    <w:p>
+      <w:pPr>
+        <w:pStyle w:val="ListBullet"/>
+      </w:pPr>
+      <w:r>
+        <w:t>Complete the supported workbook tasks before attempting W4 independently. Record any hints or help used. After feedback, use the teacher's fresh retry rather than copying the earlier answer. For a project, select a relevant new case, predict the outcome from the declared rule and preserve the result alongside any revision.</w:t>
+      </w:r>
+    </w:p>
+    <w:p>
+      <w:pPr>
+        <w:pStyle w:val="Heading3"/>
+      </w:pPr>
+      <w:r>
+        <w:t>Exit: propose one revealing change to the worked scenario. State the expected outcome and the evidence that would make you revise your explanation.</w:t>
+      </w:r>
+    </w:p>
+    <w:p>
+      <w:r>
+        <w:t>________________________________________________________________</w:t>
+      </w:r>
+    </w:p>
+    <w:p>
+      <w:r>
+        <w:t>________________________________________________________________</w:t>
+      </w:r>
+    </w:p>
+    <w:p>
+      <w:r>
+        <w:t>________________________________________________________________</w:t>
+      </w:r>
+    </w:p>
+    <w:p>
+      <w:r>
+        <w:t>________________________________________________________________</w:t>
+      </w:r>
+    </w:p>
+    <w:p>
+      <w:r>
+        <w:t>________________________________________________________________</w:t>
+      </w:r>
+    </w:p>
+    <w:p>
+      <w:pPr>
+        <w:pStyle w:val="ListBullet"/>
+      </w:pPr>
+      <w:r>
+        <w:t>For the worked scenario, propose one additional case that could reveal a failure, describe its expected outcome before running it, and explain what would need to remain fixed for a fair comparison. Do not reuse W4 as a new final test after receiving feedback.</w:t>
+      </w:r>
+    </w:p>
+    <w:p>
+      <w:pPr>
+        <w:pStyle w:val="Heading3"/>
+      </w:pPr>
+      <w:r>
         <w:t>My limited claim and a useful next check</w:t>
       </w:r>
     </w:p>
@@ -2585,12 +3994,20 @@
         <w:pStyle w:val="Heading1"/>
       </w:pPr>
       <w:r>
-        <w:t>13. Study a complete case</w:t>
-      </w:r>
-    </w:p>
-    <w:p>
-      <w:r>
-        <w:t>Revisit the complete Peer review and response case for supported practice. Repeated examples do not become fresh assessments.</w:t>
+        <w:t>13. Extra practice · Revisit the complete trace</w:t>
+      </w:r>
+    </w:p>
+    <w:p>
+      <w:r>
+        <w:t>Predict before reading the supplied steps.</w:t>
+      </w:r>
+    </w:p>
+    <w:p>
+      <w:pPr>
+        <w:pStyle w:val="Heading2"/>
+      </w:pPr>
+      <w:r>
+        <w:t>Complete trace and evidence</w:t>
       </w:r>
     </w:p>
     <w:p>
@@ -2759,208 +4176,20 @@
         <w:pStyle w:val="Heading1"/>
       </w:pPr>
       <w:r>
-        <w:t>14. Try a new case independently</w:t>
-      </w:r>
-    </w:p>
-    <w:p>
-      <w:r>
-        <w:t>Attempt the reserved new case before feedback. Record support; the earlier examples below remain additional practice.</w:t>
-      </w:r>
-    </w:p>
-    <w:p>
-      <w:pPr>
-        <w:pStyle w:val="Heading3"/>
-      </w:pPr>
-      <w:r>
-        <w:t>Independent case: Apply a new case independently</w:t>
-      </w:r>
-    </w:p>
-    <w:p>
-      <w:pPr>
-        <w:spacing w:line="336" w:lineRule="auto" w:after="180"/>
-        <w:shd w:fill="F5F1FB"/>
-      </w:pPr>
-      <w:r>
-        <w:rPr>
-          <w:b w:val="0"/>
-        </w:rPr>
-        <w:t>Reviewer notes missing failure counts; author deletes the limitation paragraph. What is an adequate response?</w:t>
-      </w:r>
-    </w:p>
-    <w:p>
-      <w:pPr>
-        <w:pStyle w:val="Heading3"/>
-      </w:pPr>
-      <w:r>
-        <w:t>My independent explanation, trace and limits</w:t>
-      </w:r>
-    </w:p>
-    <w:p>
-      <w:r>
-        <w:t>________________________________________________________________</w:t>
-      </w:r>
-    </w:p>
-    <w:p>
-      <w:r>
-        <w:t>________________________________________________________________</w:t>
-      </w:r>
-    </w:p>
-    <w:p>
-      <w:r>
-        <w:t>________________________________________________________________</w:t>
-      </w:r>
-    </w:p>
-    <w:p>
-      <w:r>
-        <w:t>________________________________________________________________</w:t>
-      </w:r>
-    </w:p>
-    <w:p>
-      <w:r>
-        <w:t>________________________________________________________________</w:t>
-      </w:r>
-    </w:p>
-    <w:p>
-      <w:r>
-        <w:t>________________________________________________________________</w:t>
-      </w:r>
-    </w:p>
-    <w:p>
-      <w:r>
-        <w:t>________________________________________________________________</w:t>
-      </w:r>
-    </w:p>
-    <w:p>
-      <w:pPr>
-        <w:spacing w:line="336" w:lineRule="auto" w:after="180"/>
-      </w:pPr>
-      <w:r>
-        <w:rPr>
-          <w:b w:val="0"/>
-        </w:rPr>
-        <w:t>Attempt this case before feedback. Record any help. Earlier examples below are further practice; a case already practised with feedback cannot establish fresh transfer.</w:t>
-      </w:r>
-    </w:p>
-    <w:p>
-      <w:pPr>
-        <w:pStyle w:val="Heading3"/>
-      </w:pPr>
-      <w:r>
-        <w:t>Attempt this without hints</w:t>
-      </w:r>
-    </w:p>
-    <w:p>
-      <w:pPr>
-        <w:spacing w:line="336" w:lineRule="auto" w:after="180"/>
-        <w:shd w:fill="F5F1FB"/>
-      </w:pPr>
-      <w:r>
-        <w:rPr>
-          <w:b w:val="0"/>
-        </w:rPr>
-        <w:t>Reviewer notes missing failure counts; author deletes the limitation paragraph. What is an adequate response?</w:t>
-      </w:r>
-    </w:p>
-    <w:p>
-      <w:pPr>
-        <w:pStyle w:val="Heading3"/>
-      </w:pPr>
-      <w:r>
-        <w:t>My independent procedure, result and limitation</w:t>
-      </w:r>
-    </w:p>
-    <w:p>
-      <w:r>
-        <w:t>________________________________________________________________</w:t>
-      </w:r>
-    </w:p>
-    <w:p>
-      <w:r>
-        <w:t>________________________________________________________________</w:t>
-      </w:r>
-    </w:p>
-    <w:p>
-      <w:r>
-        <w:t>________________________________________________________________</w:t>
-      </w:r>
-    </w:p>
-    <w:p>
-      <w:r>
-        <w:t>________________________________________________________________</w:t>
-      </w:r>
-    </w:p>
-    <w:p>
-      <w:r>
-        <w:t>________________________________________________________________</w:t>
-      </w:r>
-    </w:p>
-    <w:p>
-      <w:r>
-        <w:t>________________________________________________________________</w:t>
-      </w:r>
-    </w:p>
-    <w:p>
-      <w:r>
-        <w:t>________________________________________________________________</w:t>
-      </w:r>
-    </w:p>
-    <w:p>
-      <w:r>
-        <w:t>________________________________________________________________</w:t>
-      </w:r>
-    </w:p>
-    <w:p>
-      <w:pPr>
-        <w:spacing w:line="336" w:lineRule="auto" w:after="180"/>
-      </w:pPr>
-      <w:r>
-        <w:rPr>
-          <w:b w:val="0"/>
-        </w:rPr>
-        <w:t>Record support used: none, hint or teacher explanation. After feedback, a different case is needed to demonstrate independence.</w:t>
-      </w:r>
-    </w:p>
-    <w:p>
-      <w:pPr>
-        <w:pStyle w:val="Heading3"/>
-      </w:pPr>
-      <w:r>
-        <w:t>Use feedback to improve</w:t>
-      </w:r>
-    </w:p>
-    <w:p>
-      <w:pPr>
-        <w:spacing w:line="336" w:lineRule="auto" w:after="180"/>
-      </w:pPr>
-      <w:r>
-        <w:rPr>
-          <w:b w:val="0"/>
-        </w:rPr>
-        <w:t>Attempt the independent case before hints. Record whether you worked alone, used a hint or followed a model. After feedback, fix the first unsupported step and explain why it changed.</w:t>
-      </w:r>
-    </w:p>
-    <w:p>
-      <w:pPr>
-        <w:spacing w:line="336" w:lineRule="auto" w:after="180"/>
-      </w:pPr>
-      <w:r>
-        <w:rPr>
-          <w:b w:val="0"/>
-        </w:rPr>
-        <w:t>A later check uses a changed case, not a copied answer.</w:t>
-      </w:r>
-    </w:p>
-    <w:p>
-      <w:pPr>
-        <w:pStyle w:val="Heading1"/>
-      </w:pPr>
-      <w:r>
-        <w:t>15. Your lesson route</w:t>
-      </w:r>
-    </w:p>
-    <w:p>
-      <w:r>
-        <w:t>Use this map to navigate Peer review and response, connect the goals to tasks and keep one evidence record for each attempt.</w:t>
+        <w:t>15. Reference · The earlier route checklist</w:t>
+      </w:r>
+    </w:p>
+    <w:p>
+      <w:r>
+        <w:t>Use one main route rather than repeating the lesson.</w:t>
+      </w:r>
+    </w:p>
+    <w:p>
+      <w:pPr>
+        <w:pStyle w:val="Heading2"/>
+      </w:pPr>
+      <w:r>
+        <w:t>Targets,route and first prediction</w:t>
       </w:r>
     </w:p>
     <w:p>
@@ -3151,12 +4380,117 @@
         <w:pStyle w:val="Heading1"/>
       </w:pPr>
       <w:r>
-        <w:t>16. Finish and return</w:t>
-      </w:r>
-    </w:p>
-    <w:p>
-      <w:r>
-        <w:t>Explain Peer review and response without notes, identify a remaining question and plan a later check with a changed case.</w:t>
+        <w:t>17. Extra practice · Predict,check and repair</w:t>
+      </w:r>
+    </w:p>
+    <w:p>
+      <w:r>
+        <w:t>Keep supported feedback separate from the independent case.</w:t>
+      </w:r>
+    </w:p>
+    <w:p>
+      <w:pPr>
+        <w:pStyle w:val="Heading2"/>
+      </w:pPr>
+      <w:r>
+        <w:t>First supported question and optional hint</w:t>
+      </w:r>
+    </w:p>
+    <w:p>
+      <w:pPr>
+        <w:pStyle w:val="ListBullet"/>
+      </w:pPr>
+      <w:r>
+        <w:t>Respond to a reviewer with evidence. A reviewer asks why four photos of one plant were treated as four independent plants.</w:t>
+      </w:r>
+    </w:p>
+    <w:p>
+      <w:pPr>
+        <w:pStyle w:val="Heading3"/>
+      </w:pPr>
+      <w:r>
+        <w:t>Practice 1: explain the deciding evidence</w:t>
+      </w:r>
+    </w:p>
+    <w:p>
+      <w:pPr>
+        <w:pStyle w:val="ListBullet"/>
+      </w:pPr>
+      <w:r>
+        <w:t>Which labelled step matches this detail? Correct the description and revise any analysis that assumed independence.</w:t>
+      </w:r>
+    </w:p>
+    <w:p>
+      <w:pPr>
+        <w:pStyle w:val="ListBullet"/>
+      </w:pPr>
+      <w:r>
+        <w:t>1. Revise transparently</w:t>
+      </w:r>
+    </w:p>
+    <w:p>
+      <w:pPr>
+        <w:pStyle w:val="ListBullet"/>
+      </w:pPr>
+      <w:r>
+        <w:t>2. Check the records</w:t>
+      </w:r>
+    </w:p>
+    <w:p>
+      <w:pPr>
+        <w:pStyle w:val="ListBullet"/>
+      </w:pPr>
+      <w:r>
+        <w:t>3. Identify the concern</w:t>
+      </w:r>
+    </w:p>
+    <w:p>
+      <w:pPr>
+        <w:pStyle w:val="Heading3"/>
+      </w:pPr>
+      <w:r>
+        <w:t>My selected conclusion, deciding fact and explanation</w:t>
+      </w:r>
+    </w:p>
+    <w:p>
+      <w:r>
+        <w:t>________________________________________________________________</w:t>
+      </w:r>
+    </w:p>
+    <w:p>
+      <w:r>
+        <w:t>________________________________________________________________</w:t>
+      </w:r>
+    </w:p>
+    <w:p>
+      <w:r>
+        <w:t>________________________________________________________________</w:t>
+      </w:r>
+    </w:p>
+    <w:p>
+      <w:r>
+        <w:t>________________________________________________________________</w:t>
+      </w:r>
+    </w:p>
+    <w:p>
+      <w:r>
+        <w:t>________________________________________________________________</w:t>
+      </w:r>
+    </w:p>
+    <w:p>
+      <w:pPr>
+        <w:pStyle w:val="ListBullet"/>
+      </w:pPr>
+      <w:r>
+        <w:t>Hint if needed: Read the steps in the pictorial case. Match the supplied detail to the stage that performs or records it.</w:t>
+      </w:r>
+    </w:p>
+    <w:p>
+      <w:pPr>
+        <w:pStyle w:val="Heading2"/>
+      </w:pPr>
+      <w:r>
+        <w:t>Check after the first attempt · reference / check after trying</w:t>
       </w:r>
     </w:p>
     <w:p>
@@ -3167,7 +4501,145 @@
         <w:rPr>
           <w:b w:val="0"/>
         </w:rPr>
-        <w:t xml:space="preserve">Close your notes. Explain this goal in your own words: Explain the </w:t>
+        <w:t>After your attempt, compare with the supported explanation: Revise transparently Correct the description and revise any analysis that assumed independence.</w:t>
+      </w:r>
+    </w:p>
+    <w:p>
+      <w:pPr>
+        <w:spacing w:line="336" w:lineRule="auto" w:after="180"/>
+      </w:pPr>
+      <w:r>
+        <w:rPr>
+          <w:b w:val="0"/>
+        </w:rPr>
+        <w:t>Peer review should connect a criticism to the actual records and a concrete correction or reasoned response. Polite language alone cannot repair a methodological error.</w:t>
+      </w:r>
+    </w:p>
+    <w:p>
+      <w:pPr>
+        <w:pStyle w:val="Heading2"/>
+      </w:pPr>
+      <w:r>
+        <w:t>Changed-case question and optional hint</w:t>
+      </w:r>
+    </w:p>
+    <w:p>
+      <w:pPr>
+        <w:pStyle w:val="Heading3"/>
+      </w:pPr>
+      <w:r>
+        <w:t>Practice 2: explain the deciding evidence</w:t>
+      </w:r>
+    </w:p>
+    <w:p>
+      <w:pPr>
+        <w:pStyle w:val="ListBullet"/>
+      </w:pPr>
+      <w:r>
+        <w:t>Changed-case practice: The team only changes "photos" to "plants" without revisiting analysis. Which conclusion is supported by the supplied facts?</w:t>
+      </w:r>
+    </w:p>
+    <w:p>
+      <w:pPr>
+        <w:pStyle w:val="ListBullet"/>
+      </w:pPr>
+      <w:r>
+        <w:t>1. This one example guarantees correct results for every future input.</w:t>
+      </w:r>
+    </w:p>
+    <w:p>
+      <w:pPr>
+        <w:pStyle w:val="ListBullet"/>
+      </w:pPr>
+      <w:r>
+        <w:t>2. The substantive independence issue remains unresolved.</w:t>
+      </w:r>
+    </w:p>
+    <w:p>
+      <w:pPr>
+        <w:pStyle w:val="ListBullet"/>
+      </w:pPr>
+      <w:r>
+        <w:t>3. We can decide the result without examining the changed input or the procedure.</w:t>
+      </w:r>
+    </w:p>
+    <w:p>
+      <w:pPr>
+        <w:pStyle w:val="Heading3"/>
+      </w:pPr>
+      <w:r>
+        <w:t>My selected conclusion, deciding fact and explanation</w:t>
+      </w:r>
+    </w:p>
+    <w:p>
+      <w:r>
+        <w:t>________________________________________________________________</w:t>
+      </w:r>
+    </w:p>
+    <w:p>
+      <w:r>
+        <w:t>________________________________________________________________</w:t>
+      </w:r>
+    </w:p>
+    <w:p>
+      <w:r>
+        <w:t>________________________________________________________________</w:t>
+      </w:r>
+    </w:p>
+    <w:p>
+      <w:r>
+        <w:t>________________________________________________________________</w:t>
+      </w:r>
+    </w:p>
+    <w:p>
+      <w:r>
+        <w:t>________________________________________________________________</w:t>
+      </w:r>
+    </w:p>
+    <w:p>
+      <w:pPr>
+        <w:pStyle w:val="ListBullet"/>
+      </w:pPr>
+      <w:r>
+        <w:t>Hint if needed: Use the changed condition and the deciding step in the pictorial trace. The answer must say what follows from those facts.</w:t>
+      </w:r>
+    </w:p>
+    <w:p>
+      <w:pPr>
+        <w:pStyle w:val="Heading2"/>
+      </w:pPr>
+      <w:r>
+        <w:t>Check after the changed attempt · reference / check after trying</w:t>
+      </w:r>
+    </w:p>
+    <w:p>
+      <w:pPr>
+        <w:spacing w:line="336" w:lineRule="auto" w:after="180"/>
+      </w:pPr>
+      <w:r>
+        <w:rPr>
+          <w:b w:val="0"/>
+        </w:rPr>
+        <w:t>After your attempt, compare with the supported explanation: The substantive independence issue remains unresolved. Renaming records does not change their shared source objects.</w:t>
+      </w:r>
+    </w:p>
+    <w:p>
+      <w:pPr>
+        <w:pStyle w:val="Heading2"/>
+      </w:pPr>
+      <w:r>
+        <w:t>Repair and retain the record</w:t>
+      </w:r>
+    </w:p>
+    <w:p>
+      <w:pPr>
+        <w:spacing w:line="336" w:lineRule="auto" w:after="180"/>
+      </w:pPr>
+      <w:r>
+        <w:rPr>
+          <w:b w:val="0"/>
+        </w:rPr>
+        <w:t xml:space="preserve">Review Writing results and limitations (ai-7/31). Goal: Explain the </w:t>
       </w:r>
       <w:r>
         <w:rPr>
@@ -3179,40 +4651,7 @@
         <w:rPr>
           <w:b w:val="0"/>
         </w:rPr>
-        <w:t xml:space="preserve"> and terminology of peer review and response</w:t>
-      </w:r>
-    </w:p>
-    <w:p>
-      <w:pPr>
-        <w:pStyle w:val="Heading3"/>
-      </w:pPr>
-      <w:r>
-        <w:t>My deciding step, evidence and one remaining question</w:t>
-      </w:r>
-    </w:p>
-    <w:p>
-      <w:r>
-        <w:t>________________________________________________________________</w:t>
-      </w:r>
-    </w:p>
-    <w:p>
-      <w:r>
-        <w:t>________________________________________________________________</w:t>
-      </w:r>
-    </w:p>
-    <w:p>
-      <w:r>
-        <w:t>________________________________________________________________</w:t>
-      </w:r>
-    </w:p>
-    <w:p>
-      <w:r>
-        <w:t>________________________________________________________________</w:t>
-      </w:r>
-    </w:p>
-    <w:p>
-      <w:r>
-        <w:t>________________________________________________________________</w:t>
+        <w:t xml:space="preserve"> and terminology of writing results and limitations. Short practice: Compute the supported-answer rates for 9/12 and 10/12.</w:t>
       </w:r>
     </w:p>
     <w:p>
@@ -3223,42 +4662,7 @@
         <w:rPr>
           <w:b w:val="0"/>
         </w:rPr>
-        <w:t xml:space="preserve">If you are unsure, return to the worked picture and explain one arrow. If you are ready, change an </w:t>
-      </w:r>
-      <w:r>
-        <w:rPr>
-          <w:b/>
-        </w:rPr>
-        <w:t>input</w:t>
-      </w:r>
-      <w:r>
-        <w:rPr>
-          <w:b w:val="0"/>
-        </w:rPr>
-        <w:t xml:space="preserve"> or assumption and justify your </w:t>
-      </w:r>
-      <w:r>
-        <w:rPr>
-          <w:b/>
-        </w:rPr>
-        <w:t>prediction</w:t>
-      </w:r>
-      <w:r>
-        <w:rPr>
-          <w:b w:val="0"/>
-        </w:rPr>
-        <w:t>.</w:t>
-      </w:r>
-    </w:p>
-    <w:p>
-      <w:pPr>
-        <w:spacing w:line="336" w:lineRule="auto" w:after="180"/>
-      </w:pPr>
-      <w:r>
-        <w:rPr>
-          <w:b w:val="0"/>
-        </w:rPr>
-        <w:t xml:space="preserve">Save your workbook </w:t>
+        <w:t xml:space="preserve">What actual outcome was measured, and why is a claim that every student becomes smarter outside this </w:t>
       </w:r>
       <w:r>
         <w:rPr>
@@ -3270,20 +4674,141 @@
         <w:rPr>
           <w:b w:val="0"/>
         </w:rPr>
-        <w:t>. At the next review, try a different case before opening your old answer.</w:t>
-      </w:r>
-    </w:p>
-    <w:p>
-      <w:pPr>
-        <w:pStyle w:val="Heading1"/>
-      </w:pPr>
-      <w:r>
-        <w:t>17. Supported practice, repair and portfolio</w:t>
-      </w:r>
-    </w:p>
-    <w:p>
-      <w:r>
-        <w:t>Attempt supported questions before using hints or feedback. Review a missing building block, then keep the completed work.</w:t>
+        <w:t>?. Return to this week and explain what you changed.</w:t>
+      </w:r>
+    </w:p>
+    <w:p>
+      <w:pPr>
+        <w:spacing w:line="336" w:lineRule="auto" w:after="180"/>
+      </w:pPr>
+      <w:r>
+        <w:rPr>
+          <w:b w:val="0"/>
+        </w:rPr>
+        <w:t xml:space="preserve">Review Figures that preserve </w:t>
+      </w:r>
+      <w:r>
+        <w:rPr>
+          <w:b/>
+        </w:rPr>
+        <w:t>evidence</w:t>
+      </w:r>
+      <w:r>
+        <w:rPr>
+          <w:b w:val="0"/>
+        </w:rPr>
+        <w:t xml:space="preserve"> (ai-7/29). Goal: Explain the </w:t>
+      </w:r>
+      <w:r>
+        <w:rPr>
+          <w:b/>
+        </w:rPr>
+        <w:t>mechanism</w:t>
+      </w:r>
+      <w:r>
+        <w:rPr>
+          <w:b w:val="0"/>
+        </w:rPr>
+        <w:t xml:space="preserve"> and terminology of figures that preserve </w:t>
+      </w:r>
+      <w:r>
+        <w:rPr>
+          <w:b/>
+        </w:rPr>
+        <w:t>evidence</w:t>
+      </w:r>
+      <w:r>
+        <w:rPr>
+          <w:b w:val="0"/>
+        </w:rPr>
+        <w:t>. Short practice: Draw count bars for 6/10 and 8/10 using the stated axis.</w:t>
+      </w:r>
+    </w:p>
+    <w:p>
+      <w:pPr>
+        <w:spacing w:line="336" w:lineRule="auto" w:after="180"/>
+      </w:pPr>
+      <w:r>
+        <w:rPr>
+          <w:b w:val="0"/>
+        </w:rPr>
+        <w:t>Why must the denominator and fixed task context remain visible, and what distortion arises from an undisclosed axis start at five?. Return to this week and explain what you changed.</w:t>
+      </w:r>
+    </w:p>
+    <w:p>
+      <w:pPr>
+        <w:spacing w:line="336" w:lineRule="auto" w:after="180"/>
+      </w:pPr>
+      <w:r>
+        <w:rPr>
+          <w:b w:val="0"/>
+        </w:rPr>
+        <w:t xml:space="preserve">Review Inspecting failures and anomalies (ai-7/26). Goal: Explain the </w:t>
+      </w:r>
+      <w:r>
+        <w:rPr>
+          <w:b/>
+        </w:rPr>
+        <w:t>mechanism</w:t>
+      </w:r>
+      <w:r>
+        <w:rPr>
+          <w:b w:val="0"/>
+        </w:rPr>
+        <w:t xml:space="preserve"> and terminology of inspecting failures and anomalies. Short practice: Calculate mean and median for 2,2,2,10.</w:t>
+      </w:r>
+    </w:p>
+    <w:p>
+      <w:pPr>
+        <w:spacing w:line="336" w:lineRule="auto" w:after="180"/>
+      </w:pPr>
+      <w:r>
+        <w:rPr>
+          <w:b w:val="0"/>
+        </w:rPr>
+        <w:t>What does the timeout log establish, and why is deleting that inconvenient record incompatible with the stated plan?. Return to this week and explain what you changed.</w:t>
+      </w:r>
+    </w:p>
+    <w:p>
+      <w:pPr>
+        <w:spacing w:line="336" w:lineRule="auto" w:after="180"/>
+      </w:pPr>
+      <w:r>
+        <w:rPr>
+          <w:b w:val="0"/>
+        </w:rPr>
+        <w:t xml:space="preserve">Use Download completed work in the hosted lesson to export your answers, reflections, practice feedback and code-run </w:t>
+      </w:r>
+      <w:r>
+        <w:rPr>
+          <w:b/>
+        </w:rPr>
+        <w:t>evidence</w:t>
+      </w:r>
+      <w:r>
+        <w:rPr>
+          <w:b w:val="0"/>
+        </w:rPr>
+        <w:t>. Open the HTML copy to read or print it.</w:t>
+      </w:r>
+    </w:p>
+    <w:p>
+      <w:pPr>
+        <w:spacing w:line="336" w:lineRule="auto" w:after="180"/>
+      </w:pPr>
+      <w:r>
+        <w:rPr>
+          <w:b w:val="0"/>
+        </w:rPr>
+        <w:t>Drafts stay in this browser when storage is available; clear drafts on a shared device.</w:t>
+      </w:r>
+    </w:p>
+    <w:p>
+      <w:pPr>
+        <w:pStyle w:val="Heading2"/>
+      </w:pPr>
+      <w:r>
+        <w:t>Earlier wording, alternatives and picture transcripts · reference / check after trying</w:t>
       </w:r>
     </w:p>
     <w:p>
@@ -3299,80 +4824,10 @@
     </w:p>
     <w:p>
       <w:pPr>
-        <w:spacing w:line="336" w:lineRule="auto" w:after="180"/>
-      </w:pPr>
-      <w:r>
-        <w:rPr>
-          <w:b w:val="0"/>
-        </w:rPr>
-        <w:t xml:space="preserve">Respond to a reviewer with </w:t>
-      </w:r>
-      <w:r>
-        <w:rPr>
-          <w:b/>
-        </w:rPr>
-        <w:t>evidence</w:t>
-      </w:r>
-      <w:r>
-        <w:rPr>
-          <w:b w:val="0"/>
-        </w:rPr>
-        <w:t>. A reviewer asks why four photos of one plant were treated as four independent plants.</w:t>
-      </w:r>
-    </w:p>
-    <w:p>
-      <w:pPr>
         <w:pStyle w:val="Heading3"/>
       </w:pPr>
       <w:r>
-        <w:t>Practice 1: explain the deciding evidence</w:t>
-      </w:r>
-    </w:p>
-    <w:p>
-      <w:pPr>
-        <w:spacing w:line="336" w:lineRule="auto" w:after="180"/>
-      </w:pPr>
-      <w:r>
-        <w:rPr>
-          <w:b w:val="0"/>
-        </w:rPr>
-        <w:t>Which labelled step matches this detail? Correct the description and revise any analysis that assumed independence.</w:t>
-      </w:r>
-    </w:p>
-    <w:p>
-      <w:pPr>
-        <w:spacing w:line="336" w:lineRule="auto" w:after="180"/>
-        <w:shd w:fill="F4F9FC"/>
-      </w:pPr>
-      <w:r>
-        <w:rPr>
-          <w:b w:val="0"/>
-        </w:rPr>
-        <w:t>1. Revise transparently</w:t>
-      </w:r>
-    </w:p>
-    <w:p>
-      <w:pPr>
-        <w:spacing w:line="336" w:lineRule="auto" w:after="180"/>
-        <w:shd w:fill="F4F9FC"/>
-      </w:pPr>
-      <w:r>
-        <w:rPr>
-          <w:b w:val="0"/>
-        </w:rPr>
-        <w:t>2. Check the records</w:t>
-      </w:r>
-    </w:p>
-    <w:p>
-      <w:pPr>
-        <w:spacing w:line="336" w:lineRule="auto" w:after="180"/>
-        <w:shd w:fill="F4F9FC"/>
-      </w:pPr>
-      <w:r>
-        <w:rPr>
-          <w:b w:val="0"/>
-        </w:rPr>
-        <w:t>3. Identify the concern</w:t>
+        <w:t>Repair a missing building block</w:t>
       </w:r>
     </w:p>
     <w:p>
@@ -3380,451 +4835,25 @@
         <w:pStyle w:val="Heading3"/>
       </w:pPr>
       <w:r>
-        <w:t>My selected conclusion, deciding fact and explanation</w:t>
-      </w:r>
-    </w:p>
-    <w:p>
-      <w:r>
-        <w:t>________________________________________________________________</w:t>
-      </w:r>
-    </w:p>
-    <w:p>
-      <w:r>
-        <w:t>________________________________________________________________</w:t>
-      </w:r>
-    </w:p>
-    <w:p>
-      <w:r>
-        <w:t>________________________________________________________________</w:t>
-      </w:r>
-    </w:p>
-    <w:p>
-      <w:r>
-        <w:t>________________________________________________________________</w:t>
-      </w:r>
-    </w:p>
-    <w:p>
-      <w:r>
-        <w:t>________________________________________________________________</w:t>
-      </w:r>
-    </w:p>
-    <w:p>
-      <w:pPr>
-        <w:pStyle w:val="Heading3"/>
-      </w:pPr>
-      <w:r>
-        <w:t>Hint · try first</w:t>
-      </w:r>
-    </w:p>
-    <w:p>
-      <w:pPr>
-        <w:spacing w:line="336" w:lineRule="auto" w:after="180"/>
-        <w:shd w:fill="F1F6F8"/>
-      </w:pPr>
-      <w:r>
-        <w:rPr>
-          <w:b w:val="0"/>
-        </w:rPr>
-        <w:t>Hint if needed: Read the steps in the pictorial case. Match the supplied detail to the stage that performs or records it.</w:t>
-      </w:r>
-    </w:p>
-    <w:p>
-      <w:pPr>
-        <w:pStyle w:val="Heading3"/>
-      </w:pPr>
-      <w:r>
-        <w:t>Feedback · compare after trying</w:t>
-      </w:r>
-    </w:p>
-    <w:p>
-      <w:pPr>
-        <w:spacing w:line="336" w:lineRule="auto" w:after="180"/>
-        <w:shd w:fill="F1F6FC"/>
-      </w:pPr>
-      <w:r>
-        <w:rPr>
-          <w:b w:val="0"/>
-        </w:rPr>
-        <w:t>After your attempt, compare with the supported explanation: Revise transparently Correct the description and revise any analysis that assumed independence.</w:t>
-      </w:r>
-    </w:p>
-    <w:p>
-      <w:pPr>
-        <w:spacing w:line="336" w:lineRule="auto" w:after="180"/>
-        <w:shd w:fill="F1F6FC"/>
-      </w:pPr>
-      <w:r>
-        <w:rPr>
-          <w:b w:val="0"/>
-        </w:rPr>
-        <w:t>Peer review should connect a criticism to the actual records and a concrete correction or reasoned response. Polite language alone cannot repair a methodological error.</w:t>
-      </w:r>
-    </w:p>
-    <w:p>
-      <w:pPr>
-        <w:pStyle w:val="Heading3"/>
-      </w:pPr>
-      <w:r>
-        <w:t>Practice 2: explain the deciding evidence</w:t>
-      </w:r>
-    </w:p>
-    <w:p>
-      <w:pPr>
-        <w:pStyle w:val="Heading3"/>
-      </w:pPr>
-      <w:r>
-        <w:t>Changed case · predict first</w:t>
-      </w:r>
-    </w:p>
-    <w:p>
-      <w:pPr>
-        <w:spacing w:line="336" w:lineRule="auto" w:after="180"/>
-        <w:shd w:fill="F5F1FB"/>
-      </w:pPr>
-      <w:r>
-        <w:rPr>
-          <w:b w:val="0"/>
-        </w:rPr>
-        <w:t>Changed-case practice: The team only changes "photos" to "plants" without revisiting analysis. Which conclusion is supported by the supplied facts?</w:t>
-      </w:r>
-    </w:p>
-    <w:p>
-      <w:pPr>
-        <w:spacing w:line="336" w:lineRule="auto" w:after="180"/>
-        <w:shd w:fill="F4F9FC"/>
-      </w:pPr>
-      <w:r>
-        <w:rPr>
-          <w:b w:val="0"/>
-        </w:rPr>
-        <w:t xml:space="preserve">1. This one example guarantees correct results for every future </w:t>
-      </w:r>
-      <w:r>
-        <w:rPr>
-          <w:b/>
-        </w:rPr>
-        <w:t>input</w:t>
-      </w:r>
-      <w:r>
-        <w:rPr>
-          <w:b w:val="0"/>
-        </w:rPr>
-        <w:t>.</w:t>
-      </w:r>
-    </w:p>
-    <w:p>
-      <w:pPr>
-        <w:spacing w:line="336" w:lineRule="auto" w:after="180"/>
-        <w:shd w:fill="F4F9FC"/>
-      </w:pPr>
-      <w:r>
-        <w:rPr>
-          <w:b w:val="0"/>
-        </w:rPr>
-        <w:t>2. The substantive independence issue remains unresolved.</w:t>
-      </w:r>
-    </w:p>
-    <w:p>
-      <w:pPr>
-        <w:spacing w:line="336" w:lineRule="auto" w:after="180"/>
-        <w:shd w:fill="F4F9FC"/>
-      </w:pPr>
-      <w:r>
-        <w:rPr>
-          <w:b w:val="0"/>
-        </w:rPr>
-        <w:t xml:space="preserve">3. We can decide the result without examining the changed </w:t>
-      </w:r>
-      <w:r>
-        <w:rPr>
-          <w:b/>
-        </w:rPr>
-        <w:t>input</w:t>
-      </w:r>
-      <w:r>
-        <w:rPr>
-          <w:b w:val="0"/>
-        </w:rPr>
-        <w:t xml:space="preserve"> or the procedure.</w:t>
-      </w:r>
-    </w:p>
-    <w:p>
-      <w:pPr>
-        <w:pStyle w:val="Heading3"/>
-      </w:pPr>
-      <w:r>
-        <w:t>My selected conclusion, deciding fact and explanation</w:t>
-      </w:r>
-    </w:p>
-    <w:p>
-      <w:r>
-        <w:t>________________________________________________________________</w:t>
-      </w:r>
-    </w:p>
-    <w:p>
-      <w:r>
-        <w:t>________________________________________________________________</w:t>
-      </w:r>
-    </w:p>
-    <w:p>
-      <w:r>
-        <w:t>________________________________________________________________</w:t>
-      </w:r>
-    </w:p>
-    <w:p>
-      <w:r>
-        <w:t>________________________________________________________________</w:t>
-      </w:r>
-    </w:p>
-    <w:p>
-      <w:r>
-        <w:t>________________________________________________________________</w:t>
-      </w:r>
-    </w:p>
-    <w:p>
-      <w:pPr>
-        <w:pStyle w:val="Heading3"/>
-      </w:pPr>
-      <w:r>
-        <w:t>Hint · try first</w:t>
-      </w:r>
-    </w:p>
-    <w:p>
-      <w:pPr>
-        <w:spacing w:line="336" w:lineRule="auto" w:after="180"/>
-        <w:shd w:fill="F1F6F8"/>
-      </w:pPr>
-      <w:r>
-        <w:rPr>
-          <w:b w:val="0"/>
-        </w:rPr>
-        <w:t>Hint if needed: Use the changed condition and the deciding step in the pictorial trace. The answer must say what follows from those facts.</w:t>
-      </w:r>
-    </w:p>
-    <w:p>
-      <w:pPr>
-        <w:pStyle w:val="Heading3"/>
-      </w:pPr>
-      <w:r>
-        <w:t>Feedback · compare after trying</w:t>
-      </w:r>
-    </w:p>
-    <w:p>
-      <w:pPr>
-        <w:spacing w:line="336" w:lineRule="auto" w:after="180"/>
-        <w:shd w:fill="F1F6FC"/>
-      </w:pPr>
-      <w:r>
-        <w:rPr>
-          <w:b w:val="0"/>
-        </w:rPr>
-        <w:t>After your attempt, compare with the supported explanation: The substantive independence issue remains unresolved. Renaming records does not change their shared source objects.</w:t>
-      </w:r>
-    </w:p>
-    <w:p>
-      <w:pPr>
-        <w:pStyle w:val="Heading3"/>
-      </w:pPr>
-      <w:r>
-        <w:t>Repair a missing building block</w:t>
-      </w:r>
-    </w:p>
-    <w:p>
-      <w:pPr>
-        <w:spacing w:line="336" w:lineRule="auto" w:after="180"/>
-      </w:pPr>
-      <w:r>
-        <w:rPr>
-          <w:b w:val="0"/>
-        </w:rPr>
-        <w:t xml:space="preserve">Review Writing results and limitations (ai-7/31). Goal: Explain the </w:t>
-      </w:r>
-      <w:r>
-        <w:rPr>
-          <w:b/>
-        </w:rPr>
-        <w:t>mechanism</w:t>
-      </w:r>
-      <w:r>
-        <w:rPr>
-          <w:b w:val="0"/>
-        </w:rPr>
-        <w:t xml:space="preserve"> and terminology of writing results and limitations. Short practice: Compute the supported-answer rates for 9/12 and 10/12.</w:t>
-      </w:r>
-    </w:p>
-    <w:p>
-      <w:pPr>
-        <w:spacing w:line="336" w:lineRule="auto" w:after="180"/>
-      </w:pPr>
-      <w:r>
-        <w:rPr>
-          <w:b w:val="0"/>
-        </w:rPr>
-        <w:t xml:space="preserve">What actual outcome was measured, and why is a claim that every student becomes smarter outside this </w:t>
-      </w:r>
-      <w:r>
-        <w:rPr>
-          <w:b/>
-        </w:rPr>
-        <w:t>evidence</w:t>
-      </w:r>
-      <w:r>
-        <w:rPr>
-          <w:b w:val="0"/>
-        </w:rPr>
-        <w:t>?. Return to this week and explain what you changed.</w:t>
-      </w:r>
-    </w:p>
-    <w:p>
-      <w:pPr>
-        <w:spacing w:line="336" w:lineRule="auto" w:after="180"/>
-      </w:pPr>
-      <w:r>
-        <w:rPr>
-          <w:b w:val="0"/>
-        </w:rPr>
-        <w:t xml:space="preserve">Review Figures that preserve </w:t>
-      </w:r>
-      <w:r>
-        <w:rPr>
-          <w:b/>
-        </w:rPr>
-        <w:t>evidence</w:t>
-      </w:r>
-      <w:r>
-        <w:rPr>
-          <w:b w:val="0"/>
-        </w:rPr>
-        <w:t xml:space="preserve"> (ai-7/29). Goal: Explain the </w:t>
-      </w:r>
-      <w:r>
-        <w:rPr>
-          <w:b/>
-        </w:rPr>
-        <w:t>mechanism</w:t>
-      </w:r>
-      <w:r>
-        <w:rPr>
-          <w:b w:val="0"/>
-        </w:rPr>
-        <w:t xml:space="preserve"> and terminology of figures that preserve </w:t>
-      </w:r>
-      <w:r>
-        <w:rPr>
-          <w:b/>
-        </w:rPr>
-        <w:t>evidence</w:t>
-      </w:r>
-      <w:r>
-        <w:rPr>
-          <w:b w:val="0"/>
-        </w:rPr>
-        <w:t>. Short practice: Draw count bars for 6/10 and 8/10 using the stated axis.</w:t>
-      </w:r>
-    </w:p>
-    <w:p>
-      <w:pPr>
-        <w:spacing w:line="336" w:lineRule="auto" w:after="180"/>
-      </w:pPr>
-      <w:r>
-        <w:rPr>
-          <w:b w:val="0"/>
-        </w:rPr>
-        <w:t>Why must the denominator and fixed task context remain visible, and what distortion arises from an undisclosed axis start at five?. Return to this week and explain what you changed.</w:t>
-      </w:r>
-    </w:p>
-    <w:p>
-      <w:pPr>
-        <w:spacing w:line="336" w:lineRule="auto" w:after="180"/>
-      </w:pPr>
-      <w:r>
-        <w:rPr>
-          <w:b w:val="0"/>
-        </w:rPr>
-        <w:t xml:space="preserve">Review Inspecting failures and anomalies (ai-7/26). Goal: Explain the </w:t>
-      </w:r>
-      <w:r>
-        <w:rPr>
-          <w:b/>
-        </w:rPr>
-        <w:t>mechanism</w:t>
-      </w:r>
-      <w:r>
-        <w:rPr>
-          <w:b w:val="0"/>
-        </w:rPr>
-        <w:t xml:space="preserve"> and terminology of inspecting failures and anomalies. Short practice: Calculate mean and median for 2,2,2,10.</w:t>
-      </w:r>
-    </w:p>
-    <w:p>
-      <w:pPr>
-        <w:spacing w:line="336" w:lineRule="auto" w:after="180"/>
-      </w:pPr>
-      <w:r>
-        <w:rPr>
-          <w:b w:val="0"/>
-        </w:rPr>
-        <w:t>What does the timeout log establish, and why is deleting that inconvenient record incompatible with the stated plan?. Return to this week and explain what you changed.</w:t>
-      </w:r>
-    </w:p>
-    <w:p>
-      <w:pPr>
-        <w:pStyle w:val="Heading3"/>
-      </w:pPr>
-      <w:r>
         <w:t>Keep your completed work</w:t>
       </w:r>
     </w:p>
     <w:p>
       <w:pPr>
-        <w:spacing w:line="336" w:lineRule="auto" w:after="180"/>
-      </w:pPr>
-      <w:r>
-        <w:rPr>
-          <w:b w:val="0"/>
-        </w:rPr>
-        <w:t xml:space="preserve">Use Download completed work in the hosted lesson to export your answers, reflections, practice feedback and code-run </w:t>
-      </w:r>
-      <w:r>
-        <w:rPr>
-          <w:b/>
-        </w:rPr>
-        <w:t>evidence</w:t>
-      </w:r>
-      <w:r>
-        <w:rPr>
-          <w:b w:val="0"/>
-        </w:rPr>
-        <w:t>. Open the HTML copy to read or print it.</w:t>
-      </w:r>
-    </w:p>
-    <w:p>
-      <w:pPr>
-        <w:spacing w:line="336" w:lineRule="auto" w:after="180"/>
-      </w:pPr>
-      <w:r>
-        <w:rPr>
-          <w:b w:val="0"/>
-        </w:rPr>
-        <w:t>Drafts stay in this browser when storage is available; clear drafts on a shared device.</w:t>
-      </w:r>
-    </w:p>
-    <w:p>
-      <w:pPr>
         <w:pStyle w:val="Heading1"/>
       </w:pPr>
       <w:r>
-        <w:t>18. Visual concept journey</w:t>
-      </w:r>
-    </w:p>
-    <w:p>
-      <w:r>
-        <w:t>Explain each Peer review and response graphic using its labels, deciding evidence and relevant limitation.</w:t>
-      </w:r>
-    </w:p>
-    <w:p>
-      <w:pPr>
-        <w:pStyle w:val="Heading3"/>
+        <w:t>18. Reference · Six-picture concept journey</w:t>
+      </w:r>
+    </w:p>
+    <w:p>
+      <w:r>
+        <w:t>Choose the picture that supports the current explanation.</w:t>
+      </w:r>
+    </w:p>
+    <w:p>
+      <w:pPr>
+        <w:pStyle w:val="Heading2"/>
       </w:pPr>
       <w:r>
         <w:t>01. Peer review and response: the case</w:t>
@@ -3835,7 +4864,7 @@
         <w:drawing>
           <wp:inline xmlns:a="http://schemas.openxmlformats.org/drawingml/2006/main" xmlns:pic="http://schemas.openxmlformats.org/drawingml/2006/picture">
             <wp:extent cx="5486400" cy="2834640"/>
-            <wp:docPr id="2" name="Picture 2" descr="Respond to a reviewer with evidence. A reviewer asks why four photos of one plant were treated as four independent plants. Supplied facts: The original table contains four views of P1 and four views of P2: eight photos from two plants."/>
+            <wp:docPr id="5" name="Picture 5" descr="Respond to a reviewer with evidence. A reviewer asks why four photos of one plant were treated as four independent plants. Supplied facts: The original table contains four views of P1 and four views of P2: eight photos from two plants."/>
             <wp:cNvGraphicFramePr>
               <a:graphicFrameLocks noChangeAspect="1"/>
             </wp:cNvGraphicFramePr>
@@ -3847,7 +4876,7 @@
                     <pic:cNvPicPr/>
                   </pic:nvPicPr>
                   <pic:blipFill>
-                    <a:blip r:embed="rId10"/>
+                    <a:blip r:embed="rId13"/>
                     <a:stretch>
                       <a:fillRect/>
                     </a:stretch>
@@ -3903,7 +4932,6 @@
     <w:p>
       <w:pPr>
         <w:spacing w:line="336" w:lineRule="auto" w:after="180"/>
-        <w:shd w:fill="F5F1FB"/>
       </w:pPr>
       <w:r>
         <w:rPr>
@@ -3914,7 +4942,7 @@
     </w:p>
     <w:p>
       <w:pPr>
-        <w:pStyle w:val="Heading3"/>
+        <w:pStyle w:val="Heading2"/>
       </w:pPr>
       <w:r>
         <w:t>02. Follow the deciding steps</w:t>
@@ -3925,7 +4953,7 @@
         <w:drawing>
           <wp:inline xmlns:a="http://schemas.openxmlformats.org/drawingml/2006/main" xmlns:pic="http://schemas.openxmlformats.org/drawingml/2006/picture">
             <wp:extent cx="5486400" cy="3182112"/>
-            <wp:docPr id="3" name="Picture 3" descr="Identify the concern: The reviewer questions the unit of analysis. → Check the records: Plant identifiers confirm two plants, not eight independent plants. → Revise transparently: Correct the description and revise any analysis that assumed independence."/>
+            <wp:docPr id="6" name="Picture 6" descr="Identify the concern: The reviewer questions the unit of analysis. → Check the records: Plant identifiers confirm two plants, not eight independent plants. → Revise transparently: Correct the description and revise any analysis that assumed independence."/>
             <wp:cNvGraphicFramePr>
               <a:graphicFrameLocks noChangeAspect="1"/>
             </wp:cNvGraphicFramePr>
@@ -3937,7 +4965,7 @@
                     <pic:cNvPicPr/>
                   </pic:nvPicPr>
                   <pic:blipFill>
-                    <a:blip r:embed="rId11"/>
+                    <a:blip r:embed="rId10"/>
                     <a:stretch>
                       <a:fillRect/>
                     </a:stretch>
@@ -3970,7 +4998,6 @@
     <w:p>
       <w:pPr>
         <w:spacing w:line="336" w:lineRule="auto" w:after="180"/>
-        <w:shd w:fill="F5F1FB"/>
       </w:pPr>
       <w:r>
         <w:rPr>
@@ -3993,7 +5020,7 @@
     </w:p>
     <w:p>
       <w:pPr>
-        <w:pStyle w:val="Heading3"/>
+        <w:pStyle w:val="Heading2"/>
       </w:pPr>
       <w:r>
         <w:t>03. Peer review and response — evidence trace</w:t>
@@ -4004,7 +5031,7 @@
         <w:drawing>
           <wp:inline xmlns:a="http://schemas.openxmlformats.org/drawingml/2006/main" xmlns:pic="http://schemas.openxmlformats.org/drawingml/2006/picture">
             <wp:extent cx="5486400" cy="2996184"/>
-            <wp:docPr id="4" name="Picture 4" descr="Peer review and response — evidence trace. Reviewer asks for a fitted-line baseline; author responds that the neural network is advanced, without a comparison. | For each comment record concern, response, change location and new evidence if needed. If no new evidence exists, narrow the claim instead of promising an unperformed test. | The response lacks evidence. Add a fair comparison under the plan or narrow the claim to the existing baseline; record any new analysis as such."/>
+            <wp:docPr id="7" name="Picture 7" descr="Peer review and response — evidence trace. Reviewer asks for a fitted-line baseline; author responds that the neural network is advanced, without a comparison. | For each comment record concern, response, change location and new evidence if needed. If no new evidence exists, narrow the claim instead of promising an unperformed test. | The response lacks evidence. Add a fair comparison under the plan or narrow the claim to the existing baseline; record any new analysis as such."/>
             <wp:cNvGraphicFramePr>
               <a:graphicFrameLocks noChangeAspect="1"/>
             </wp:cNvGraphicFramePr>
@@ -4016,7 +5043,7 @@
                     <pic:cNvPicPr/>
                   </pic:nvPicPr>
                   <pic:blipFill>
-                    <a:blip r:embed="rId12"/>
+                    <a:blip r:embed="rId14"/>
                     <a:stretch>
                       <a:fillRect/>
                     </a:stretch>
@@ -4130,7 +5157,6 @@
     <w:p>
       <w:pPr>
         <w:spacing w:line="336" w:lineRule="auto" w:after="180"/>
-        <w:shd w:fill="F5F1FB"/>
       </w:pPr>
       <w:r>
         <w:rPr>
@@ -4141,7 +5167,7 @@
     </w:p>
     <w:p>
       <w:pPr>
-        <w:pStyle w:val="Heading3"/>
+        <w:pStyle w:val="Heading2"/>
       </w:pPr>
       <w:r>
         <w:t>04. Change one thing. Trace what follows.</w:t>
@@ -4152,7 +5178,7 @@
         <w:drawing>
           <wp:inline xmlns:a="http://schemas.openxmlformats.org/drawingml/2006/main" xmlns:pic="http://schemas.openxmlformats.org/drawingml/2006/picture">
             <wp:extent cx="5486400" cy="3026664"/>
-            <wp:docPr id="5" name="Picture 5" descr="Original case: Correct the description and revise any analysis that assumed independence. Changed condition: The team only changes &quot;photos&quot; to &quot;plants&quot; without revisiting analysis. Expected result: The substantive independence issue remains unresolved. Reason: Renaming records does not change their shared source objects."/>
+            <wp:docPr id="8" name="Picture 8" descr="Original case: Correct the description and revise any analysis that assumed independence. Changed condition: The team only changes &quot;photos&quot; to &quot;plants&quot; without revisiting analysis. Expected result: The substantive independence issue remains unresolved. Reason: Renaming records does not change their shared source objects."/>
             <wp:cNvGraphicFramePr>
               <a:graphicFrameLocks noChangeAspect="1"/>
             </wp:cNvGraphicFramePr>
@@ -4164,7 +5190,7 @@
                     <pic:cNvPicPr/>
                   </pic:nvPicPr>
                   <pic:blipFill>
-                    <a:blip r:embed="rId13"/>
+                    <a:blip r:embed="rId11"/>
                     <a:stretch>
                       <a:fillRect/>
                     </a:stretch>
@@ -4208,7 +5234,6 @@
     <w:p>
       <w:pPr>
         <w:spacing w:line="336" w:lineRule="auto" w:after="180"/>
-        <w:shd w:fill="F5F1FB"/>
       </w:pPr>
       <w:r>
         <w:rPr>
@@ -4219,7 +5244,7 @@
     </w:p>
     <w:p>
       <w:pPr>
-        <w:pStyle w:val="Heading3"/>
+        <w:pStyle w:val="Heading2"/>
       </w:pPr>
       <w:r>
         <w:t>05. Connect the explanation to its limit</w:t>
@@ -4230,7 +5255,7 @@
         <w:drawing>
           <wp:inline xmlns:a="http://schemas.openxmlformats.org/drawingml/2006/main" xmlns:pic="http://schemas.openxmlformats.org/drawingml/2006/picture">
             <wp:extent cx="5486400" cy="2834640"/>
-            <wp:docPr id="6" name="Picture 6" descr="Peer review should connect a criticism to the actual records and a concrete correction or reasoned response. Polite language alone cannot repair a methodological error. Limit: Two plants provide limited coverage; grouping correctly does not create more independent evidence."/>
+            <wp:docPr id="9" name="Picture 9" descr="Peer review should connect a criticism to the actual records and a concrete correction or reasoned response. Polite language alone cannot repair a methodological error. Limit: Two plants provide limited coverage; grouping correctly does not create more independent evidence."/>
             <wp:cNvGraphicFramePr>
               <a:graphicFrameLocks noChangeAspect="1"/>
             </wp:cNvGraphicFramePr>
@@ -4242,7 +5267,7 @@
                     <pic:cNvPicPr/>
                   </pic:nvPicPr>
                   <pic:blipFill>
-                    <a:blip r:embed="rId14"/>
+                    <a:blip r:embed="rId15"/>
                     <a:stretch>
                       <a:fillRect/>
                     </a:stretch>
@@ -4298,7 +5323,6 @@
     <w:p>
       <w:pPr>
         <w:spacing w:line="336" w:lineRule="auto" w:after="180"/>
-        <w:shd w:fill="F5F1FB"/>
       </w:pPr>
       <w:r>
         <w:rPr>
@@ -4309,7 +5333,7 @@
     </w:p>
     <w:p>
       <w:pPr>
-        <w:pStyle w:val="Heading3"/>
+        <w:pStyle w:val="Heading2"/>
       </w:pPr>
       <w:r>
         <w:t>06. Make the idea visible in your project</w:t>
@@ -4320,7 +5344,7 @@
         <w:drawing>
           <wp:inline xmlns:a="http://schemas.openxmlformats.org/drawingml/2006/main" xmlns:pic="http://schemas.openxmlformats.org/drawingml/2006/picture">
             <wp:extent cx="5486400" cy="3681984"/>
-            <wp:docPr id="7" name="Picture 7" descr="For the Reproducible AI Research Study, retain an annotated worked trace and the changed-case reasoning. Connect the claim to its records, units and assumptions so another investigator can challenge or reproduce it. Draw your input, deciding step, result and limit. Supported question: Count photos and underlying plants in the reviewer’s concern. What analysis assumption needs revision, and why does changing only the word photos to plants fail to repair it?"/>
+            <wp:docPr id="10" name="Picture 10" descr="For the Reproducible AI Research Study, retain an annotated worked trace and the changed-case reasoning. Connect the claim to its records, units and assumptions so another investigator can challenge or reproduce it. Draw your input, deciding step, result and limit. Supported question: Count photos and underlying plants in the reviewer’s concern. What analysis assumption needs revision, and why does changing only the word photos to plants fail to repair it?"/>
             <wp:cNvGraphicFramePr>
               <a:graphicFrameLocks noChangeAspect="1"/>
             </wp:cNvGraphicFramePr>
@@ -4332,7 +5356,7 @@
                     <pic:cNvPicPr/>
                   </pic:nvPicPr>
                   <pic:blipFill>
-                    <a:blip r:embed="rId15"/>
+                    <a:blip r:embed="rId16"/>
                     <a:stretch>
                       <a:fillRect/>
                     </a:stretch>
@@ -4399,7 +5423,6 @@
     <w:p>
       <w:pPr>
         <w:spacing w:line="336" w:lineRule="auto" w:after="180"/>
-        <w:shd w:fill="F5F1FB"/>
       </w:pPr>
       <w:r>
         <w:rPr>
@@ -4418,6 +5441,62 @@
           <w:b w:val="0"/>
         </w:rPr>
         <w:t>.</w:t>
+      </w:r>
+    </w:p>
+    <w:p>
+      <w:pPr>
+        <w:pStyle w:val="Heading2"/>
+      </w:pPr>
+      <w:r>
+        <w:t>Earlier wording, alternatives and picture transcripts · reference / check after trying</w:t>
+      </w:r>
+    </w:p>
+    <w:p>
+      <w:pPr>
+        <w:pStyle w:val="Heading3"/>
+      </w:pPr>
+      <w:r>
+        <w:t>01. Peer review and response: the case</w:t>
+      </w:r>
+    </w:p>
+    <w:p>
+      <w:pPr>
+        <w:pStyle w:val="Heading3"/>
+      </w:pPr>
+      <w:r>
+        <w:t>02. Follow the deciding steps</w:t>
+      </w:r>
+    </w:p>
+    <w:p>
+      <w:pPr>
+        <w:pStyle w:val="Heading3"/>
+      </w:pPr>
+      <w:r>
+        <w:t>03. Peer review and response — evidence trace</w:t>
+      </w:r>
+    </w:p>
+    <w:p>
+      <w:pPr>
+        <w:pStyle w:val="Heading3"/>
+      </w:pPr>
+      <w:r>
+        <w:t>04. Change one thing. Trace what follows.</w:t>
+      </w:r>
+    </w:p>
+    <w:p>
+      <w:pPr>
+        <w:pStyle w:val="Heading3"/>
+      </w:pPr>
+      <w:r>
+        <w:t>05. Connect the explanation to its limit</w:t>
+      </w:r>
+    </w:p>
+    <w:p>
+      <w:pPr>
+        <w:pStyle w:val="Heading3"/>
+      </w:pPr>
+      <w:r>
+        <w:t>06. Make the idea visible in your project</w:t>
       </w:r>
     </w:p>
     <w:sectPr>
